--- a/downloads/workbook/ai-1-week-10.docx
+++ b/downloads/workbook/ai-1-week-10.docx
@@ -1333,6 +1333,178 @@
         <w:t>Project connection: Include equality examples when reviewing sorter conditions, and trace from original input through output.</w:t>
       </w:r>
     </w:p>
+    <w:p>
+      <w:pPr>
+        <w:pStyle w:val="Heading1"/>
+      </w:pPr>
+      <w:r>
+        <w:t>19. Project portfolio milestone</w:t>
+      </w:r>
+    </w:p>
+    <w:p>
+      <w:r>
+        <w:t>Project: Helpful Classroom Sorter</w:t>
+      </w:r>
+    </w:p>
+    <w:p>
+      <w:r>
+        <w:t>Current milestone: Make a transparent first version. Keep a trace of how one input becomes an output; explain the rule or learned component.</w:t>
+      </w:r>
+    </w:p>
+    <w:p>
+      <w:r>
+        <w:t>Include equality examples when reviewing sorter conditions, and trace from original input through output.</w:t>
+      </w:r>
+    </w:p>
+    <w:tbl>
+      <w:tblPr>
+        <w:tblStyle w:val="LightShading-Accent1"/>
+        <w:tblW w:type="auto" w:w="0"/>
+        <w:tblLook w:firstColumn="1" w:firstRow="1" w:lastColumn="0" w:lastRow="0" w:noHBand="0" w:noVBand="1" w:val="04A0"/>
+      </w:tblPr>
+      <w:tblGrid>
+        <w:gridCol w:w="5112"/>
+        <w:gridCol w:w="5112"/>
+      </w:tblGrid>
+      <w:tr>
+        <w:trPr>
+          <w:tblHeader/>
+        </w:trPr>
+        <w:tc>
+          <w:tcPr>
+            <w:tcW w:type="dxa" w:w="5112"/>
+          </w:tcPr>
+          <w:p>
+            <w:r>
+              <w:t>Evidence to keep</w:t>
+            </w:r>
+          </w:p>
+        </w:tc>
+        <w:tc>
+          <w:tcPr>
+            <w:tcW w:type="dxa" w:w="5112"/>
+          </w:tcPr>
+          <w:p>
+            <w:r>
+              <w:t>My record</w:t>
+            </w:r>
+          </w:p>
+        </w:tc>
+      </w:tr>
+      <w:tr>
+        <w:tc>
+          <w:tcPr>
+            <w:tcW w:type="dxa" w:w="5112"/>
+          </w:tcPr>
+          <w:p>
+            <w:r>
+              <w:t>This week’s input and deciding step</w:t>
+            </w:r>
+          </w:p>
+        </w:tc>
+        <w:tc>
+          <w:tcPr>
+            <w:tcW w:type="dxa" w:w="5112"/>
+          </w:tcPr>
+          <w:p>
+            <w:r/>
+          </w:p>
+        </w:tc>
+      </w:tr>
+      <w:tr>
+        <w:tc>
+          <w:tcPr>
+            <w:tcW w:type="dxa" w:w="5112"/>
+          </w:tcPr>
+          <w:p>
+            <w:r>
+              <w:t>Prediction and actual result (or labelled paper trace)</w:t>
+            </w:r>
+          </w:p>
+        </w:tc>
+        <w:tc>
+          <w:tcPr>
+            <w:tcW w:type="dxa" w:w="5112"/>
+          </w:tcPr>
+          <w:p>
+            <w:r/>
+          </w:p>
+        </w:tc>
+      </w:tr>
+      <w:tr>
+        <w:tc>
+          <w:tcPr>
+            <w:tcW w:type="dxa" w:w="5112"/>
+          </w:tcPr>
+          <w:p>
+            <w:r>
+              <w:t>One change since the previous checkpoint and why</w:t>
+            </w:r>
+          </w:p>
+        </w:tc>
+        <w:tc>
+          <w:tcPr>
+            <w:tcW w:type="dxa" w:w="5112"/>
+          </w:tcPr>
+          <w:p>
+            <w:r/>
+          </w:p>
+        </w:tc>
+      </w:tr>
+      <w:tr>
+        <w:tc>
+          <w:tcPr>
+            <w:tcW w:type="dxa" w:w="5112"/>
+          </w:tcPr>
+          <w:p>
+            <w:r>
+              <w:t>One error or limit and the next test</w:t>
+            </w:r>
+          </w:p>
+        </w:tc>
+        <w:tc>
+          <w:tcPr>
+            <w:tcW w:type="dxa" w:w="5112"/>
+          </w:tcPr>
+          <w:p>
+            <w:r/>
+          </w:p>
+        </w:tc>
+      </w:tr>
+    </w:tbl>
+    <w:p>
+      <w:pPr>
+        <w:pStyle w:val="Heading3"/>
+      </w:pPr>
+      <w:r>
+        <w:t>Explain what this week adds to your project. Reuse last week’s record rather than starting again.</w:t>
+      </w:r>
+    </w:p>
+    <w:p>
+      <w:r>
+        <w:t>________________________________________________________________</w:t>
+      </w:r>
+    </w:p>
+    <w:p>
+      <w:r>
+        <w:t>________________________________________________________________</w:t>
+      </w:r>
+    </w:p>
+    <w:p>
+      <w:r>
+        <w:t>________________________________________________________________</w:t>
+      </w:r>
+    </w:p>
+    <w:p>
+      <w:r>
+        <w:t>________________________________________________________________</w:t>
+      </w:r>
+    </w:p>
+    <w:p>
+      <w:r>
+        <w:t>________________________________________________________________</w:t>
+      </w:r>
+    </w:p>
     <w:sectPr>
       <w:pgSz w:w="12240" w:h="15840"/>
       <w:pgMar w:top="936" w:right="1008" w:bottom="936" w:left="1008" w:header="720" w:footer="720" w:gutter="0"/>

--- a/downloads/workbook/ai-1-week-10.docx
+++ b/downloads/workbook/ai-1-week-10.docx
@@ -1505,6 +1505,240 @@
         <w:t>________________________________________________________________</w:t>
       </w:r>
     </w:p>
+    <w:p>
+      <w:pPr>
+        <w:pStyle w:val="Heading1"/>
+      </w:pPr>
+      <w:r>
+        <w:t>20. Supported practice and learning evidence</w:t>
+      </w:r>
+    </w:p>
+    <w:p>
+      <w:r>
+        <w:t>Use this supported practice once, in the browser or on paper. Keep the reserved independent assessment for a separate first attempt before teacher feedback.</w:t>
+      </w:r>
+    </w:p>
+    <w:p>
+      <w:r>
+        <w:t>A fictional counter begins with a number, adds 2, then chooses one branch.</w:t>
+      </w:r>
+    </w:p>
+    <w:p>
+      <w:pPr>
+        <w:pStyle w:val="Heading3"/>
+      </w:pPr>
+      <w:r>
+        <w:t>Practice 1: explain the deciding evidence</w:t>
+      </w:r>
+    </w:p>
+    <w:p>
+      <w:r>
+        <w:t>Which labelled step matches this detail? The three independent runs report 10,5,6.</w:t>
+      </w:r>
+    </w:p>
+    <w:p>
+      <w:r>
+        <w:t>1. Update first</w:t>
+      </w:r>
+    </w:p>
+    <w:p>
+      <w:r>
+        <w:t>2. Report</w:t>
+      </w:r>
+    </w:p>
+    <w:p>
+      <w:r>
+        <w:t>3. Choose one branch</w:t>
+      </w:r>
+    </w:p>
+    <w:p>
+      <w:r>
+        <w:t>4. Test current value</w:t>
+      </w:r>
+    </w:p>
+    <w:p>
+      <w:pPr>
+        <w:pStyle w:val="Heading3"/>
+      </w:pPr>
+      <w:r>
+        <w:t>My selected conclusion, deciding fact and explanation</w:t>
+      </w:r>
+    </w:p>
+    <w:p>
+      <w:r>
+        <w:t>________________________________________________________________</w:t>
+      </w:r>
+    </w:p>
+    <w:p>
+      <w:r>
+        <w:t>________________________________________________________________</w:t>
+      </w:r>
+    </w:p>
+    <w:p>
+      <w:r>
+        <w:t>________________________________________________________________</w:t>
+      </w:r>
+    </w:p>
+    <w:p>
+      <w:r>
+        <w:t>________________________________________________________________</w:t>
+      </w:r>
+    </w:p>
+    <w:p>
+      <w:r>
+        <w:t>________________________________________________________________</w:t>
+      </w:r>
+    </w:p>
+    <w:p>
+      <w:r>
+        <w:t>Hint if needed: Read the steps in the pictorial case. Match the supplied detail to the stage that performs or records it.</w:t>
+      </w:r>
+    </w:p>
+    <w:p>
+      <w:r>
+        <w:t>After your attempt, compare with the supported explanation: Report The three independent runs report 10,5,6. The condition is evaluated after adding 2. Equality belongs to the at-least branch, so starting at 4 checks the boundary. Once a branch finishes, the program reports; it does not reconsider the condition just because doubling 5 produced 10.</w:t>
+      </w:r>
+    </w:p>
+    <w:p>
+      <w:pPr>
+        <w:pStyle w:val="Heading3"/>
+      </w:pPr>
+      <w:r>
+        <w:t>Practice 2: explain the deciding evidence</w:t>
+      </w:r>
+    </w:p>
+    <w:p>
+      <w:r>
+        <w:t>Changed-case practice: Replace at least 6 with above 6. Which conclusion is supported by the supplied facts?</w:t>
+      </w:r>
+    </w:p>
+    <w:p>
+      <w:r>
+        <w:t>1. This one example guarantees correct results for every future input.</w:t>
+      </w:r>
+    </w:p>
+    <w:p>
+      <w:r>
+        <w:t>2. Only the run starting at 4 changes: it reports 12.</w:t>
+      </w:r>
+    </w:p>
+    <w:p>
+      <w:r>
+        <w:t>3. We can decide the result without examining the changed input or the procedure.</w:t>
+      </w:r>
+    </w:p>
+    <w:p>
+      <w:pPr>
+        <w:pStyle w:val="Heading3"/>
+      </w:pPr>
+      <w:r>
+        <w:t>My selected conclusion, deciding fact and explanation</w:t>
+      </w:r>
+    </w:p>
+    <w:p>
+      <w:r>
+        <w:t>________________________________________________________________</w:t>
+      </w:r>
+    </w:p>
+    <w:p>
+      <w:r>
+        <w:t>________________________________________________________________</w:t>
+      </w:r>
+    </w:p>
+    <w:p>
+      <w:r>
+        <w:t>________________________________________________________________</w:t>
+      </w:r>
+    </w:p>
+    <w:p>
+      <w:r>
+        <w:t>________________________________________________________________</w:t>
+      </w:r>
+    </w:p>
+    <w:p>
+      <w:r>
+        <w:t>________________________________________________________________</w:t>
+      </w:r>
+    </w:p>
+    <w:p>
+      <w:r>
+        <w:t>Hint if needed: Use the changed condition and the deciding step in the pictorial trace. The answer must say what follows from those facts.</w:t>
+      </w:r>
+    </w:p>
+    <w:p>
+      <w:r>
+        <w:t>After your attempt, compare with the supported explanation: Only the run starting at 4 changes: it reports 12. Updated value 6 fails a strict above comparison and is doubled.</w:t>
+      </w:r>
+    </w:p>
+    <w:p>
+      <w:pPr>
+        <w:pStyle w:val="Heading3"/>
+      </w:pPr>
+      <w:r>
+        <w:t>Repair a missing building block</w:t>
+      </w:r>
+    </w:p>
+    <w:p>
+      <w:r>
+        <w:t>Review Algorithms as Recipes (ai-1/9). Goal: Trace an ordered algorithm using the current value after every instruction. Short practice: Use the arrows to explain where the two zero-start runs first differ.. Return to this week and explain what you changed.</w:t>
+      </w:r>
+    </w:p>
+    <w:p>
+      <w:r>
+        <w:t>Review Categories and Labels (ai-1/7). Goal: Apply a category definition using explicit evidence and boundary rules. Short practice: Explain why B originally was revise rather than review, then label its changed version.. Return to this week and explain what you changed.</w:t>
+      </w:r>
+    </w:p>
+    <w:p>
+      <w:r>
+        <w:t>Review Rules or Learned Patterns? (ai-1/4). Goal: Execute a stated rule including its boundary. Short practice: Show which stage used labels and which stage used only the new measurement.. Return to this week and explain what you changed.</w:t>
+      </w:r>
+    </w:p>
+    <w:p>
+      <w:pPr>
+        <w:pStyle w:val="Heading3"/>
+      </w:pPr>
+      <w:r>
+        <w:t>Keep your completed work</w:t>
+      </w:r>
+    </w:p>
+    <w:p>
+      <w:r>
+        <w:t>Use Download completed work in the hosted lesson to export your answers, reflections, practice feedback and code-run evidence. Open the HTML copy to read or print it. Drafts stay in this browser when storage is available; clear drafts on a shared device.</w:t>
+      </w:r>
+    </w:p>
+    <w:p>
+      <w:pPr>
+        <w:pStyle w:val="Heading3"/>
+      </w:pPr>
+      <w:r>
+        <w:t>What I repaired, the evidence I kept and the next test</w:t>
+      </w:r>
+    </w:p>
+    <w:p>
+      <w:r>
+        <w:t>________________________________________________________________</w:t>
+      </w:r>
+    </w:p>
+    <w:p>
+      <w:r>
+        <w:t>________________________________________________________________</w:t>
+      </w:r>
+    </w:p>
+    <w:p>
+      <w:r>
+        <w:t>________________________________________________________________</w:t>
+      </w:r>
+    </w:p>
+    <w:p>
+      <w:r>
+        <w:t>________________________________________________________________</w:t>
+      </w:r>
+    </w:p>
+    <w:p>
+      <w:r>
+        <w:t>________________________________________________________________</w:t>
+      </w:r>
+    </w:p>
     <w:sectPr>
       <w:pgSz w:w="12240" w:h="15840"/>
       <w:pgMar w:top="936" w:right="1008" w:bottom="936" w:left="1008" w:header="720" w:footer="720" w:gutter="0"/>

--- a/downloads/workbook/ai-1-week-10.docx
+++ b/downloads/workbook/ai-1-week-10.docx
@@ -30,6 +30,17 @@
     </w:p>
     <w:p>
       <w:r>
+        <w:t>Record your starting explanation for If/Then Decisions before opening notes. Show any later correction separately.</w:t>
+      </w:r>
+    </w:p>
+    <w:p>
+      <w:pPr>
+        <w:spacing w:line="336" w:lineRule="auto" w:after="180"/>
+      </w:pPr>
+      <w:r>
+        <w:rPr>
+          <w:b w:val="0"/>
+        </w:rPr>
         <w:t>Try the recall before opening notes. Then use a different colour or a labelled second line to correct your explanation.</w:t>
       </w:r>
     </w:p>
@@ -42,7 +53,13 @@
       </w:r>
     </w:p>
     <w:p>
-      <w:r>
+      <w:pPr>
+        <w:spacing w:line="336" w:lineRule="auto" w:after="180"/>
+      </w:pPr>
+      <w:r>
+        <w:rPr>
+          <w:b w:val="0"/>
+        </w:rPr>
         <w:t>Without opening the old lesson, explain one key idea from Algorithms as Recipes. Give an example and a mistake that the idea helps you avoid.</w:t>
       </w:r>
     </w:p>
@@ -78,7 +95,13 @@
       </w:r>
     </w:p>
     <w:p>
-      <w:r>
+      <w:pPr>
+        <w:spacing w:line="336" w:lineRule="auto" w:after="180"/>
+      </w:pPr>
+      <w:r>
+        <w:rPr>
+          <w:b w:val="0"/>
+        </w:rPr>
         <w:t>Without opening the old lesson, explain one key idea from Categories and Labels. Give an example and a mistake that the idea helps you avoid.</w:t>
       </w:r>
     </w:p>
@@ -114,7 +137,13 @@
       </w:r>
     </w:p>
     <w:p>
-      <w:r>
+      <w:pPr>
+        <w:spacing w:line="336" w:lineRule="auto" w:after="180"/>
+      </w:pPr>
+      <w:r>
+        <w:rPr>
+          <w:b w:val="0"/>
+        </w:rPr>
         <w:t>Without opening the old lesson, explain one key idea from Rules or Learned Patterns?. Give an example and a mistake that the idea helps you avoid.</w:t>
       </w:r>
     </w:p>
@@ -151,7 +180,30 @@
     </w:p>
     <w:p>
       <w:r>
-        <w:t>Use W2: Read four boundary phrases for Conditions and boundary cases. Record the answer once; the lesson and workbook refer to the same attempt.</w:t>
+        <w:t>Complete the supported If/Then Decisions trace and record the first step you can explain without help.</w:t>
+      </w:r>
+    </w:p>
+    <w:p>
+      <w:pPr>
+        <w:spacing w:line="336" w:lineRule="auto" w:after="180"/>
+      </w:pPr>
+      <w:r>
+        <w:rPr>
+          <w:b w:val="0"/>
+        </w:rPr>
+        <w:t xml:space="preserve">Use W2: Read four boundary phrases for </w:t>
+      </w:r>
+      <w:r>
+        <w:rPr>
+          <w:b/>
+        </w:rPr>
+        <w:t>Condition</w:t>
+      </w:r>
+      <w:r>
+        <w:rPr>
+          <w:b w:val="0"/>
+        </w:rPr>
+        <w:t>s and boundary cases. Record the answer once; the lesson and workbook refer to the same attempt.</w:t>
       </w:r>
     </w:p>
     <w:tbl>
@@ -279,7 +331,53 @@
     </w:p>
     <w:p>
       <w:r>
-        <w:t>Use the worked case for Conditions and boundary cases. Proposed explanation: “The condition reads the starting value”. Decide whether this explanation is supported. Point to the step or supplied fact that decides; explain your repair if needed.</w:t>
+        <w:t>Check the proposed If/Then Decisions explanation against the supplied facts before discussing it.</w:t>
+      </w:r>
+    </w:p>
+    <w:p>
+      <w:pPr>
+        <w:spacing w:line="336" w:lineRule="auto" w:after="180"/>
+      </w:pPr>
+      <w:r>
+        <w:rPr>
+          <w:b w:val="0"/>
+        </w:rPr>
+        <w:t xml:space="preserve">Use the worked case for </w:t>
+      </w:r>
+      <w:r>
+        <w:rPr>
+          <w:b/>
+        </w:rPr>
+        <w:t>Condition</w:t>
+      </w:r>
+      <w:r>
+        <w:rPr>
+          <w:b w:val="0"/>
+        </w:rPr>
+        <w:t xml:space="preserve">s and boundary cases. Proposed explanation: “The </w:t>
+      </w:r>
+      <w:r>
+        <w:rPr>
+          <w:b/>
+        </w:rPr>
+        <w:t>condition</w:t>
+      </w:r>
+      <w:r>
+        <w:rPr>
+          <w:b w:val="0"/>
+        </w:rPr>
+        <w:t xml:space="preserve"> reads the starting value”. Decide whether this explanation is supported.</w:t>
+      </w:r>
+    </w:p>
+    <w:p>
+      <w:pPr>
+        <w:spacing w:line="336" w:lineRule="auto" w:after="180"/>
+      </w:pPr>
+      <w:r>
+        <w:rPr>
+          <w:b w:val="0"/>
+        </w:rPr>
+        <w:t>Point to the step or supplied fact that decides; explain your repair if needed.</w:t>
       </w:r>
     </w:p>
     <w:p>
@@ -319,6 +417,11 @@
       </w:r>
     </w:p>
     <w:p>
+      <w:r>
+        <w:t>Write one first attempt at the reserved independent case before feedback. Repeated copies of that case refer to the same recorded attempt.</w:t>
+      </w:r>
+    </w:p>
+    <w:p>
       <w:pPr>
         <w:pStyle w:val="Heading3"/>
       </w:pPr>
@@ -327,8 +430,25 @@
       </w:r>
     </w:p>
     <w:p>
-      <w:r>
-        <w:t>A paper brightness display adds 3 to its starting number. If the current brightness is at most 7, subtract 2; otherwise add 1. Report and stop. Trace separate runs from starting values 3, 4 and 5. Identify the run that tests equality. Then show how its result changes if at most 7 is accidentally written as below 7.</w:t>
+      <w:pPr>
+        <w:spacing w:line="336" w:lineRule="auto" w:after="180"/>
+      </w:pPr>
+      <w:r>
+        <w:rPr>
+          <w:b w:val="0"/>
+        </w:rPr>
+        <w:t>A paper brightness display adds 3 to its starting number. If the current brightness is at most 7, subtract 2; otherwise add 1. Report and stop. Trace separate runs from starting values 3, 4 and 5.</w:t>
+      </w:r>
+    </w:p>
+    <w:p>
+      <w:pPr>
+        <w:spacing w:line="336" w:lineRule="auto" w:after="180"/>
+      </w:pPr>
+      <w:r>
+        <w:rPr>
+          <w:b w:val="0"/>
+        </w:rPr>
+        <w:t>Identify the run that tests equality. Then show how its result changes if at most 7 is accidentally written as below 7.</w:t>
       </w:r>
     </w:p>
     <w:p>
@@ -375,7 +495,13 @@
       </w:r>
     </w:p>
     <w:p>
-      <w:r>
+      <w:pPr>
+        <w:spacing w:line="336" w:lineRule="auto" w:after="180"/>
+      </w:pPr>
+      <w:r>
+        <w:rPr>
+          <w:b w:val="0"/>
+        </w:rPr>
         <w:t>Attempt this case before feedback. Record any help. Earlier examples below are further practice; a case already practised with feedback cannot establish fresh transfer.</w:t>
       </w:r>
     </w:p>
@@ -389,6 +515,18 @@
     </w:p>
     <w:p>
       <w:r>
+        <w:t>Connect the If/Then Decisions target to a trace and a justified conclusion.</w:t>
+      </w:r>
+    </w:p>
+    <w:p>
+      <w:pPr>
+        <w:spacing w:line="336" w:lineRule="auto" w:after="180"/>
+        <w:shd w:fill="F5F1FB"/>
+      </w:pPr>
+      <w:r>
+        <w:rPr>
+          <w:b w:val="0"/>
+        </w:rPr>
         <w:t>A club admits a visitor if they have a ticket AND an accompanying adult. Test all four yes/no combinations. A student changes AND to OR. Which outcomes change?</w:t>
       </w:r>
     </w:p>
@@ -402,17 +540,46 @@
     </w:p>
     <w:p>
       <w:r>
+        <w:t>Solve the supplied If/Then Decisions case and show the deciding evidence.</w:t>
+      </w:r>
+    </w:p>
+    <w:p>
+      <w:pPr>
+        <w:spacing w:line="336" w:lineRule="auto" w:after="180"/>
+      </w:pPr>
+      <w:r>
+        <w:rPr>
+          <w:b w:val="0"/>
+        </w:rPr>
         <w:t>If a card has a star, send it to A; otherwise send it to B.</w:t>
       </w:r>
     </w:p>
     <w:p>
-      <w:r>
+      <w:pPr>
+        <w:spacing w:line="336" w:lineRule="auto" w:after="180"/>
+      </w:pPr>
+      <w:r>
+        <w:rPr>
+          <w:b w:val="0"/>
+        </w:rPr>
         <w:t>Sort a star, a circle, and a card with both shapes.</w:t>
       </w:r>
     </w:p>
     <w:p>
-      <w:r>
-        <w:t>Show your trace, calculation or evidence</w:t>
+      <w:pPr>
+        <w:spacing w:line="336" w:lineRule="auto" w:after="180"/>
+      </w:pPr>
+      <w:r>
+        <w:rPr>
+          <w:b w:val="0"/>
+        </w:rPr>
+        <w:t xml:space="preserve">Show your trace, calculation or </w:t>
+      </w:r>
+      <w:r>
+        <w:rPr>
+          <w:b/>
+        </w:rPr>
+        <w:t>evidence</w:t>
       </w:r>
     </w:p>
     <w:p>
@@ -458,11 +625,28 @@
     </w:p>
     <w:p>
       <w:r>
+        <w:t>Apply the procedure to the changed case and record why the conclusion follows.</w:t>
+      </w:r>
+    </w:p>
+    <w:p>
+      <w:pPr>
+        <w:spacing w:line="336" w:lineRule="auto" w:after="180"/>
+      </w:pPr>
+      <w:r>
+        <w:rPr>
+          <w:b w:val="0"/>
+        </w:rPr>
         <w:t>Use this exact rule: if a card has more than three dots, place it in tray A; otherwise use tray B. Trace cards with 2, 3 and 4 dots.</w:t>
       </w:r>
     </w:p>
     <w:p>
-      <w:r>
+      <w:pPr>
+        <w:spacing w:line="336" w:lineRule="auto" w:after="180"/>
+      </w:pPr>
+      <w:r>
+        <w:rPr>
+          <w:b w:val="0"/>
+        </w:rPr>
         <w:t>My independent answer and reason</w:t>
       </w:r>
     </w:p>
@@ -517,7 +701,30 @@
     </w:p>
     <w:p>
       <w:r>
-        <w:t>Create a changed input, boundary case or missing-information case. Write the expected answer or safe response before testing.</w:t>
+        <w:t>Specify a changed input, expected result and observation separately.</w:t>
+      </w:r>
+    </w:p>
+    <w:p>
+      <w:pPr>
+        <w:spacing w:line="336" w:lineRule="auto" w:after="180"/>
+      </w:pPr>
+      <w:r>
+        <w:rPr>
+          <w:b w:val="0"/>
+        </w:rPr>
+        <w:t xml:space="preserve">Create a changed </w:t>
+      </w:r>
+      <w:r>
+        <w:rPr>
+          <w:b/>
+        </w:rPr>
+        <w:t>input</w:t>
+      </w:r>
+      <w:r>
+        <w:rPr>
+          <w:b w:val="0"/>
+        </w:rPr>
+        <w:t>, boundary case or missing-information case. Write the expected answer or safe response before testing.</w:t>
       </w:r>
     </w:p>
     <w:tbl>
@@ -646,12 +853,65 @@
     </w:p>
     <w:p>
       <w:r>
-        <w:t>Add one transparent if/then branch and one else path to the Classroom Sorter.</w:t>
-      </w:r>
-    </w:p>
-    <w:p>
-      <w:r>
-        <w:t>The project change and evidence I will keep</w:t>
+        <w:t>Justify what If/Then Decisions adds to Helpful Classroom Sorter and keep the evidence.</w:t>
+      </w:r>
+    </w:p>
+    <w:p>
+      <w:pPr>
+        <w:spacing w:line="336" w:lineRule="auto" w:after="180"/>
+      </w:pPr>
+      <w:r>
+        <w:rPr>
+          <w:b w:val="0"/>
+        </w:rPr>
+        <w:t xml:space="preserve">Add one transparent if/then </w:t>
+      </w:r>
+      <w:r>
+        <w:rPr>
+          <w:b/>
+        </w:rPr>
+        <w:t>branch</w:t>
+      </w:r>
+      <w:r>
+        <w:rPr>
+          <w:b w:val="0"/>
+        </w:rPr>
+        <w:t xml:space="preserve"> and one </w:t>
+      </w:r>
+      <w:r>
+        <w:rPr>
+          <w:b/>
+        </w:rPr>
+        <w:t>else</w:t>
+      </w:r>
+      <w:r>
+        <w:rPr>
+          <w:b w:val="0"/>
+        </w:rPr>
+        <w:t xml:space="preserve"> path to the Classroom Sorter.</w:t>
+      </w:r>
+    </w:p>
+    <w:p>
+      <w:pPr>
+        <w:spacing w:line="336" w:lineRule="auto" w:after="180"/>
+      </w:pPr>
+      <w:r>
+        <w:rPr>
+          <w:b w:val="0"/>
+        </w:rPr>
+        <w:t xml:space="preserve">The project change and </w:t>
+      </w:r>
+      <w:r>
+        <w:rPr>
+          <w:b/>
+        </w:rPr>
+        <w:t>evidence</w:t>
+      </w:r>
+      <w:r>
+        <w:rPr>
+          <w:b w:val="0"/>
+        </w:rPr>
+        <w:t xml:space="preserve"> I will keep</w:t>
       </w:r>
     </w:p>
     <w:p>
@@ -697,11 +957,54 @@
     </w:p>
     <w:p>
       <w:r>
-        <w:t>I can explain the mechanism. I can show evidence. I can handle a changed case. I can name a limit. Mark each as not yet, with help or independently, and attach supporting work.</w:t>
-      </w:r>
-    </w:p>
-    <w:p>
-      <w:r>
+        <w:t>Judge explanation, evidence, transfer and limits separately; attach the work behind your judgement.</w:t>
+      </w:r>
+    </w:p>
+    <w:p>
+      <w:pPr>
+        <w:pStyle w:val="ListBullet"/>
+      </w:pPr>
+      <w:r>
+        <w:t>I can explain the mechanism.</w:t>
+      </w:r>
+    </w:p>
+    <w:p>
+      <w:pPr>
+        <w:pStyle w:val="ListBullet"/>
+      </w:pPr>
+      <w:r>
+        <w:t>I can show evidence.</w:t>
+      </w:r>
+    </w:p>
+    <w:p>
+      <w:pPr>
+        <w:pStyle w:val="ListBullet"/>
+      </w:pPr>
+      <w:r>
+        <w:t>I can handle a changed case.</w:t>
+      </w:r>
+    </w:p>
+    <w:p>
+      <w:pPr>
+        <w:pStyle w:val="ListBullet"/>
+      </w:pPr>
+      <w:r>
+        <w:t>I can name a limit.</w:t>
+      </w:r>
+    </w:p>
+    <w:p>
+      <w:r>
+        <w:t>Mark each as not yet, with help or independently, and attach supporting work.</w:t>
+      </w:r>
+    </w:p>
+    <w:p>
+      <w:pPr>
+        <w:spacing w:line="336" w:lineRule="auto" w:after="180"/>
+      </w:pPr>
+      <w:r>
+        <w:rPr>
+          <w:b w:val="0"/>
+        </w:rPr>
         <w:t>Teacher review ____________________  Next step ____________________</w:t>
       </w:r>
     </w:p>
@@ -715,6 +1018,18 @@
     </w:p>
     <w:p>
       <w:r>
+        <w:t>Use this earlier case as transfer practice. A case already discussed with feedback is not fresh assessment evidence.</w:t>
+      </w:r>
+    </w:p>
+    <w:p>
+      <w:pPr>
+        <w:spacing w:line="336" w:lineRule="auto" w:after="180"/>
+        <w:shd w:fill="F5F1FB"/>
+      </w:pPr>
+      <w:r>
+        <w:rPr>
+          <w:b w:val="0"/>
+        </w:rPr>
         <w:t>A club admits a visitor if they have a ticket AND an accompanying adult. Test all four yes/no combinations. A student changes AND to OR. Which outcomes change?</w:t>
       </w:r>
     </w:p>
@@ -762,7 +1077,13 @@
       </w:r>
     </w:p>
     <w:p>
-      <w:r>
+      <w:pPr>
+        <w:spacing w:line="336" w:lineRule="auto" w:after="180"/>
+      </w:pPr>
+      <w:r>
+        <w:rPr>
+          <w:b w:val="0"/>
+        </w:rPr>
         <w:t>Record support used: none, hint or teacher explanation.</w:t>
       </w:r>
     </w:p>
@@ -776,7 +1097,53 @@
     </w:p>
     <w:p>
       <w:r>
-        <w:t>Use the paper-game procedure: add 2 to score; if score is at least 6 subtract 3, otherwise add 4; report and stop. Start at 2, then make a separate run starting at 5. For each run record the value at the condition, its true or false result, the branch and the final score.</w:t>
+        <w:t>Trace a decision from the current score. Apply the supplied If/Then Decisions facts and keep your reasoning.</w:t>
+      </w:r>
+    </w:p>
+    <w:p>
+      <w:pPr>
+        <w:spacing w:line="336" w:lineRule="auto" w:after="180"/>
+      </w:pPr>
+      <w:r>
+        <w:rPr>
+          <w:b w:val="0"/>
+        </w:rPr>
+        <w:t>Use the paper-game procedure: add 2 to score; if score is at least 6 subtract 3, otherwise add 4; report and stop. Start at 2, then make a separate run starting at 5.</w:t>
+      </w:r>
+    </w:p>
+    <w:p>
+      <w:pPr>
+        <w:spacing w:line="336" w:lineRule="auto" w:after="180"/>
+      </w:pPr>
+      <w:r>
+        <w:rPr>
+          <w:b w:val="0"/>
+        </w:rPr>
+        <w:t xml:space="preserve">For each run record the value at the </w:t>
+      </w:r>
+      <w:r>
+        <w:rPr>
+          <w:b/>
+        </w:rPr>
+        <w:t>condition</w:t>
+      </w:r>
+      <w:r>
+        <w:rPr>
+          <w:b w:val="0"/>
+        </w:rPr>
+        <w:t xml:space="preserve">, its true or false result, the </w:t>
+      </w:r>
+      <w:r>
+        <w:rPr>
+          <w:b/>
+        </w:rPr>
+        <w:t>branch</w:t>
+      </w:r>
+      <w:r>
+        <w:rPr>
+          <w:b w:val="0"/>
+        </w:rPr>
+        <w:t xml:space="preserve"> and the final score.</w:t>
       </w:r>
     </w:p>
     <w:p>
@@ -832,7 +1199,41 @@
     </w:p>
     <w:p>
       <w:r>
-        <w:t>The known value at a condition is exactly 6. Decide whether each test is true or false: at least 6; above 6; at most 6; below 6. Explain which phrases include equality. Then name one value below and one value above 6 for neighbouring tests.</w:t>
+        <w:t>Read four boundary phrases. Apply the supplied If/Then Decisions facts and keep your reasoning.</w:t>
+      </w:r>
+    </w:p>
+    <w:p>
+      <w:pPr>
+        <w:spacing w:line="336" w:lineRule="auto" w:after="180"/>
+      </w:pPr>
+      <w:r>
+        <w:rPr>
+          <w:b w:val="0"/>
+        </w:rPr>
+        <w:t xml:space="preserve">The known value at a </w:t>
+      </w:r>
+      <w:r>
+        <w:rPr>
+          <w:b/>
+        </w:rPr>
+        <w:t>condition</w:t>
+      </w:r>
+      <w:r>
+        <w:rPr>
+          <w:b w:val="0"/>
+        </w:rPr>
+        <w:t xml:space="preserve"> is exactly 6. Decide whether each test is true or false: at least 6; above 6; at most 6; below 6. Explain which phrases include equality.</w:t>
+      </w:r>
+    </w:p>
+    <w:p>
+      <w:pPr>
+        <w:spacing w:line="336" w:lineRule="auto" w:after="180"/>
+      </w:pPr>
+      <w:r>
+        <w:rPr>
+          <w:b w:val="0"/>
+        </w:rPr>
+        <w:t>Then name one value below and one value above 6 for neighbouring tests.</w:t>
       </w:r>
     </w:p>
     <w:p>
@@ -883,7 +1284,29 @@
     </w:p>
     <w:p>
       <w:r>
-        <w:t>In a separate decision the current score is 4. If score is at least 5 subtract 2; otherwise add 3; report and stop. A learner adds 3 to get 7, then subtracts 2 because 7 is now at least 5, and reports 5. Identify the extra action and give the correct trace and result.</w:t>
+        <w:t>Stop after the selected branch. Apply the supplied If/Then Decisions facts and keep your reasoning.</w:t>
+      </w:r>
+    </w:p>
+    <w:p>
+      <w:pPr>
+        <w:spacing w:line="336" w:lineRule="auto" w:after="180"/>
+      </w:pPr>
+      <w:r>
+        <w:rPr>
+          <w:b w:val="0"/>
+        </w:rPr>
+        <w:t>In a separate decision the current score is 4. If score is at least 5 subtract 2; otherwise add 3; report and stop. A learner adds 3 to get 7, then subtracts 2 because 7 is now at least 5, and reports 5.</w:t>
+      </w:r>
+    </w:p>
+    <w:p>
+      <w:pPr>
+        <w:spacing w:line="336" w:lineRule="auto" w:after="180"/>
+      </w:pPr>
+      <w:r>
+        <w:rPr>
+          <w:b w:val="0"/>
+        </w:rPr>
+        <w:t>Identify the extra action and give the correct trace and result.</w:t>
       </w:r>
     </w:p>
     <w:p>
@@ -934,7 +1357,29 @@
     </w:p>
     <w:p>
       <w:r>
-        <w:t>A paper brightness display adds 3 to its starting number. If the current brightness is at most 7, subtract 2; otherwise add 1. Report and stop. Trace separate runs from starting values 3, 4 and 5. Identify the run that tests equality. Then show how its result changes if at most 7 is accidentally written as below 7.</w:t>
+        <w:t>Attempt before feedback. If this repeats the selected independent case, reuse that first attempt; otherwise keep a separate record. Transfer the method to a new display. Apply the supplied If/Then Decisions facts and keep your reasoning.</w:t>
+      </w:r>
+    </w:p>
+    <w:p>
+      <w:pPr>
+        <w:spacing w:line="336" w:lineRule="auto" w:after="180"/>
+      </w:pPr>
+      <w:r>
+        <w:rPr>
+          <w:b w:val="0"/>
+        </w:rPr>
+        <w:t>A paper brightness display adds 3 to its starting number. If the current brightness is at most 7, subtract 2; otherwise add 1. Report and stop. Trace separate runs from starting values 3, 4 and 5.</w:t>
+      </w:r>
+    </w:p>
+    <w:p>
+      <w:pPr>
+        <w:spacing w:line="336" w:lineRule="auto" w:after="180"/>
+      </w:pPr>
+      <w:r>
+        <w:rPr>
+          <w:b w:val="0"/>
+        </w:rPr>
+        <w:t>Identify the run that tests equality. Then show how its result changes if at most 7 is accidentally written as below 7.</w:t>
       </w:r>
     </w:p>
     <w:p>
@@ -995,7 +1440,53 @@
     </w:p>
     <w:p>
       <w:r>
-        <w:t>The score is unreadable at the at-least-6 test. A helper says the test must be false and takes the otherwise branch. Explain what is unknown and why that choice is unjustified. State the next step required by this paper exercise and give two possible scores that would select different branches.</w:t>
+        <w:t>Handle an unknown input explicitly. Apply the supplied If/Then Decisions facts and keep your reasoning.</w:t>
+      </w:r>
+    </w:p>
+    <w:p>
+      <w:pPr>
+        <w:spacing w:line="336" w:lineRule="auto" w:after="180"/>
+      </w:pPr>
+      <w:r>
+        <w:rPr>
+          <w:b w:val="0"/>
+        </w:rPr>
+        <w:t xml:space="preserve">The score is unreadable at the at-least-6 test. A helper says the test must be false and takes the otherwise </w:t>
+      </w:r>
+      <w:r>
+        <w:rPr>
+          <w:b/>
+        </w:rPr>
+        <w:t>branch</w:t>
+      </w:r>
+      <w:r>
+        <w:rPr>
+          <w:b w:val="0"/>
+        </w:rPr>
+        <w:t>. Explain what is unknown and why that choice is unjustified.</w:t>
+      </w:r>
+    </w:p>
+    <w:p>
+      <w:pPr>
+        <w:spacing w:line="336" w:lineRule="auto" w:after="180"/>
+      </w:pPr>
+      <w:r>
+        <w:rPr>
+          <w:b w:val="0"/>
+        </w:rPr>
+        <w:t xml:space="preserve">State the next step required by this paper exercise and give two possible scores that would select different </w:t>
+      </w:r>
+      <w:r>
+        <w:rPr>
+          <w:b/>
+        </w:rPr>
+        <w:t>branch</w:t>
+      </w:r>
+      <w:r>
+        <w:rPr>
+          <w:b w:val="0"/>
+        </w:rPr>
+        <w:t>es.</w:t>
       </w:r>
     </w:p>
     <w:p>
@@ -1042,6 +1533,11 @@
       </w:pPr>
       <w:r>
         <w:t>17. Feedback, return check and learning record</w:t>
+      </w:r>
+    </w:p>
+    <w:p>
+      <w:r>
+        <w:t>Record the first repaired step and a different case to revisit after a delay.</w:t>
       </w:r>
     </w:p>
     <w:tbl>
@@ -1181,7 +1677,13 @@
       </w:tr>
     </w:tbl>
     <w:p>
-      <w:r>
+      <w:pPr>
+        <w:spacing w:line="336" w:lineRule="auto" w:after="180"/>
+      </w:pPr>
+      <w:r>
+        <w:rPr>
+          <w:b w:val="0"/>
+        </w:rPr>
         <w:t>Revisit this idea with your teacher after a delay. Familiarity is different from explaining and using it on a changed case.</w:t>
       </w:r>
     </w:p>
@@ -1195,16 +1697,51 @@
     </w:p>
     <w:p>
       <w:r>
-        <w:t>A fictional counter begins with a number, adds 2, then chooses one branch.</w:t>
-      </w:r>
-    </w:p>
-    <w:p>
-      <w:r>
+        <w:t>A fictional counter begins with a number, adds 2, then chooses one branch. Explain the labelled step before checking the changed condition.</w:t>
+      </w:r>
+    </w:p>
+    <w:p>
+      <w:pPr>
+        <w:spacing w:line="336" w:lineRule="auto" w:after="180"/>
+      </w:pPr>
+      <w:r>
+        <w:rPr>
+          <w:b w:val="0"/>
+        </w:rPr>
+        <w:t xml:space="preserve">A fictional counter begins with a number, adds 2, then chooses one </w:t>
+      </w:r>
+      <w:r>
+        <w:rPr>
+          <w:b/>
+        </w:rPr>
+        <w:t>branch</w:t>
+      </w:r>
+      <w:r>
+        <w:rPr>
+          <w:b w:val="0"/>
+        </w:rPr>
+        <w:t>.</w:t>
+      </w:r>
+    </w:p>
+    <w:p>
+      <w:pPr>
+        <w:spacing w:line="336" w:lineRule="auto" w:after="180"/>
+      </w:pPr>
+      <w:r>
+        <w:rPr>
+          <w:b w:val="0"/>
+        </w:rPr>
         <w:t>If the updated value is at least 6, subtract 1; otherwise double it.</w:t>
       </w:r>
     </w:p>
     <w:p>
-      <w:r>
+      <w:pPr>
+        <w:spacing w:line="336" w:lineRule="auto" w:after="180"/>
+      </w:pPr>
+      <w:r>
+        <w:rPr>
+          <w:b w:val="0"/>
+        </w:rPr>
         <w:t>Report once and stop. Use separate starting values 3,4,5.</w:t>
       </w:r>
     </w:p>
@@ -1281,8 +1818,38 @@
       </w:r>
     </w:p>
     <w:p>
-      <w:r>
-        <w:t>Which input detects the difference between the two written conditions? Explain its entire run.</w:t>
+      <w:pPr>
+        <w:spacing w:line="336" w:lineRule="auto" w:after="180"/>
+      </w:pPr>
+      <w:r>
+        <w:rPr>
+          <w:b w:val="0"/>
+        </w:rPr>
+        <w:t xml:space="preserve">Which </w:t>
+      </w:r>
+      <w:r>
+        <w:rPr>
+          <w:b/>
+        </w:rPr>
+        <w:t>input</w:t>
+      </w:r>
+      <w:r>
+        <w:rPr>
+          <w:b w:val="0"/>
+        </w:rPr>
+        <w:t xml:space="preserve"> detects the difference between the two written </w:t>
+      </w:r>
+      <w:r>
+        <w:rPr>
+          <w:b/>
+        </w:rPr>
+        <w:t>condition</w:t>
+      </w:r>
+      <w:r>
+        <w:rPr>
+          <w:b w:val="0"/>
+        </w:rPr>
+        <w:t>s? Explain its entire run.</w:t>
       </w:r>
     </w:p>
     <w:p>
@@ -1324,13 +1891,82 @@
       </w:r>
     </w:p>
     <w:p>
-      <w:r>
-        <w:t>Support used: alone / hint / worked example. This record is practice evidence.</w:t>
-      </w:r>
-    </w:p>
-    <w:p>
-      <w:r>
-        <w:t>Project connection: Include equality examples when reviewing sorter conditions, and trace from original input through output.</w:t>
+      <w:pPr>
+        <w:pStyle w:val="Heading3"/>
+      </w:pPr>
+      <w:r>
+        <w:t>Record the help used</w:t>
+      </w:r>
+    </w:p>
+    <w:p>
+      <w:pPr>
+        <w:spacing w:line="336" w:lineRule="auto" w:after="180"/>
+        <w:shd w:fill="F1F6F8"/>
+      </w:pPr>
+      <w:r>
+        <w:rPr>
+          <w:b w:val="0"/>
+        </w:rPr>
+        <w:t xml:space="preserve">Support used: alone / hint / worked example. This record is practice </w:t>
+      </w:r>
+      <w:r>
+        <w:rPr>
+          <w:b/>
+        </w:rPr>
+        <w:t>evidence</w:t>
+      </w:r>
+      <w:r>
+        <w:rPr>
+          <w:b w:val="0"/>
+        </w:rPr>
+        <w:t>.</w:t>
+      </w:r>
+    </w:p>
+    <w:p>
+      <w:pPr>
+        <w:spacing w:line="336" w:lineRule="auto" w:after="180"/>
+      </w:pPr>
+      <w:r>
+        <w:rPr>
+          <w:b w:val="0"/>
+        </w:rPr>
+        <w:t xml:space="preserve">Project connection: Include equality examples when reviewing sorter </w:t>
+      </w:r>
+      <w:r>
+        <w:rPr>
+          <w:b/>
+        </w:rPr>
+        <w:t>condition</w:t>
+      </w:r>
+      <w:r>
+        <w:rPr>
+          <w:b w:val="0"/>
+        </w:rPr>
+        <w:t xml:space="preserve">s, and trace from original </w:t>
+      </w:r>
+      <w:r>
+        <w:rPr>
+          <w:b/>
+        </w:rPr>
+        <w:t>input</w:t>
+      </w:r>
+      <w:r>
+        <w:rPr>
+          <w:b w:val="0"/>
+        </w:rPr>
+        <w:t xml:space="preserve"> through </w:t>
+      </w:r>
+      <w:r>
+        <w:rPr>
+          <w:b/>
+        </w:rPr>
+        <w:t>output</w:t>
+      </w:r>
+      <w:r>
+        <w:rPr>
+          <w:b w:val="0"/>
+        </w:rPr>
+        <w:t>.</w:t>
       </w:r>
     </w:p>
     <w:p>
@@ -1343,17 +1979,100 @@
     </w:p>
     <w:p>
       <w:r>
+        <w:t>Keep this week’s input, deciding step, result and limit together in the Helpful Classroom Sorter record.</w:t>
+      </w:r>
+    </w:p>
+    <w:p>
+      <w:pPr>
+        <w:spacing w:line="336" w:lineRule="auto" w:after="180"/>
+      </w:pPr>
+      <w:r>
+        <w:rPr>
+          <w:b w:val="0"/>
+        </w:rPr>
         <w:t>Project: Helpful Classroom Sorter</w:t>
       </w:r>
     </w:p>
     <w:p>
-      <w:r>
-        <w:t>Current milestone: Make a transparent first version. Keep a trace of how one input becomes an output; explain the rule or learned component.</w:t>
-      </w:r>
-    </w:p>
-    <w:p>
-      <w:r>
-        <w:t>Include equality examples when reviewing sorter conditions, and trace from original input through output.</w:t>
+      <w:pPr>
+        <w:spacing w:line="336" w:lineRule="auto" w:after="180"/>
+      </w:pPr>
+      <w:r>
+        <w:rPr>
+          <w:b w:val="0"/>
+        </w:rPr>
+        <w:t xml:space="preserve">Current milestone: Make a transparent first version. Keep a trace of how one </w:t>
+      </w:r>
+      <w:r>
+        <w:rPr>
+          <w:b/>
+        </w:rPr>
+        <w:t>input</w:t>
+      </w:r>
+      <w:r>
+        <w:rPr>
+          <w:b w:val="0"/>
+        </w:rPr>
+        <w:t xml:space="preserve"> becomes an </w:t>
+      </w:r>
+      <w:r>
+        <w:rPr>
+          <w:b/>
+        </w:rPr>
+        <w:t>output</w:t>
+      </w:r>
+      <w:r>
+        <w:rPr>
+          <w:b w:val="0"/>
+        </w:rPr>
+        <w:t>; explain the rule or learned component.</w:t>
+      </w:r>
+    </w:p>
+    <w:p>
+      <w:pPr>
+        <w:spacing w:line="336" w:lineRule="auto" w:after="180"/>
+      </w:pPr>
+      <w:r>
+        <w:rPr>
+          <w:b w:val="0"/>
+        </w:rPr>
+        <w:t xml:space="preserve">Include equality examples when reviewing sorter </w:t>
+      </w:r>
+      <w:r>
+        <w:rPr>
+          <w:b/>
+        </w:rPr>
+        <w:t>condition</w:t>
+      </w:r>
+      <w:r>
+        <w:rPr>
+          <w:b w:val="0"/>
+        </w:rPr>
+        <w:t xml:space="preserve">s, and trace from original </w:t>
+      </w:r>
+      <w:r>
+        <w:rPr>
+          <w:b/>
+        </w:rPr>
+        <w:t>input</w:t>
+      </w:r>
+      <w:r>
+        <w:rPr>
+          <w:b w:val="0"/>
+        </w:rPr>
+        <w:t xml:space="preserve"> through </w:t>
+      </w:r>
+      <w:r>
+        <w:rPr>
+          <w:b/>
+        </w:rPr>
+        <w:t>output</w:t>
+      </w:r>
+      <w:r>
+        <w:rPr>
+          <w:b w:val="0"/>
+        </w:rPr>
+        <w:t>.</w:t>
       </w:r>
     </w:p>
     <w:tbl>
@@ -1515,12 +2234,41 @@
     </w:p>
     <w:p>
       <w:r>
+        <w:t>Try the supported questions before comparing with hints and feedback. Record what you repaired and the evidence you retained.</w:t>
+      </w:r>
+    </w:p>
+    <w:p>
+      <w:pPr>
+        <w:spacing w:line="336" w:lineRule="auto" w:after="180"/>
+      </w:pPr>
+      <w:r>
+        <w:rPr>
+          <w:b w:val="0"/>
+        </w:rPr>
         <w:t>Use this supported practice once, in the browser or on paper. Keep the reserved independent assessment for a separate first attempt before teacher feedback.</w:t>
       </w:r>
     </w:p>
     <w:p>
-      <w:r>
-        <w:t>A fictional counter begins with a number, adds 2, then chooses one branch.</w:t>
+      <w:pPr>
+        <w:spacing w:line="336" w:lineRule="auto" w:after="180"/>
+      </w:pPr>
+      <w:r>
+        <w:rPr>
+          <w:b w:val="0"/>
+        </w:rPr>
+        <w:t xml:space="preserve">A fictional counter begins with a number, adds 2, then chooses one </w:t>
+      </w:r>
+      <w:r>
+        <w:rPr>
+          <w:b/>
+        </w:rPr>
+        <w:t>branch</w:t>
+      </w:r>
+      <w:r>
+        <w:rPr>
+          <w:b w:val="0"/>
+        </w:rPr>
+        <w:t>.</w:t>
       </w:r>
     </w:p>
     <w:p>
@@ -1532,27 +2280,67 @@
       </w:r>
     </w:p>
     <w:p>
-      <w:r>
+      <w:pPr>
+        <w:spacing w:line="336" w:lineRule="auto" w:after="180"/>
+      </w:pPr>
+      <w:r>
+        <w:rPr>
+          <w:b w:val="0"/>
+        </w:rPr>
         <w:t>Which labelled step matches this detail? The three independent runs report 10,5,6.</w:t>
       </w:r>
     </w:p>
     <w:p>
-      <w:r>
+      <w:pPr>
+        <w:spacing w:line="336" w:lineRule="auto" w:after="180"/>
+        <w:shd w:fill="F4F9FC"/>
+      </w:pPr>
+      <w:r>
+        <w:rPr>
+          <w:b w:val="0"/>
+        </w:rPr>
         <w:t>1. Update first</w:t>
       </w:r>
     </w:p>
     <w:p>
-      <w:r>
+      <w:pPr>
+        <w:spacing w:line="336" w:lineRule="auto" w:after="180"/>
+        <w:shd w:fill="F4F9FC"/>
+      </w:pPr>
+      <w:r>
+        <w:rPr>
+          <w:b w:val="0"/>
+        </w:rPr>
         <w:t>2. Report</w:t>
       </w:r>
     </w:p>
     <w:p>
-      <w:r>
-        <w:t>3. Choose one branch</w:t>
-      </w:r>
-    </w:p>
-    <w:p>
-      <w:r>
+      <w:pPr>
+        <w:spacing w:line="336" w:lineRule="auto" w:after="180"/>
+        <w:shd w:fill="F4F9FC"/>
+      </w:pPr>
+      <w:r>
+        <w:rPr>
+          <w:b w:val="0"/>
+        </w:rPr>
+        <w:t xml:space="preserve">3. Choose one </w:t>
+      </w:r>
+      <w:r>
+        <w:rPr>
+          <w:b/>
+        </w:rPr>
+        <w:t>branch</w:t>
+      </w:r>
+    </w:p>
+    <w:p>
+      <w:pPr>
+        <w:spacing w:line="336" w:lineRule="auto" w:after="180"/>
+        <w:shd w:fill="F4F9FC"/>
+      </w:pPr>
+      <w:r>
+        <w:rPr>
+          <w:b w:val="0"/>
+        </w:rPr>
         <w:t>4. Test current value</w:t>
       </w:r>
     </w:p>
@@ -1590,41 +2378,191 @@
       </w:r>
     </w:p>
     <w:p>
-      <w:r>
+      <w:pPr>
+        <w:pStyle w:val="Heading3"/>
+      </w:pPr>
+      <w:r>
+        <w:t>Hint · try first</w:t>
+      </w:r>
+    </w:p>
+    <w:p>
+      <w:pPr>
+        <w:spacing w:line="336" w:lineRule="auto" w:after="180"/>
+        <w:shd w:fill="F1F6F8"/>
+      </w:pPr>
+      <w:r>
+        <w:rPr>
+          <w:b w:val="0"/>
+        </w:rPr>
         <w:t>Hint if needed: Read the steps in the pictorial case. Match the supplied detail to the stage that performs or records it.</w:t>
       </w:r>
     </w:p>
     <w:p>
-      <w:r>
-        <w:t>After your attempt, compare with the supported explanation: Report The three independent runs report 10,5,6. The condition is evaluated after adding 2. Equality belongs to the at-least branch, so starting at 4 checks the boundary. Once a branch finishes, the program reports; it does not reconsider the condition just because doubling 5 produced 10.</w:t>
-      </w:r>
-    </w:p>
-    <w:p>
       <w:pPr>
         <w:pStyle w:val="Heading3"/>
       </w:pPr>
       <w:r>
+        <w:t>Feedback · compare after trying</w:t>
+      </w:r>
+    </w:p>
+    <w:p>
+      <w:pPr>
+        <w:spacing w:line="336" w:lineRule="auto" w:after="180"/>
+        <w:shd w:fill="F1F6FC"/>
+      </w:pPr>
+      <w:r>
+        <w:rPr>
+          <w:b w:val="0"/>
+        </w:rPr>
+        <w:t xml:space="preserve">After your attempt, compare with the supported explanation: Report The three independent runs report 10,5,6. The </w:t>
+      </w:r>
+      <w:r>
+        <w:rPr>
+          <w:b/>
+        </w:rPr>
+        <w:t>condition</w:t>
+      </w:r>
+      <w:r>
+        <w:rPr>
+          <w:b w:val="0"/>
+        </w:rPr>
+        <w:t xml:space="preserve"> is evaluated after adding 2.</w:t>
+      </w:r>
+    </w:p>
+    <w:p>
+      <w:pPr>
+        <w:spacing w:line="336" w:lineRule="auto" w:after="180"/>
+        <w:shd w:fill="F1F6FC"/>
+      </w:pPr>
+      <w:r>
+        <w:rPr>
+          <w:b w:val="0"/>
+        </w:rPr>
+        <w:t xml:space="preserve">Equality belongs to the at-least </w:t>
+      </w:r>
+      <w:r>
+        <w:rPr>
+          <w:b/>
+        </w:rPr>
+        <w:t>branch</w:t>
+      </w:r>
+      <w:r>
+        <w:rPr>
+          <w:b w:val="0"/>
+        </w:rPr>
+        <w:t xml:space="preserve">, so starting at 4 checks the boundary. Once a </w:t>
+      </w:r>
+      <w:r>
+        <w:rPr>
+          <w:b/>
+        </w:rPr>
+        <w:t>branch</w:t>
+      </w:r>
+      <w:r>
+        <w:rPr>
+          <w:b w:val="0"/>
+        </w:rPr>
+        <w:t xml:space="preserve"> finishes, the program reports; it does not reconsider the </w:t>
+      </w:r>
+      <w:r>
+        <w:rPr>
+          <w:b/>
+        </w:rPr>
+        <w:t>condition</w:t>
+      </w:r>
+      <w:r>
+        <w:rPr>
+          <w:b w:val="0"/>
+        </w:rPr>
+        <w:t xml:space="preserve"> just because doubling 5 produced 10.</w:t>
+      </w:r>
+    </w:p>
+    <w:p>
+      <w:pPr>
+        <w:pStyle w:val="Heading3"/>
+      </w:pPr>
+      <w:r>
         <w:t>Practice 2: explain the deciding evidence</w:t>
       </w:r>
     </w:p>
     <w:p>
-      <w:r>
+      <w:pPr>
+        <w:pStyle w:val="Heading3"/>
+      </w:pPr>
+      <w:r>
+        <w:t>Changed case · predict first</w:t>
+      </w:r>
+    </w:p>
+    <w:p>
+      <w:pPr>
+        <w:spacing w:line="336" w:lineRule="auto" w:after="180"/>
+        <w:shd w:fill="F5F1FB"/>
+      </w:pPr>
+      <w:r>
+        <w:rPr>
+          <w:b w:val="0"/>
+        </w:rPr>
         <w:t>Changed-case practice: Replace at least 6 with above 6. Which conclusion is supported by the supplied facts?</w:t>
       </w:r>
     </w:p>
     <w:p>
-      <w:r>
-        <w:t>1. This one example guarantees correct results for every future input.</w:t>
-      </w:r>
-    </w:p>
-    <w:p>
-      <w:r>
+      <w:pPr>
+        <w:spacing w:line="336" w:lineRule="auto" w:after="180"/>
+        <w:shd w:fill="F4F9FC"/>
+      </w:pPr>
+      <w:r>
+        <w:rPr>
+          <w:b w:val="0"/>
+        </w:rPr>
+        <w:t xml:space="preserve">1. This one example guarantees correct results for every future </w:t>
+      </w:r>
+      <w:r>
+        <w:rPr>
+          <w:b/>
+        </w:rPr>
+        <w:t>input</w:t>
+      </w:r>
+      <w:r>
+        <w:rPr>
+          <w:b w:val="0"/>
+        </w:rPr>
+        <w:t>.</w:t>
+      </w:r>
+    </w:p>
+    <w:p>
+      <w:pPr>
+        <w:spacing w:line="336" w:lineRule="auto" w:after="180"/>
+        <w:shd w:fill="F4F9FC"/>
+      </w:pPr>
+      <w:r>
+        <w:rPr>
+          <w:b w:val="0"/>
+        </w:rPr>
         <w:t>2. Only the run starting at 4 changes: it reports 12.</w:t>
       </w:r>
     </w:p>
     <w:p>
-      <w:r>
-        <w:t>3. We can decide the result without examining the changed input or the procedure.</w:t>
+      <w:pPr>
+        <w:spacing w:line="336" w:lineRule="auto" w:after="180"/>
+        <w:shd w:fill="F4F9FC"/>
+      </w:pPr>
+      <w:r>
+        <w:rPr>
+          <w:b w:val="0"/>
+        </w:rPr>
+        <w:t xml:space="preserve">3. We can decide the result without examining the changed </w:t>
+      </w:r>
+      <w:r>
+        <w:rPr>
+          <w:b/>
+        </w:rPr>
+        <w:t>input</w:t>
+      </w:r>
+      <w:r>
+        <w:rPr>
+          <w:b w:val="0"/>
+        </w:rPr>
+        <w:t xml:space="preserve"> or the procedure.</w:t>
       </w:r>
     </w:p>
     <w:p>
@@ -1661,12 +2599,54 @@
       </w:r>
     </w:p>
     <w:p>
-      <w:r>
-        <w:t>Hint if needed: Use the changed condition and the deciding step in the pictorial trace. The answer must say what follows from those facts.</w:t>
-      </w:r>
-    </w:p>
-    <w:p>
-      <w:r>
+      <w:pPr>
+        <w:pStyle w:val="Heading3"/>
+      </w:pPr>
+      <w:r>
+        <w:t>Hint · try first</w:t>
+      </w:r>
+    </w:p>
+    <w:p>
+      <w:pPr>
+        <w:spacing w:line="336" w:lineRule="auto" w:after="180"/>
+        <w:shd w:fill="F1F6F8"/>
+      </w:pPr>
+      <w:r>
+        <w:rPr>
+          <w:b w:val="0"/>
+        </w:rPr>
+        <w:t xml:space="preserve">Hint if needed: Use the changed </w:t>
+      </w:r>
+      <w:r>
+        <w:rPr>
+          <w:b/>
+        </w:rPr>
+        <w:t>condition</w:t>
+      </w:r>
+      <w:r>
+        <w:rPr>
+          <w:b w:val="0"/>
+        </w:rPr>
+        <w:t xml:space="preserve"> and the deciding step in the pictorial trace. The answer must say what follows from those facts.</w:t>
+      </w:r>
+    </w:p>
+    <w:p>
+      <w:pPr>
+        <w:pStyle w:val="Heading3"/>
+      </w:pPr>
+      <w:r>
+        <w:t>Feedback · compare after trying</w:t>
+      </w:r>
+    </w:p>
+    <w:p>
+      <w:pPr>
+        <w:spacing w:line="336" w:lineRule="auto" w:after="180"/>
+        <w:shd w:fill="F1F6FC"/>
+      </w:pPr>
+      <w:r>
+        <w:rPr>
+          <w:b w:val="0"/>
+        </w:rPr>
         <w:t>After your attempt, compare with the supported explanation: Only the run starting at 4 changes: it reports 12. Updated value 6 fails a strict above comparison and is doubled.</w:t>
       </w:r>
     </w:p>
@@ -1679,18 +2659,81 @@
       </w:r>
     </w:p>
     <w:p>
-      <w:r>
-        <w:t>Review Algorithms as Recipes (ai-1/9). Goal: Trace an ordered algorithm using the current value after every instruction. Short practice: Use the arrows to explain where the two zero-start runs first differ.. Return to this week and explain what you changed.</w:t>
-      </w:r>
-    </w:p>
-    <w:p>
-      <w:r>
-        <w:t>Review Categories and Labels (ai-1/7). Goal: Apply a category definition using explicit evidence and boundary rules. Short practice: Explain why B originally was revise rather than review, then label its changed version.. Return to this week and explain what you changed.</w:t>
-      </w:r>
-    </w:p>
-    <w:p>
-      <w:r>
-        <w:t>Review Rules or Learned Patterns? (ai-1/4). Goal: Execute a stated rule including its boundary. Short practice: Show which stage used labels and which stage used only the new measurement.. Return to this week and explain what you changed.</w:t>
+      <w:pPr>
+        <w:spacing w:line="336" w:lineRule="auto" w:after="180"/>
+      </w:pPr>
+      <w:r>
+        <w:rPr>
+          <w:b w:val="0"/>
+        </w:rPr>
+        <w:t>Review Algorithms as Recipes (ai-1/9). Goal: Trace an ordered algorithm using the current value after every instruction. Short practice: Use the arrows to explain where the two zero-start runs first differ..</w:t>
+      </w:r>
+    </w:p>
+    <w:p>
+      <w:pPr>
+        <w:spacing w:line="336" w:lineRule="auto" w:after="180"/>
+      </w:pPr>
+      <w:r>
+        <w:rPr>
+          <w:b w:val="0"/>
+        </w:rPr>
+        <w:t>Return to this week and explain what you changed.</w:t>
+      </w:r>
+    </w:p>
+    <w:p>
+      <w:pPr>
+        <w:spacing w:line="336" w:lineRule="auto" w:after="180"/>
+      </w:pPr>
+      <w:r>
+        <w:rPr>
+          <w:b w:val="0"/>
+        </w:rPr>
+        <w:t xml:space="preserve">Review Categories and Labels (ai-1/7). Goal: Apply a category definition using explicit </w:t>
+      </w:r>
+      <w:r>
+        <w:rPr>
+          <w:b/>
+        </w:rPr>
+        <w:t>evidence</w:t>
+      </w:r>
+      <w:r>
+        <w:rPr>
+          <w:b w:val="0"/>
+        </w:rPr>
+        <w:t xml:space="preserve"> and boundary rules. Short practice: Explain why B originally was revise rather than review, then label its changed version..</w:t>
+      </w:r>
+    </w:p>
+    <w:p>
+      <w:pPr>
+        <w:spacing w:line="336" w:lineRule="auto" w:after="180"/>
+      </w:pPr>
+      <w:r>
+        <w:rPr>
+          <w:b w:val="0"/>
+        </w:rPr>
+        <w:t>Return to this week and explain what you changed.</w:t>
+      </w:r>
+    </w:p>
+    <w:p>
+      <w:pPr>
+        <w:spacing w:line="336" w:lineRule="auto" w:after="180"/>
+      </w:pPr>
+      <w:r>
+        <w:rPr>
+          <w:b w:val="0"/>
+        </w:rPr>
+        <w:t>Review Rules or Learned Patterns? (ai-1/4). Goal: Execute a stated rule including its boundary. Short practice: Show which stage used labels and which stage used only the new measurement..</w:t>
+      </w:r>
+    </w:p>
+    <w:p>
+      <w:pPr>
+        <w:spacing w:line="336" w:lineRule="auto" w:after="180"/>
+      </w:pPr>
+      <w:r>
+        <w:rPr>
+          <w:b w:val="0"/>
+        </w:rPr>
+        <w:t>Return to this week and explain what you changed.</w:t>
       </w:r>
     </w:p>
     <w:p>
@@ -1702,8 +2745,37 @@
       </w:r>
     </w:p>
     <w:p>
-      <w:r>
-        <w:t>Use Download completed work in the hosted lesson to export your answers, reflections, practice feedback and code-run evidence. Open the HTML copy to read or print it. Drafts stay in this browser when storage is available; clear drafts on a shared device.</w:t>
+      <w:pPr>
+        <w:spacing w:line="336" w:lineRule="auto" w:after="180"/>
+      </w:pPr>
+      <w:r>
+        <w:rPr>
+          <w:b w:val="0"/>
+        </w:rPr>
+        <w:t xml:space="preserve">Use Download completed work in the hosted lesson to export your answers, reflections, practice feedback and code-run </w:t>
+      </w:r>
+      <w:r>
+        <w:rPr>
+          <w:b/>
+        </w:rPr>
+        <w:t>evidence</w:t>
+      </w:r>
+      <w:r>
+        <w:rPr>
+          <w:b w:val="0"/>
+        </w:rPr>
+        <w:t>. Open the HTML copy to read or print it.</w:t>
+      </w:r>
+    </w:p>
+    <w:p>
+      <w:pPr>
+        <w:spacing w:line="336" w:lineRule="auto" w:after="180"/>
+      </w:pPr>
+      <w:r>
+        <w:rPr>
+          <w:b w:val="0"/>
+        </w:rPr>
+        <w:t>Drafts stay in this browser when storage is available; clear drafts on a shared device.</w:t>
       </w:r>
     </w:p>
     <w:p>
@@ -1717,6 +2789,849 @@
     <w:p>
       <w:r>
         <w:t>________________________________________________________________</w:t>
+      </w:r>
+    </w:p>
+    <w:p>
+      <w:r>
+        <w:t>________________________________________________________________</w:t>
+      </w:r>
+    </w:p>
+    <w:p>
+      <w:r>
+        <w:t>________________________________________________________________</w:t>
+      </w:r>
+    </w:p>
+    <w:p>
+      <w:r>
+        <w:t>________________________________________________________________</w:t>
+      </w:r>
+    </w:p>
+    <w:p>
+      <w:r>
+        <w:t>________________________________________________________________</w:t>
+      </w:r>
+    </w:p>
+    <w:p>
+      <w:pPr>
+        <w:pStyle w:val="Heading1"/>
+      </w:pPr>
+      <w:r>
+        <w:t>21. Visual concept journey</w:t>
+      </w:r>
+    </w:p>
+    <w:p>
+      <w:r>
+        <w:t>Explain each If/Then Decisions picture from its labels, then record a relevant limit.</w:t>
+      </w:r>
+    </w:p>
+    <w:p>
+      <w:pPr>
+        <w:pStyle w:val="Heading3"/>
+      </w:pPr>
+      <w:r>
+        <w:t>01. If/Then Decisions: the case</w:t>
+      </w:r>
+    </w:p>
+    <w:p>
+      <w:r>
+        <w:drawing>
+          <wp:inline xmlns:a="http://schemas.openxmlformats.org/drawingml/2006/main" xmlns:pic="http://schemas.openxmlformats.org/drawingml/2006/picture">
+            <wp:extent cx="5486400" cy="2834640"/>
+            <wp:docPr id="3" name="Picture 3" descr="A fictional counter begins with a number, adds 2, then chooses one branch. Supplied facts: If the updated value is at least 6, subtract 1; otherwise double it. Report once and stop. Use separate starting values 3,4,5."/>
+            <wp:cNvGraphicFramePr>
+              <a:graphicFrameLocks noChangeAspect="1"/>
+            </wp:cNvGraphicFramePr>
+            <a:graphic>
+              <a:graphicData uri="http://schemas.openxmlformats.org/drawingml/2006/picture">
+                <pic:pic>
+                  <pic:nvPicPr>
+                    <pic:cNvPr id="0" name="academy-story-ai-1-10-01.png"/>
+                    <pic:cNvPicPr/>
+                  </pic:nvPicPr>
+                  <pic:blipFill>
+                    <a:blip r:embed="rId11"/>
+                    <a:stretch>
+                      <a:fillRect/>
+                    </a:stretch>
+                  </pic:blipFill>
+                  <pic:spPr>
+                    <a:xfrm>
+                      <a:off x="0" y="0"/>
+                      <a:ext cx="5486400" cy="2834640"/>
+                    </a:xfrm>
+                    <a:prstGeom prst="rect"/>
+                  </pic:spPr>
+                </pic:pic>
+              </a:graphicData>
+            </a:graphic>
+          </wp:inline>
+        </w:drawing>
+      </w:r>
+    </w:p>
+    <w:p>
+      <w:pPr>
+        <w:spacing w:line="336" w:lineRule="auto" w:after="180"/>
+      </w:pPr>
+      <w:r>
+        <w:rPr>
+          <w:b w:val="0"/>
+        </w:rPr>
+        <w:t xml:space="preserve">A fictional counter begins with a number, adds 2, then chooses one </w:t>
+      </w:r>
+      <w:r>
+        <w:rPr>
+          <w:b/>
+        </w:rPr>
+        <w:t>branch</w:t>
+      </w:r>
+      <w:r>
+        <w:rPr>
+          <w:b w:val="0"/>
+        </w:rPr>
+        <w:t>. Supplied facts: If the updated value is at least 6, subtract 1; otherwise double it. Report once and stop. Use separate starting values 3,4,5.</w:t>
+      </w:r>
+    </w:p>
+    <w:p>
+      <w:pPr>
+        <w:spacing w:line="336" w:lineRule="auto" w:after="180"/>
+        <w:shd w:fill="F5F1FB"/>
+      </w:pPr>
+      <w:r>
+        <w:rPr>
+          <w:b w:val="0"/>
+        </w:rPr>
+        <w:t>Point to the given fact that matters most. Explain why it matters.</w:t>
+      </w:r>
+    </w:p>
+    <w:p>
+      <w:pPr>
+        <w:pStyle w:val="Heading3"/>
+      </w:pPr>
+      <w:r>
+        <w:t>My picture explanation, deciding evidence and one limit</w:t>
+      </w:r>
+    </w:p>
+    <w:p>
+      <w:r>
+        <w:t>________________________________________________________________</w:t>
+      </w:r>
+    </w:p>
+    <w:p>
+      <w:r>
+        <w:t>________________________________________________________________</w:t>
+      </w:r>
+    </w:p>
+    <w:p>
+      <w:r>
+        <w:t>________________________________________________________________</w:t>
+      </w:r>
+    </w:p>
+    <w:p>
+      <w:r>
+        <w:t>________________________________________________________________</w:t>
+      </w:r>
+    </w:p>
+    <w:p>
+      <w:pPr>
+        <w:pStyle w:val="Heading3"/>
+      </w:pPr>
+      <w:r>
+        <w:t>02. Follow the deciding steps</w:t>
+      </w:r>
+    </w:p>
+    <w:p>
+      <w:r>
+        <w:drawing>
+          <wp:inline xmlns:a="http://schemas.openxmlformats.org/drawingml/2006/main" xmlns:pic="http://schemas.openxmlformats.org/drawingml/2006/picture">
+            <wp:extent cx="5486400" cy="4005072"/>
+            <wp:docPr id="4" name="Picture 4" descr="Update first: Starts 3,4,5 become 5,6,7. → Test current value: 5≥6 is false; 6≥6 and 7≥6 are true. → Choose one branch: Double 5 to 10; subtract 1 from 6 to 5; subtract 1 from 7 to 6. → Report: The three independent runs report 10,5,6."/>
+            <wp:cNvGraphicFramePr>
+              <a:graphicFrameLocks noChangeAspect="1"/>
+            </wp:cNvGraphicFramePr>
+            <a:graphic>
+              <a:graphicData uri="http://schemas.openxmlformats.org/drawingml/2006/picture">
+                <pic:pic>
+                  <pic:nvPicPr>
+                    <pic:cNvPr id="0" name="academy-story-ai-1-10-02.png"/>
+                    <pic:cNvPicPr/>
+                  </pic:nvPicPr>
+                  <pic:blipFill>
+                    <a:blip r:embed="rId12"/>
+                    <a:stretch>
+                      <a:fillRect/>
+                    </a:stretch>
+                  </pic:blipFill>
+                  <pic:spPr>
+                    <a:xfrm>
+                      <a:off x="0" y="0"/>
+                      <a:ext cx="5486400" cy="4005072"/>
+                    </a:xfrm>
+                    <a:prstGeom prst="rect"/>
+                  </pic:spPr>
+                </pic:pic>
+              </a:graphicData>
+            </a:graphic>
+          </wp:inline>
+        </w:drawing>
+      </w:r>
+    </w:p>
+    <w:p>
+      <w:pPr>
+        <w:spacing w:line="336" w:lineRule="auto" w:after="180"/>
+      </w:pPr>
+      <w:r>
+        <w:rPr>
+          <w:b w:val="0"/>
+        </w:rPr>
+        <w:t xml:space="preserve">Update first: Starts 3,4,5 become 5,6,7. → Test current value: 5≥6 is false; 6≥6 and 7≥6 are true. → Choose one </w:t>
+      </w:r>
+      <w:r>
+        <w:rPr>
+          <w:b/>
+        </w:rPr>
+        <w:t>branch</w:t>
+      </w:r>
+      <w:r>
+        <w:rPr>
+          <w:b w:val="0"/>
+        </w:rPr>
+        <w:t>: Double 5 to 10; subtract 1 from 6 to 5; subtract 1 from 7 to 6. → Report: The three independent runs report 10,5,6.</w:t>
+      </w:r>
+    </w:p>
+    <w:p>
+      <w:pPr>
+        <w:spacing w:line="336" w:lineRule="auto" w:after="180"/>
+        <w:shd w:fill="F5F1FB"/>
+      </w:pPr>
+      <w:r>
+        <w:rPr>
+          <w:b w:val="0"/>
+        </w:rPr>
+        <w:t xml:space="preserve">Point to each numbered stage and explain which recorded </w:t>
+      </w:r>
+      <w:r>
+        <w:rPr>
+          <w:b/>
+        </w:rPr>
+        <w:t>input</w:t>
+      </w:r>
+      <w:r>
+        <w:rPr>
+          <w:b w:val="0"/>
+        </w:rPr>
+        <w:t xml:space="preserve"> it uses.</w:t>
+      </w:r>
+    </w:p>
+    <w:p>
+      <w:pPr>
+        <w:pStyle w:val="Heading3"/>
+      </w:pPr>
+      <w:r>
+        <w:t>My picture explanation, deciding evidence and one limit</w:t>
+      </w:r>
+    </w:p>
+    <w:p>
+      <w:r>
+        <w:t>________________________________________________________________</w:t>
+      </w:r>
+    </w:p>
+    <w:p>
+      <w:r>
+        <w:t>________________________________________________________________</w:t>
+      </w:r>
+    </w:p>
+    <w:p>
+      <w:r>
+        <w:t>________________________________________________________________</w:t>
+      </w:r>
+    </w:p>
+    <w:p>
+      <w:r>
+        <w:t>________________________________________________________________</w:t>
+      </w:r>
+    </w:p>
+    <w:p>
+      <w:pPr>
+        <w:pStyle w:val="Heading3"/>
+      </w:pPr>
+      <w:r>
+        <w:t>03. Inclusive branching trace</w:t>
+      </w:r>
+    </w:p>
+    <w:p>
+      <w:r>
+        <w:drawing>
+          <wp:inline xmlns:a="http://schemas.openxmlformats.org/drawingml/2006/main" xmlns:pic="http://schemas.openxmlformats.org/drawingml/2006/picture">
+            <wp:extent cx="5486400" cy="3617976"/>
+            <wp:docPr id="5" name="Picture 5" descr="Inclusive branching trace. Run 1: Start = 3, After +2 = 5, At least 6? = false, Report = 10. Run 2: Start = 4, After +2 = 6, At least 6? = true, Report = 5. Run 3: Start = 5, After +2 = 7, At least 6? = true, Report = 6."/>
+            <wp:cNvGraphicFramePr>
+              <a:graphicFrameLocks noChangeAspect="1"/>
+            </wp:cNvGraphicFramePr>
+            <a:graphic>
+              <a:graphicData uri="http://schemas.openxmlformats.org/drawingml/2006/picture">
+                <pic:pic>
+                  <pic:nvPicPr>
+                    <pic:cNvPr id="0" name="academy-story-ai-1-10-03.png"/>
+                    <pic:cNvPicPr/>
+                  </pic:nvPicPr>
+                  <pic:blipFill>
+                    <a:blip r:embed="rId13"/>
+                    <a:stretch>
+                      <a:fillRect/>
+                    </a:stretch>
+                  </pic:blipFill>
+                  <pic:spPr>
+                    <a:xfrm>
+                      <a:off x="0" y="0"/>
+                      <a:ext cx="5486400" cy="3617976"/>
+                    </a:xfrm>
+                    <a:prstGeom prst="rect"/>
+                  </pic:spPr>
+                </pic:pic>
+              </a:graphicData>
+            </a:graphic>
+          </wp:inline>
+        </w:drawing>
+      </w:r>
+    </w:p>
+    <w:p>
+      <w:pPr>
+        <w:spacing w:line="336" w:lineRule="auto" w:after="180"/>
+      </w:pPr>
+      <w:r>
+        <w:rPr>
+          <w:b w:val="0"/>
+        </w:rPr>
+        <w:t xml:space="preserve">Inclusive </w:t>
+      </w:r>
+      <w:r>
+        <w:rPr>
+          <w:b/>
+        </w:rPr>
+        <w:t>branch</w:t>
+      </w:r>
+      <w:r>
+        <w:rPr>
+          <w:b w:val="0"/>
+        </w:rPr>
+        <w:t>ing trace. Run 1: Start = 3, After +2 = 5, At least 6? = false, Report = 10. Run 2: Start = 4, After +2 = 6, At least 6? = true, Report = 5. Run 3: Start = 5, After +2 = 7, At least 6? = true, Report = 6.</w:t>
+      </w:r>
+    </w:p>
+    <w:p>
+      <w:pPr>
+        <w:spacing w:line="336" w:lineRule="auto" w:after="180"/>
+        <w:shd w:fill="F5F1FB"/>
+      </w:pPr>
+      <w:r>
+        <w:rPr>
+          <w:b w:val="0"/>
+        </w:rPr>
+        <w:t>Read the labels and values. Explain the relationship the model shows.</w:t>
+      </w:r>
+    </w:p>
+    <w:p>
+      <w:pPr>
+        <w:pStyle w:val="Heading3"/>
+      </w:pPr>
+      <w:r>
+        <w:t>My picture explanation, deciding evidence and one limit</w:t>
+      </w:r>
+    </w:p>
+    <w:p>
+      <w:r>
+        <w:t>________________________________________________________________</w:t>
+      </w:r>
+    </w:p>
+    <w:p>
+      <w:r>
+        <w:t>________________________________________________________________</w:t>
+      </w:r>
+    </w:p>
+    <w:p>
+      <w:r>
+        <w:t>________________________________________________________________</w:t>
+      </w:r>
+    </w:p>
+    <w:p>
+      <w:r>
+        <w:t>________________________________________________________________</w:t>
+      </w:r>
+    </w:p>
+    <w:p>
+      <w:pPr>
+        <w:pStyle w:val="Heading3"/>
+      </w:pPr>
+      <w:r>
+        <w:t>04. Change one thing. Trace what follows.</w:t>
+      </w:r>
+    </w:p>
+    <w:p>
+      <w:r>
+        <w:drawing>
+          <wp:inline xmlns:a="http://schemas.openxmlformats.org/drawingml/2006/main" xmlns:pic="http://schemas.openxmlformats.org/drawingml/2006/picture">
+            <wp:extent cx="5486400" cy="3026664"/>
+            <wp:docPr id="6" name="Picture 6" descr="Original case: The three independent runs report 10,5,6. Changed condition: Replace at least 6 with above 6. Expected result: Only the run starting at 4 changes: it reports 12. Reason: Updated value 6 fails a strict above comparison and is doubled."/>
+            <wp:cNvGraphicFramePr>
+              <a:graphicFrameLocks noChangeAspect="1"/>
+            </wp:cNvGraphicFramePr>
+            <a:graphic>
+              <a:graphicData uri="http://schemas.openxmlformats.org/drawingml/2006/picture">
+                <pic:pic>
+                  <pic:nvPicPr>
+                    <pic:cNvPr id="0" name="academy-story-ai-1-10-04.png"/>
+                    <pic:cNvPicPr/>
+                  </pic:nvPicPr>
+                  <pic:blipFill>
+                    <a:blip r:embed="rId14"/>
+                    <a:stretch>
+                      <a:fillRect/>
+                    </a:stretch>
+                  </pic:blipFill>
+                  <pic:spPr>
+                    <a:xfrm>
+                      <a:off x="0" y="0"/>
+                      <a:ext cx="5486400" cy="3026664"/>
+                    </a:xfrm>
+                    <a:prstGeom prst="rect"/>
+                  </pic:spPr>
+                </pic:pic>
+              </a:graphicData>
+            </a:graphic>
+          </wp:inline>
+        </w:drawing>
+      </w:r>
+    </w:p>
+    <w:p>
+      <w:pPr>
+        <w:spacing w:line="336" w:lineRule="auto" w:after="180"/>
+      </w:pPr>
+      <w:r>
+        <w:rPr>
+          <w:b w:val="0"/>
+        </w:rPr>
+        <w:t xml:space="preserve">Original case: The three independent runs report 10,5,6. Changed </w:t>
+      </w:r>
+      <w:r>
+        <w:rPr>
+          <w:b/>
+        </w:rPr>
+        <w:t>condition</w:t>
+      </w:r>
+      <w:r>
+        <w:rPr>
+          <w:b w:val="0"/>
+        </w:rPr>
+        <w:t>: Replace at least 6 with above 6. Expected result: Only the run starting at 4 changes: it reports 12.</w:t>
+      </w:r>
+    </w:p>
+    <w:p>
+      <w:pPr>
+        <w:spacing w:line="336" w:lineRule="auto" w:after="180"/>
+      </w:pPr>
+      <w:r>
+        <w:rPr>
+          <w:b w:val="0"/>
+        </w:rPr>
+        <w:t>Reason: Updated value 6 fails a strict above comparison and is doubled.</w:t>
+      </w:r>
+    </w:p>
+    <w:p>
+      <w:pPr>
+        <w:spacing w:line="336" w:lineRule="auto" w:after="180"/>
+        <w:shd w:fill="F5F1FB"/>
+      </w:pPr>
+      <w:r>
+        <w:rPr>
+          <w:b w:val="0"/>
+        </w:rPr>
+        <w:t>Predict before checking the worked changed-case result. Name what changed and what the supplied facts allow you to conclude.</w:t>
+      </w:r>
+    </w:p>
+    <w:p>
+      <w:pPr>
+        <w:pStyle w:val="Heading3"/>
+      </w:pPr>
+      <w:r>
+        <w:t>My picture explanation, deciding evidence and one limit</w:t>
+      </w:r>
+    </w:p>
+    <w:p>
+      <w:r>
+        <w:t>________________________________________________________________</w:t>
+      </w:r>
+    </w:p>
+    <w:p>
+      <w:r>
+        <w:t>________________________________________________________________</w:t>
+      </w:r>
+    </w:p>
+    <w:p>
+      <w:r>
+        <w:t>________________________________________________________________</w:t>
+      </w:r>
+    </w:p>
+    <w:p>
+      <w:r>
+        <w:t>________________________________________________________________</w:t>
+      </w:r>
+    </w:p>
+    <w:p>
+      <w:pPr>
+        <w:pStyle w:val="Heading3"/>
+      </w:pPr>
+      <w:r>
+        <w:t>05. Connect the explanation to its limit</w:t>
+      </w:r>
+    </w:p>
+    <w:p>
+      <w:r>
+        <w:drawing>
+          <wp:inline xmlns:a="http://schemas.openxmlformats.org/drawingml/2006/main" xmlns:pic="http://schemas.openxmlformats.org/drawingml/2006/picture">
+            <wp:extent cx="5486400" cy="2834640"/>
+            <wp:docPr id="7" name="Picture 7" descr="The condition is evaluated after adding 2. Equality belongs to the at-least branch, so starting at 4 checks the boundary. Once a branch finishes, the program reports; it does not reconsider the condition just because doubling 5 produced 10. Limit: A large reported value need not mean the true branch ran; branch choice depends on the earlier value."/>
+            <wp:cNvGraphicFramePr>
+              <a:graphicFrameLocks noChangeAspect="1"/>
+            </wp:cNvGraphicFramePr>
+            <a:graphic>
+              <a:graphicData uri="http://schemas.openxmlformats.org/drawingml/2006/picture">
+                <pic:pic>
+                  <pic:nvPicPr>
+                    <pic:cNvPr id="0" name="academy-story-ai-1-10-05.png"/>
+                    <pic:cNvPicPr/>
+                  </pic:nvPicPr>
+                  <pic:blipFill>
+                    <a:blip r:embed="rId15"/>
+                    <a:stretch>
+                      <a:fillRect/>
+                    </a:stretch>
+                  </pic:blipFill>
+                  <pic:spPr>
+                    <a:xfrm>
+                      <a:off x="0" y="0"/>
+                      <a:ext cx="5486400" cy="2834640"/>
+                    </a:xfrm>
+                    <a:prstGeom prst="rect"/>
+                  </pic:spPr>
+                </pic:pic>
+              </a:graphicData>
+            </a:graphic>
+          </wp:inline>
+        </w:drawing>
+      </w:r>
+    </w:p>
+    <w:p>
+      <w:pPr>
+        <w:spacing w:line="336" w:lineRule="auto" w:after="180"/>
+      </w:pPr>
+      <w:r>
+        <w:rPr>
+          <w:b w:val="0"/>
+        </w:rPr>
+        <w:t xml:space="preserve">The </w:t>
+      </w:r>
+      <w:r>
+        <w:rPr>
+          <w:b/>
+        </w:rPr>
+        <w:t>condition</w:t>
+      </w:r>
+      <w:r>
+        <w:rPr>
+          <w:b w:val="0"/>
+        </w:rPr>
+        <w:t xml:space="preserve"> is evaluated after adding 2. Equality belongs to the at-least </w:t>
+      </w:r>
+      <w:r>
+        <w:rPr>
+          <w:b/>
+        </w:rPr>
+        <w:t>branch</w:t>
+      </w:r>
+      <w:r>
+        <w:rPr>
+          <w:b w:val="0"/>
+        </w:rPr>
+        <w:t>, so starting at 4 checks the boundary.</w:t>
+      </w:r>
+    </w:p>
+    <w:p>
+      <w:pPr>
+        <w:spacing w:line="336" w:lineRule="auto" w:after="180"/>
+      </w:pPr>
+      <w:r>
+        <w:rPr>
+          <w:b w:val="0"/>
+        </w:rPr>
+        <w:t xml:space="preserve">Once a </w:t>
+      </w:r>
+      <w:r>
+        <w:rPr>
+          <w:b/>
+        </w:rPr>
+        <w:t>branch</w:t>
+      </w:r>
+      <w:r>
+        <w:rPr>
+          <w:b w:val="0"/>
+        </w:rPr>
+        <w:t xml:space="preserve"> finishes, the program reports; it does not reconsider the </w:t>
+      </w:r>
+      <w:r>
+        <w:rPr>
+          <w:b/>
+        </w:rPr>
+        <w:t>condition</w:t>
+      </w:r>
+      <w:r>
+        <w:rPr>
+          <w:b w:val="0"/>
+        </w:rPr>
+        <w:t xml:space="preserve"> just because doubling 5 produced 10.</w:t>
+      </w:r>
+    </w:p>
+    <w:p>
+      <w:pPr>
+        <w:spacing w:line="336" w:lineRule="auto" w:after="180"/>
+      </w:pPr>
+      <w:r>
+        <w:rPr>
+          <w:b w:val="0"/>
+        </w:rPr>
+        <w:t xml:space="preserve">Limit: A large reported value need not mean the true </w:t>
+      </w:r>
+      <w:r>
+        <w:rPr>
+          <w:b/>
+        </w:rPr>
+        <w:t>branch</w:t>
+      </w:r>
+      <w:r>
+        <w:rPr>
+          <w:b w:val="0"/>
+        </w:rPr>
+        <w:t xml:space="preserve"> ran; </w:t>
+      </w:r>
+      <w:r>
+        <w:rPr>
+          <w:b/>
+        </w:rPr>
+        <w:t>branch</w:t>
+      </w:r>
+      <w:r>
+        <w:rPr>
+          <w:b w:val="0"/>
+        </w:rPr>
+        <w:t xml:space="preserve"> choice depends on the earlier value.</w:t>
+      </w:r>
+    </w:p>
+    <w:p>
+      <w:pPr>
+        <w:spacing w:line="336" w:lineRule="auto" w:after="180"/>
+        <w:shd w:fill="F5F1FB"/>
+      </w:pPr>
+      <w:r>
+        <w:rPr>
+          <w:b w:val="0"/>
+        </w:rPr>
+        <w:t>Explain the case, then point to a limit on the claim.</w:t>
+      </w:r>
+    </w:p>
+    <w:p>
+      <w:pPr>
+        <w:pStyle w:val="Heading3"/>
+      </w:pPr>
+      <w:r>
+        <w:t>My picture explanation, deciding evidence and one limit</w:t>
+      </w:r>
+    </w:p>
+    <w:p>
+      <w:r>
+        <w:t>________________________________________________________________</w:t>
+      </w:r>
+    </w:p>
+    <w:p>
+      <w:r>
+        <w:t>________________________________________________________________</w:t>
+      </w:r>
+    </w:p>
+    <w:p>
+      <w:r>
+        <w:t>________________________________________________________________</w:t>
+      </w:r>
+    </w:p>
+    <w:p>
+      <w:r>
+        <w:t>________________________________________________________________</w:t>
+      </w:r>
+    </w:p>
+    <w:p>
+      <w:pPr>
+        <w:pStyle w:val="Heading3"/>
+      </w:pPr>
+      <w:r>
+        <w:t>06. Make the idea visible in your project</w:t>
+      </w:r>
+    </w:p>
+    <w:p>
+      <w:r>
+        <w:drawing>
+          <wp:inline xmlns:a="http://schemas.openxmlformats.org/drawingml/2006/main" xmlns:pic="http://schemas.openxmlformats.org/drawingml/2006/picture">
+            <wp:extent cx="5486400" cy="3380232"/>
+            <wp:docPr id="8" name="Picture 8" descr="Include equality examples when reviewing sorter conditions, and trace from original input through output. Draw your input, deciding step, result and limit. Supported question: Which input detects the difference between the two written conditions? Explain its entire run."/>
+            <wp:cNvGraphicFramePr>
+              <a:graphicFrameLocks noChangeAspect="1"/>
+            </wp:cNvGraphicFramePr>
+            <a:graphic>
+              <a:graphicData uri="http://schemas.openxmlformats.org/drawingml/2006/picture">
+                <pic:pic>
+                  <pic:nvPicPr>
+                    <pic:cNvPr id="0" name="academy-story-ai-1-10-06.png"/>
+                    <pic:cNvPicPr/>
+                  </pic:nvPicPr>
+                  <pic:blipFill>
+                    <a:blip r:embed="rId16"/>
+                    <a:stretch>
+                      <a:fillRect/>
+                    </a:stretch>
+                  </pic:blipFill>
+                  <pic:spPr>
+                    <a:xfrm>
+                      <a:off x="0" y="0"/>
+                      <a:ext cx="5486400" cy="3380232"/>
+                    </a:xfrm>
+                    <a:prstGeom prst="rect"/>
+                  </pic:spPr>
+                </pic:pic>
+              </a:graphicData>
+            </a:graphic>
+          </wp:inline>
+        </w:drawing>
+      </w:r>
+    </w:p>
+    <w:p>
+      <w:pPr>
+        <w:spacing w:line="336" w:lineRule="auto" w:after="180"/>
+      </w:pPr>
+      <w:r>
+        <w:rPr>
+          <w:b w:val="0"/>
+        </w:rPr>
+        <w:t xml:space="preserve">Include equality examples when reviewing sorter </w:t>
+      </w:r>
+      <w:r>
+        <w:rPr>
+          <w:b/>
+        </w:rPr>
+        <w:t>condition</w:t>
+      </w:r>
+      <w:r>
+        <w:rPr>
+          <w:b w:val="0"/>
+        </w:rPr>
+        <w:t xml:space="preserve">s, and trace from original </w:t>
+      </w:r>
+      <w:r>
+        <w:rPr>
+          <w:b/>
+        </w:rPr>
+        <w:t>input</w:t>
+      </w:r>
+      <w:r>
+        <w:rPr>
+          <w:b w:val="0"/>
+        </w:rPr>
+        <w:t xml:space="preserve"> through </w:t>
+      </w:r>
+      <w:r>
+        <w:rPr>
+          <w:b/>
+        </w:rPr>
+        <w:t>output</w:t>
+      </w:r>
+      <w:r>
+        <w:rPr>
+          <w:b w:val="0"/>
+        </w:rPr>
+        <w:t xml:space="preserve">. Draw your </w:t>
+      </w:r>
+      <w:r>
+        <w:rPr>
+          <w:b/>
+        </w:rPr>
+        <w:t>input</w:t>
+      </w:r>
+      <w:r>
+        <w:rPr>
+          <w:b w:val="0"/>
+        </w:rPr>
+        <w:t>, deciding step, result and limit.</w:t>
+      </w:r>
+    </w:p>
+    <w:p>
+      <w:pPr>
+        <w:spacing w:line="336" w:lineRule="auto" w:after="180"/>
+      </w:pPr>
+      <w:r>
+        <w:rPr>
+          <w:b w:val="0"/>
+        </w:rPr>
+        <w:t xml:space="preserve">Supported question: Which </w:t>
+      </w:r>
+      <w:r>
+        <w:rPr>
+          <w:b/>
+        </w:rPr>
+        <w:t>input</w:t>
+      </w:r>
+      <w:r>
+        <w:rPr>
+          <w:b w:val="0"/>
+        </w:rPr>
+        <w:t xml:space="preserve"> detects the difference between the two written </w:t>
+      </w:r>
+      <w:r>
+        <w:rPr>
+          <w:b/>
+        </w:rPr>
+        <w:t>condition</w:t>
+      </w:r>
+      <w:r>
+        <w:rPr>
+          <w:b w:val="0"/>
+        </w:rPr>
+        <w:t>s? Explain its entire run.</w:t>
+      </w:r>
+    </w:p>
+    <w:p>
+      <w:pPr>
+        <w:spacing w:line="336" w:lineRule="auto" w:after="180"/>
+        <w:shd w:fill="F5F1FB"/>
+      </w:pPr>
+      <w:r>
+        <w:rPr>
+          <w:b w:val="0"/>
+        </w:rPr>
+        <w:t xml:space="preserve">Draw your project trace and justify the deciding step using </w:t>
+      </w:r>
+      <w:r>
+        <w:rPr>
+          <w:b/>
+        </w:rPr>
+        <w:t>evidence</w:t>
+      </w:r>
+      <w:r>
+        <w:rPr>
+          <w:b w:val="0"/>
+        </w:rPr>
+        <w:t>.</w:t>
+      </w:r>
+    </w:p>
+    <w:p>
+      <w:pPr>
+        <w:pStyle w:val="Heading3"/>
+      </w:pPr>
+      <w:r>
+        <w:t>My picture explanation, deciding evidence and one limit</w:t>
       </w:r>
     </w:p>
     <w:p>

--- a/downloads/workbook/ai-1-week-10.docx
+++ b/downloads/workbook/ai-1-week-10.docx
@@ -25,50 +25,208 @@
         <w:pStyle w:val="Heading1"/>
       </w:pPr>
       <w:r>
-        <w:t>01. Recall and choose your starting point</w:t>
-      </w:r>
-    </w:p>
-    <w:p>
-      <w:r>
-        <w:t>Record your starting explanation for If/Then Decisions before opening notes. Show any later correction separately.</w:t>
-      </w:r>
-    </w:p>
-    <w:p>
-      <w:pPr>
-        <w:spacing w:line="336" w:lineRule="auto" w:after="180"/>
-      </w:pPr>
-      <w:r>
-        <w:rPr>
-          <w:b w:val="0"/>
-        </w:rPr>
+        <w:t>One connected conditional trace.</w:t>
+      </w:r>
+    </w:p>
+    <w:p>
+      <w:r>
+        <w:t>Trace updates, compare boundary language, reject an extra action and handle unavailable input.</w:t>
+      </w:r>
+    </w:p>
+    <w:p>
+      <w:r>
+        <w:t>Keep the condition result and branch evidence with the final answer.</w:t>
+      </w:r>
+    </w:p>
+    <w:p>
+      <w:pPr>
+        <w:pStyle w:val="Heading1"/>
+      </w:pPr>
+      <w:r>
+        <w:t>01. Recall: reconnect earlier ideas</w:t>
+      </w:r>
+    </w:p>
+    <w:p>
+      <w:r>
+        <w:t>Retrieve before opening notes.</w:t>
+      </w:r>
+    </w:p>
+    <w:p>
+      <w:pPr>
+        <w:pStyle w:val="Heading2"/>
+      </w:pPr>
+      <w:r>
+        <w:t>Retrieve and explain</w:t>
+      </w:r>
+    </w:p>
+    <w:p>
+      <w:pPr>
+        <w:pStyle w:val="ListBullet"/>
+      </w:pPr>
+      <w:r>
         <w:t>Try the recall before opening notes. Then use a different colour or a labelled second line to correct your explanation.</w:t>
       </w:r>
     </w:p>
     <w:p>
       <w:pPr>
+        <w:pStyle w:val="ListBullet"/>
+      </w:pPr>
+      <w:r>
+        <w:t>Without opening the old lesson, explain one key idea from Algorithms as Recipes. Give an example and a mistake that the idea helps you avoid.</w:t>
+      </w:r>
+    </w:p>
+    <w:p>
+      <w:pPr>
         <w:pStyle w:val="Heading3"/>
       </w:pPr>
       <w:r>
+        <w:t>My remembered idea, example and correction</w:t>
+      </w:r>
+    </w:p>
+    <w:p>
+      <w:r>
+        <w:t>________________________________________________________________</w:t>
+      </w:r>
+    </w:p>
+    <w:p>
+      <w:r>
+        <w:t>________________________________________________________________</w:t>
+      </w:r>
+    </w:p>
+    <w:p>
+      <w:r>
+        <w:t>________________________________________________________________</w:t>
+      </w:r>
+    </w:p>
+    <w:p>
+      <w:pPr>
+        <w:pStyle w:val="ListBullet"/>
+      </w:pPr>
+      <w:r>
+        <w:t>Without opening the old lesson, explain one key idea from Categories and Labels. Give an example and a mistake that the idea helps you avoid.</w:t>
+      </w:r>
+    </w:p>
+    <w:p>
+      <w:pPr>
+        <w:pStyle w:val="Heading3"/>
+      </w:pPr>
+      <w:r>
+        <w:t>My remembered idea, example and correction</w:t>
+      </w:r>
+    </w:p>
+    <w:p>
+      <w:r>
+        <w:t>________________________________________________________________</w:t>
+      </w:r>
+    </w:p>
+    <w:p>
+      <w:r>
+        <w:t>________________________________________________________________</w:t>
+      </w:r>
+    </w:p>
+    <w:p>
+      <w:r>
+        <w:t>________________________________________________________________</w:t>
+      </w:r>
+    </w:p>
+    <w:p>
+      <w:pPr>
+        <w:pStyle w:val="ListBullet"/>
+      </w:pPr>
+      <w:r>
+        <w:t>Without opening the old lesson, explain one key idea from Rules or Learned Patterns?. Give an example and a mistake that the idea helps you avoid.</w:t>
+      </w:r>
+    </w:p>
+    <w:p>
+      <w:pPr>
+        <w:pStyle w:val="Heading3"/>
+      </w:pPr>
+      <w:r>
+        <w:t>My remembered idea, example and correction</w:t>
+      </w:r>
+    </w:p>
+    <w:p>
+      <w:r>
+        <w:t>________________________________________________________________</w:t>
+      </w:r>
+    </w:p>
+    <w:p>
+      <w:r>
+        <w:t>________________________________________________________________</w:t>
+      </w:r>
+    </w:p>
+    <w:p>
+      <w:r>
+        <w:t>________________________________________________________________</w:t>
+      </w:r>
+    </w:p>
+    <w:p>
+      <w:pPr>
+        <w:pStyle w:val="Heading2"/>
+      </w:pPr>
+      <w:r>
+        <w:t>Earlier wording, alternatives and picture transcripts · reference / check after trying</w:t>
+      </w:r>
+    </w:p>
+    <w:p>
+      <w:pPr>
+        <w:pStyle w:val="Heading3"/>
+      </w:pPr>
+      <w:r>
         <w:t>Algorithms as Recipes</w:t>
       </w:r>
     </w:p>
     <w:p>
       <w:pPr>
-        <w:spacing w:line="336" w:lineRule="auto" w:after="180"/>
-      </w:pPr>
-      <w:r>
-        <w:rPr>
-          <w:b w:val="0"/>
-        </w:rPr>
-        <w:t>Without opening the old lesson, explain one key idea from Algorithms as Recipes. Give an example and a mistake that the idea helps you avoid.</w:t>
-      </w:r>
-    </w:p>
-    <w:p>
-      <w:pPr>
         <w:pStyle w:val="Heading3"/>
       </w:pPr>
       <w:r>
-        <w:t>My remembered idea, example and correction</w:t>
+        <w:t>Categories and Labels</w:t>
+      </w:r>
+    </w:p>
+    <w:p>
+      <w:pPr>
+        <w:pStyle w:val="Heading3"/>
+      </w:pPr>
+      <w:r>
+        <w:t>Rules or Learned Patterns?</w:t>
+      </w:r>
+    </w:p>
+    <w:p>
+      <w:pPr>
+        <w:pStyle w:val="Heading1"/>
+      </w:pPr>
+      <w:r>
+        <w:t>12. W1 · Trace the paper game</w:t>
+      </w:r>
+    </w:p>
+    <w:p>
+      <w:r>
+        <w:t>Show the update before the condition and the final branch result.</w:t>
+      </w:r>
+    </w:p>
+    <w:p>
+      <w:pPr>
+        <w:pStyle w:val="Heading2"/>
+      </w:pPr>
+      <w:r>
+        <w:t>Your evidence record</w:t>
+      </w:r>
+    </w:p>
+    <w:p>
+      <w:pPr>
+        <w:pStyle w:val="ListBullet"/>
+      </w:pPr>
+      <w:r>
+        <w:t>Use the paper-game procedure: add 2 to score; if score is at least 6 subtract 3, otherwise add 4; report and stop. Start at 2, then make a separate run starting at 5. For each run record the value at the condition, its true or false result, the branch and the final score.</w:t>
+      </w:r>
+    </w:p>
+    <w:p>
+      <w:pPr>
+        <w:pStyle w:val="Heading3"/>
+      </w:pPr>
+      <w:r>
+        <w:t>My reasoning and evidence</w:t>
       </w:r>
     </w:p>
     <w:p>
@@ -87,22 +245,119 @@
       </w:r>
     </w:p>
     <w:p>
+      <w:r>
+        <w:t>________________________________________________________________</w:t>
+      </w:r>
+    </w:p>
+    <w:p>
+      <w:r>
+        <w:t>________________________________________________________________</w:t>
+      </w:r>
+    </w:p>
+    <w:p>
+      <w:r>
+        <w:t>________________________________________________________________</w:t>
+      </w:r>
+    </w:p>
+    <w:p>
+      <w:r>
+        <w:t>________________________________________________________________</w:t>
+      </w:r>
+    </w:p>
+    <w:p>
+      <w:pPr>
+        <w:pStyle w:val="Heading1"/>
+      </w:pPr>
+      <w:r>
+        <w:t>13. W2 · Read four boundary phrases</w:t>
+      </w:r>
+    </w:p>
+    <w:p>
+      <w:r>
+        <w:t>Say which comparisons include equality.</w:t>
+      </w:r>
+    </w:p>
+    <w:p>
+      <w:pPr>
+        <w:pStyle w:val="Heading2"/>
+      </w:pPr>
+      <w:r>
+        <w:t>Your evidence record</w:t>
+      </w:r>
+    </w:p>
+    <w:p>
+      <w:pPr>
+        <w:pStyle w:val="ListBullet"/>
+      </w:pPr>
+      <w:r>
+        <w:t>The known value at a condition is exactly 6. Decide whether each test is true or false: at least 6; above 6; at most 6; below 6. Explain which phrases include equality. Then name one value below and one value above 6 for neighbouring tests.</w:t>
+      </w:r>
+    </w:p>
+    <w:p>
       <w:pPr>
         <w:pStyle w:val="Heading3"/>
       </w:pPr>
       <w:r>
-        <w:t>Categories and Labels</w:t>
-      </w:r>
-    </w:p>
-    <w:p>
-      <w:pPr>
-        <w:spacing w:line="336" w:lineRule="auto" w:after="180"/>
-      </w:pPr>
-      <w:r>
-        <w:rPr>
-          <w:b w:val="0"/>
-        </w:rPr>
-        <w:t>Without opening the old lesson, explain one key idea from Categories and Labels. Give an example and a mistake that the idea helps you avoid.</w:t>
+        <w:t>My reasoning and evidence</w:t>
+      </w:r>
+    </w:p>
+    <w:p>
+      <w:r>
+        <w:t>________________________________________________________________</w:t>
+      </w:r>
+    </w:p>
+    <w:p>
+      <w:r>
+        <w:t>________________________________________________________________</w:t>
+      </w:r>
+    </w:p>
+    <w:p>
+      <w:r>
+        <w:t>________________________________________________________________</w:t>
+      </w:r>
+    </w:p>
+    <w:p>
+      <w:r>
+        <w:t>________________________________________________________________</w:t>
+      </w:r>
+    </w:p>
+    <w:p>
+      <w:r>
+        <w:t>________________________________________________________________</w:t>
+      </w:r>
+    </w:p>
+    <w:p>
+      <w:r>
+        <w:t>________________________________________________________________</w:t>
+      </w:r>
+    </w:p>
+    <w:p>
+      <w:pPr>
+        <w:pStyle w:val="Heading1"/>
+      </w:pPr>
+      <w:r>
+        <w:t>14. W3 · Reject an invented extra branch</w:t>
+      </w:r>
+    </w:p>
+    <w:p>
+      <w:r>
+        <w:t>Trace the one decision and its report-and-stop instruction.</w:t>
+      </w:r>
+    </w:p>
+    <w:p>
+      <w:pPr>
+        <w:pStyle w:val="Heading2"/>
+      </w:pPr>
+      <w:r>
+        <w:t>Your evidence record</w:t>
+      </w:r>
+    </w:p>
+    <w:p>
+      <w:pPr>
+        <w:pStyle w:val="ListBullet"/>
+      </w:pPr>
+      <w:r>
+        <w:t>In a separate decision the current score is 4. If score is at least 5 subtract 2; otherwise add 3; report and stop. A learner adds 3 to get 7, then subtracts 2 because 7 is now at least 5, and reports 5. Identify the extra action and give the correct trace and result.</w:t>
       </w:r>
     </w:p>
     <w:p>
@@ -110,7 +365,7 @@
         <w:pStyle w:val="Heading3"/>
       </w:pPr>
       <w:r>
-        <w:t>My remembered idea, example and correction</w:t>
+        <w:t>My reasoning and evidence</w:t>
       </w:r>
     </w:p>
     <w:p>
@@ -129,30 +384,55 @@
       </w:r>
     </w:p>
     <w:p>
+      <w:r>
+        <w:t>________________________________________________________________</w:t>
+      </w:r>
+    </w:p>
+    <w:p>
+      <w:r>
+        <w:t>________________________________________________________________</w:t>
+      </w:r>
+    </w:p>
+    <w:p>
+      <w:r>
+        <w:t>________________________________________________________________</w:t>
+      </w:r>
+    </w:p>
+    <w:p>
+      <w:pPr>
+        <w:pStyle w:val="Heading1"/>
+      </w:pPr>
+      <w:r>
+        <w:t>16. W5 · Handle an unknown score</w:t>
+      </w:r>
+    </w:p>
+    <w:p>
+      <w:r>
+        <w:t>Name the missing evidence and request it before choosing.</w:t>
+      </w:r>
+    </w:p>
+    <w:p>
+      <w:pPr>
+        <w:pStyle w:val="Heading2"/>
+      </w:pPr>
+      <w:r>
+        <w:t>Your evidence record</w:t>
+      </w:r>
+    </w:p>
+    <w:p>
+      <w:pPr>
+        <w:pStyle w:val="ListBullet"/>
+      </w:pPr>
+      <w:r>
+        <w:t>The score is unreadable at the at-least-6 test. A helper says the test must be false and takes the otherwise branch. Explain what is unknown and why that choice is unjustified. State the next step required by this paper exercise and give two possible scores that would select different branches.</w:t>
+      </w:r>
+    </w:p>
+    <w:p>
       <w:pPr>
         <w:pStyle w:val="Heading3"/>
       </w:pPr>
       <w:r>
-        <w:t>Rules or Learned Patterns?</w:t>
-      </w:r>
-    </w:p>
-    <w:p>
-      <w:pPr>
-        <w:spacing w:line="336" w:lineRule="auto" w:after="180"/>
-      </w:pPr>
-      <w:r>
-        <w:rPr>
-          <w:b w:val="0"/>
-        </w:rPr>
-        <w:t>Without opening the old lesson, explain one key idea from Rules or Learned Patterns?. Give an example and a mistake that the idea helps you avoid.</w:t>
-      </w:r>
-    </w:p>
-    <w:p>
-      <w:pPr>
-        <w:pStyle w:val="Heading3"/>
-      </w:pPr>
-      <w:r>
-        <w:t>My remembered idea, example and correction</w:t>
+        <w:t>My reasoning and evidence</w:t>
       </w:r>
     </w:p>
     <w:p>
@@ -171,262 +451,39 @@
       </w:r>
     </w:p>
     <w:p>
+      <w:r>
+        <w:t>________________________________________________________________</w:t>
+      </w:r>
+    </w:p>
+    <w:p>
+      <w:r>
+        <w:t>________________________________________________________________</w:t>
+      </w:r>
+    </w:p>
+    <w:p>
+      <w:r>
+        <w:t>________________________________________________________________</w:t>
+      </w:r>
+    </w:p>
+    <w:p>
       <w:pPr>
         <w:pStyle w:val="Heading1"/>
       </w:pPr>
       <w:r>
-        <w:t>02. Practise with fading help</w:t>
-      </w:r>
-    </w:p>
-    <w:p>
-      <w:r>
-        <w:t>Complete the supported If/Then Decisions trace and record the first step you can explain without help.</w:t>
-      </w:r>
-    </w:p>
-    <w:p>
-      <w:pPr>
-        <w:spacing w:line="336" w:lineRule="auto" w:after="180"/>
-      </w:pPr>
-      <w:r>
-        <w:rPr>
-          <w:b w:val="0"/>
-        </w:rPr>
-        <w:t xml:space="preserve">Use W2: Read four boundary phrases for </w:t>
-      </w:r>
-      <w:r>
-        <w:rPr>
-          <w:b/>
-        </w:rPr>
-        <w:t>Condition</w:t>
-      </w:r>
-      <w:r>
-        <w:rPr>
-          <w:b w:val="0"/>
-        </w:rPr>
-        <w:t>s and boundary cases. Record the answer once; the lesson and workbook refer to the same attempt.</w:t>
-      </w:r>
-    </w:p>
-    <w:tbl>
-      <w:tblPr>
-        <w:tblStyle w:val="LightShading-Accent1"/>
-        <w:tblW w:type="auto" w:w="0"/>
-        <w:tblLook w:firstColumn="1" w:firstRow="1" w:lastColumn="0" w:lastRow="0" w:noHBand="0" w:noVBand="1" w:val="04A0"/>
-      </w:tblPr>
-      <w:tblGrid>
-        <w:gridCol w:w="2556"/>
-        <w:gridCol w:w="2556"/>
-        <w:gridCol w:w="2556"/>
-        <w:gridCol w:w="2556"/>
-      </w:tblGrid>
-      <w:tr>
-        <w:trPr>
-          <w:tblHeader/>
-        </w:trPr>
-        <w:tc>
-          <w:tcPr>
-            <w:tcW w:type="dxa" w:w="2556"/>
-          </w:tcPr>
-          <w:p>
-            <w:r>
-              <w:t>Given inputs</w:t>
-            </w:r>
-          </w:p>
-        </w:tc>
-        <w:tc>
-          <w:tcPr>
-            <w:tcW w:type="dxa" w:w="2556"/>
-          </w:tcPr>
-          <w:p>
-            <w:r>
-              <w:t>Procedure I chose</w:t>
-            </w:r>
-          </w:p>
-        </w:tc>
-        <w:tc>
-          <w:tcPr>
-            <w:tcW w:type="dxa" w:w="2556"/>
-          </w:tcPr>
-          <w:p>
-            <w:r>
-              <w:t>Middle steps</w:t>
-            </w:r>
-          </w:p>
-        </w:tc>
-        <w:tc>
-          <w:tcPr>
-            <w:tcW w:type="dxa" w:w="2556"/>
-          </w:tcPr>
-          <w:p>
-            <w:r>
-              <w:t>Result and check</w:t>
-            </w:r>
-          </w:p>
-        </w:tc>
-      </w:tr>
-      <w:tr>
-        <w:tc>
-          <w:tcPr>
-            <w:tcW w:type="dxa" w:w="2556"/>
-          </w:tcPr>
-          <w:p>
-            <w:r/>
-          </w:p>
-        </w:tc>
-        <w:tc>
-          <w:tcPr>
-            <w:tcW w:type="dxa" w:w="2556"/>
-          </w:tcPr>
-          <w:p>
-            <w:r/>
-          </w:p>
-        </w:tc>
-        <w:tc>
-          <w:tcPr>
-            <w:tcW w:type="dxa" w:w="2556"/>
-          </w:tcPr>
-          <w:p>
-            <w:r/>
-          </w:p>
-        </w:tc>
-        <w:tc>
-          <w:tcPr>
-            <w:tcW w:type="dxa" w:w="2556"/>
-          </w:tcPr>
-          <w:p>
-            <w:r/>
-          </w:p>
-        </w:tc>
-      </w:tr>
-    </w:tbl>
-    <w:p>
-      <w:pPr>
-        <w:pStyle w:val="Heading3"/>
-      </w:pPr>
-      <w:r>
-        <w:t>The step I completed without help, and the hint I needed</w:t>
-      </w:r>
-    </w:p>
-    <w:p>
-      <w:r>
-        <w:t>________________________________________________________________</w:t>
-      </w:r>
-    </w:p>
-    <w:p>
-      <w:r>
-        <w:t>________________________________________________________________</w:t>
-      </w:r>
-    </w:p>
-    <w:p>
-      <w:r>
-        <w:t>________________________________________________________________</w:t>
-      </w:r>
-    </w:p>
-    <w:p>
-      <w:pPr>
-        <w:pStyle w:val="Heading1"/>
-      </w:pPr>
-      <w:r>
-        <w:t>03. Individual reasoning check</w:t>
-      </w:r>
-    </w:p>
-    <w:p>
-      <w:r>
-        <w:t>Check the proposed If/Then Decisions explanation against the supplied facts before discussing it.</w:t>
-      </w:r>
-    </w:p>
-    <w:p>
-      <w:pPr>
-        <w:spacing w:line="336" w:lineRule="auto" w:after="180"/>
-      </w:pPr>
-      <w:r>
-        <w:rPr>
-          <w:b w:val="0"/>
-        </w:rPr>
-        <w:t xml:space="preserve">Use the worked case for </w:t>
-      </w:r>
-      <w:r>
-        <w:rPr>
-          <w:b/>
-        </w:rPr>
-        <w:t>Condition</w:t>
-      </w:r>
-      <w:r>
-        <w:rPr>
-          <w:b w:val="0"/>
-        </w:rPr>
-        <w:t xml:space="preserve">s and boundary cases. Proposed explanation: “The </w:t>
-      </w:r>
-      <w:r>
-        <w:rPr>
-          <w:b/>
-        </w:rPr>
-        <w:t>condition</w:t>
-      </w:r>
-      <w:r>
-        <w:rPr>
-          <w:b w:val="0"/>
-        </w:rPr>
-        <w:t xml:space="preserve"> reads the starting value”. Decide whether this explanation is supported.</w:t>
-      </w:r>
-    </w:p>
-    <w:p>
-      <w:pPr>
-        <w:spacing w:line="336" w:lineRule="auto" w:after="180"/>
-      </w:pPr>
-      <w:r>
-        <w:rPr>
-          <w:b w:val="0"/>
-        </w:rPr>
-        <w:t>Point to the step or supplied fact that decides; explain your repair if needed.</w:t>
-      </w:r>
-    </w:p>
-    <w:p>
-      <w:pPr>
-        <w:pStyle w:val="Heading3"/>
-      </w:pPr>
-      <w:r>
-        <w:t>My explanation before partner discussion</w:t>
-      </w:r>
-    </w:p>
-    <w:p>
-      <w:r>
-        <w:t>________________________________________________________________</w:t>
-      </w:r>
-    </w:p>
-    <w:p>
-      <w:r>
-        <w:t>________________________________________________________________</w:t>
-      </w:r>
-    </w:p>
-    <w:p>
-      <w:r>
-        <w:t>________________________________________________________________</w:t>
-      </w:r>
-    </w:p>
-    <w:p>
-      <w:r>
-        <w:t>________________________________________________________________</w:t>
-      </w:r>
-    </w:p>
-    <w:p>
-      <w:pPr>
-        <w:pStyle w:val="Heading1"/>
-      </w:pPr>
-      <w:r>
-        <w:t>04. Independent transfer case</w:t>
-      </w:r>
-    </w:p>
-    <w:p>
-      <w:r>
-        <w:t>Write one first attempt at the reserved independent case before feedback. Repeated copies of that case refer to the same recorded attempt.</w:t>
-      </w:r>
-    </w:p>
-    <w:p>
-      <w:pPr>
-        <w:pStyle w:val="Heading3"/>
-      </w:pPr>
-      <w:r>
-        <w:t>Independent case: Transfer the method to a new display</w:t>
+        <w:t>04. W4 · Transfer the method to a new display</w:t>
+      </w:r>
+    </w:p>
+    <w:p>
+      <w:r>
+        <w:t>Keep one first attempt before hints or feedback.</w:t>
+      </w:r>
+    </w:p>
+    <w:p>
+      <w:pPr>
+        <w:pStyle w:val="Heading2"/>
+      </w:pPr>
+      <w:r>
+        <w:t>Read and explain independently</w:t>
       </w:r>
     </w:p>
     <w:p>
@@ -496,6 +553,14 @@
     </w:p>
     <w:p>
       <w:pPr>
+        <w:pStyle w:val="Heading2"/>
+      </w:pPr>
+      <w:r>
+        <w:t>Keep a fair record</w:t>
+      </w:r>
+    </w:p>
+    <w:p>
+      <w:pPr>
         <w:spacing w:line="336" w:lineRule="auto" w:after="180"/>
       </w:pPr>
       <w:r>
@@ -507,62 +572,74 @@
     </w:p>
     <w:p>
       <w:pPr>
+        <w:pStyle w:val="Heading2"/>
+      </w:pPr>
+      <w:r>
+        <w:t>Earlier wording, alternatives and picture transcripts · reference / check after trying</w:t>
+      </w:r>
+    </w:p>
+    <w:p>
+      <w:pPr>
+        <w:pStyle w:val="Heading3"/>
+      </w:pPr>
+      <w:r>
+        <w:t>Independent case: Transfer the method to a new display</w:t>
+      </w:r>
+    </w:p>
+    <w:p>
+      <w:pPr>
         <w:pStyle w:val="Heading1"/>
       </w:pPr>
       <w:r>
-        <w:t>05. Your learning target</w:t>
-      </w:r>
-    </w:p>
-    <w:p>
-      <w:r>
-        <w:t>Connect the If/Then Decisions target to a trace and a justified conclusion.</w:t>
+        <w:t>09. Project · Keep the decision and its evidence</w:t>
+      </w:r>
+    </w:p>
+    <w:p>
+      <w:r>
+        <w:t>Add this week’s change to your existing project record.</w:t>
+      </w:r>
+    </w:p>
+    <w:p>
+      <w:pPr>
+        <w:pStyle w:val="Heading2"/>
+      </w:pPr>
+      <w:r>
+        <w:t>Your evidence record</w:t>
       </w:r>
     </w:p>
     <w:p>
       <w:pPr>
         <w:spacing w:line="336" w:lineRule="auto" w:after="180"/>
-        <w:shd w:fill="F5F1FB"/>
       </w:pPr>
       <w:r>
         <w:rPr>
           <w:b w:val="0"/>
         </w:rPr>
-        <w:t>A club admits a visitor if they have a ticket AND an accompanying adult. Test all four yes/no combinations. A student changes AND to OR. Which outcomes change?</w:t>
-      </w:r>
-    </w:p>
-    <w:p>
-      <w:pPr>
-        <w:pStyle w:val="Heading1"/>
-      </w:pPr>
-      <w:r>
-        <w:t>06. Solve the given case</w:t>
-      </w:r>
-    </w:p>
-    <w:p>
-      <w:r>
-        <w:t>Solve the supplied If/Then Decisions case and show the deciding evidence.</w:t>
-      </w:r>
-    </w:p>
-    <w:p>
-      <w:pPr>
-        <w:spacing w:line="336" w:lineRule="auto" w:after="180"/>
-      </w:pPr>
+        <w:t xml:space="preserve">Add one transparent if/then </w:t>
+      </w:r>
+      <w:r>
+        <w:rPr>
+          <w:b/>
+        </w:rPr>
+        <w:t>branch</w:t>
+      </w:r>
       <w:r>
         <w:rPr>
           <w:b w:val="0"/>
         </w:rPr>
-        <w:t>If a card has a star, send it to A; otherwise send it to B.</w:t>
-      </w:r>
-    </w:p>
-    <w:p>
-      <w:pPr>
-        <w:spacing w:line="336" w:lineRule="auto" w:after="180"/>
-      </w:pPr>
+        <w:t xml:space="preserve"> and one </w:t>
+      </w:r>
+      <w:r>
+        <w:rPr>
+          <w:b/>
+        </w:rPr>
+        <w:t>else</w:t>
+      </w:r>
       <w:r>
         <w:rPr>
           <w:b w:val="0"/>
         </w:rPr>
-        <w:t>Sort a star, a circle, and a card with both shapes.</w:t>
+        <w:t xml:space="preserve"> path to the Classroom Sorter.</w:t>
       </w:r>
     </w:p>
     <w:p>
@@ -573,7 +650,7 @@
         <w:rPr>
           <w:b w:val="0"/>
         </w:rPr>
-        <w:t xml:space="preserve">Show your trace, calculation or </w:t>
+        <w:t xml:space="preserve">The project change and </w:t>
       </w:r>
       <w:r>
         <w:rPr>
@@ -581,332 +658,6 @@
         </w:rPr>
         <w:t>evidence</w:t>
       </w:r>
-    </w:p>
-    <w:p>
-      <w:pPr>
-        <w:pStyle w:val="Heading3"/>
-      </w:pPr>
-      <w:r>
-        <w:t>Write or draw your reasoning and evidence.</w:t>
-      </w:r>
-    </w:p>
-    <w:p>
-      <w:r>
-        <w:t>________________________________________________________________</w:t>
-      </w:r>
-    </w:p>
-    <w:p>
-      <w:r>
-        <w:t>________________________________________________________________</w:t>
-      </w:r>
-    </w:p>
-    <w:p>
-      <w:r>
-        <w:t>________________________________________________________________</w:t>
-      </w:r>
-    </w:p>
-    <w:p>
-      <w:r>
-        <w:t>________________________________________________________________</w:t>
-      </w:r>
-    </w:p>
-    <w:p>
-      <w:r>
-        <w:t>________________________________________________________________</w:t>
-      </w:r>
-    </w:p>
-    <w:p>
-      <w:pPr>
-        <w:pStyle w:val="Heading1"/>
-      </w:pPr>
-      <w:r>
-        <w:t>07. Check a changed case</w:t>
-      </w:r>
-    </w:p>
-    <w:p>
-      <w:r>
-        <w:t>Apply the procedure to the changed case and record why the conclusion follows.</w:t>
-      </w:r>
-    </w:p>
-    <w:p>
-      <w:pPr>
-        <w:spacing w:line="336" w:lineRule="auto" w:after="180"/>
-      </w:pPr>
-      <w:r>
-        <w:rPr>
-          <w:b w:val="0"/>
-        </w:rPr>
-        <w:t>Use this exact rule: if a card has more than three dots, place it in tray A; otherwise use tray B. Trace cards with 2, 3 and 4 dots.</w:t>
-      </w:r>
-    </w:p>
-    <w:p>
-      <w:pPr>
-        <w:spacing w:line="336" w:lineRule="auto" w:after="180"/>
-      </w:pPr>
-      <w:r>
-        <w:rPr>
-          <w:b w:val="0"/>
-        </w:rPr>
-        <w:t>My independent answer and reason</w:t>
-      </w:r>
-    </w:p>
-    <w:p>
-      <w:pPr>
-        <w:pStyle w:val="Heading3"/>
-      </w:pPr>
-      <w:r>
-        <w:t>Write or draw your reasoning and evidence.</w:t>
-      </w:r>
-    </w:p>
-    <w:p>
-      <w:r>
-        <w:t>________________________________________________________________</w:t>
-      </w:r>
-    </w:p>
-    <w:p>
-      <w:r>
-        <w:t>________________________________________________________________</w:t>
-      </w:r>
-    </w:p>
-    <w:p>
-      <w:r>
-        <w:t>________________________________________________________________</w:t>
-      </w:r>
-    </w:p>
-    <w:p>
-      <w:r>
-        <w:t>________________________________________________________________</w:t>
-      </w:r>
-    </w:p>
-    <w:p>
-      <w:r>
-        <w:t>________________________________________________________________</w:t>
-      </w:r>
-    </w:p>
-    <w:p>
-      <w:pPr>
-        <w:pStyle w:val="Heading3"/>
-      </w:pPr>
-      <w:r>
-        <w:t>Week 10 Test and reflect</w:t>
-      </w:r>
-    </w:p>
-    <w:p>
-      <w:pPr>
-        <w:pStyle w:val="Heading1"/>
-      </w:pPr>
-      <w:r>
-        <w:t>08. Design a revealing test</w:t>
-      </w:r>
-    </w:p>
-    <w:p>
-      <w:r>
-        <w:t>Specify a changed input, expected result and observation separately.</w:t>
-      </w:r>
-    </w:p>
-    <w:p>
-      <w:pPr>
-        <w:spacing w:line="336" w:lineRule="auto" w:after="180"/>
-      </w:pPr>
-      <w:r>
-        <w:rPr>
-          <w:b w:val="0"/>
-        </w:rPr>
-        <w:t xml:space="preserve">Create a changed </w:t>
-      </w:r>
-      <w:r>
-        <w:rPr>
-          <w:b/>
-        </w:rPr>
-        <w:t>input</w:t>
-      </w:r>
-      <w:r>
-        <w:rPr>
-          <w:b w:val="0"/>
-        </w:rPr>
-        <w:t>, boundary case or missing-information case. Write the expected answer or safe response before testing.</w:t>
-      </w:r>
-    </w:p>
-    <w:tbl>
-      <w:tblPr>
-        <w:tblStyle w:val="LightShading-Accent1"/>
-        <w:tblW w:type="auto" w:w="0"/>
-        <w:tblLook w:firstColumn="1" w:firstRow="1" w:lastColumn="0" w:lastRow="0" w:noHBand="0" w:noVBand="1" w:val="04A0"/>
-      </w:tblPr>
-      <w:tblGrid>
-        <w:gridCol w:w="5112"/>
-        <w:gridCol w:w="5112"/>
-      </w:tblGrid>
-      <w:tr>
-        <w:trPr>
-          <w:tblHeader/>
-        </w:trPr>
-        <w:tc>
-          <w:tcPr>
-            <w:tcW w:type="dxa" w:w="5112"/>
-          </w:tcPr>
-          <w:p>
-            <w:r>
-              <w:t>Test record</w:t>
-            </w:r>
-          </w:p>
-        </w:tc>
-        <w:tc>
-          <w:tcPr>
-            <w:tcW w:type="dxa" w:w="5112"/>
-          </w:tcPr>
-          <w:p>
-            <w:r>
-              <w:t>My evidence</w:t>
-            </w:r>
-          </w:p>
-        </w:tc>
-      </w:tr>
-      <w:tr>
-        <w:tc>
-          <w:tcPr>
-            <w:tcW w:type="dxa" w:w="5112"/>
-          </w:tcPr>
-          <w:p>
-            <w:r>
-              <w:t>Changed input or condition</w:t>
-            </w:r>
-          </w:p>
-        </w:tc>
-        <w:tc>
-          <w:tcPr>
-            <w:tcW w:type="dxa" w:w="5112"/>
-          </w:tcPr>
-          <w:p>
-            <w:r/>
-          </w:p>
-        </w:tc>
-      </w:tr>
-      <w:tr>
-        <w:tc>
-          <w:tcPr>
-            <w:tcW w:type="dxa" w:w="5112"/>
-          </w:tcPr>
-          <w:p>
-            <w:r>
-              <w:t>Expected answer or fallback</w:t>
-            </w:r>
-          </w:p>
-        </w:tc>
-        <w:tc>
-          <w:tcPr>
-            <w:tcW w:type="dxa" w:w="5112"/>
-          </w:tcPr>
-          <w:p>
-            <w:r/>
-          </w:p>
-        </w:tc>
-      </w:tr>
-      <w:tr>
-        <w:tc>
-          <w:tcPr>
-            <w:tcW w:type="dxa" w:w="5112"/>
-          </w:tcPr>
-          <w:p>
-            <w:r>
-              <w:t>Observed result</w:t>
-            </w:r>
-          </w:p>
-        </w:tc>
-        <w:tc>
-          <w:tcPr>
-            <w:tcW w:type="dxa" w:w="5112"/>
-          </w:tcPr>
-          <w:p>
-            <w:r/>
-          </w:p>
-        </w:tc>
-      </w:tr>
-      <w:tr>
-        <w:tc>
-          <w:tcPr>
-            <w:tcW w:type="dxa" w:w="5112"/>
-          </w:tcPr>
-          <w:p>
-            <w:r>
-              <w:t>Why the result occurred</w:t>
-            </w:r>
-          </w:p>
-        </w:tc>
-        <w:tc>
-          <w:tcPr>
-            <w:tcW w:type="dxa" w:w="5112"/>
-          </w:tcPr>
-          <w:p>
-            <w:r/>
-          </w:p>
-        </w:tc>
-      </w:tr>
-    </w:tbl>
-    <w:p>
-      <w:pPr>
-        <w:pStyle w:val="Heading1"/>
-      </w:pPr>
-      <w:r>
-        <w:t>09. Project checkpoint</w:t>
-      </w:r>
-    </w:p>
-    <w:p>
-      <w:r>
-        <w:t>Justify what If/Then Decisions adds to Helpful Classroom Sorter and keep the evidence.</w:t>
-      </w:r>
-    </w:p>
-    <w:p>
-      <w:pPr>
-        <w:spacing w:line="336" w:lineRule="auto" w:after="180"/>
-      </w:pPr>
-      <w:r>
-        <w:rPr>
-          <w:b w:val="0"/>
-        </w:rPr>
-        <w:t xml:space="preserve">Add one transparent if/then </w:t>
-      </w:r>
-      <w:r>
-        <w:rPr>
-          <w:b/>
-        </w:rPr>
-        <w:t>branch</w:t>
-      </w:r>
-      <w:r>
-        <w:rPr>
-          <w:b w:val="0"/>
-        </w:rPr>
-        <w:t xml:space="preserve"> and one </w:t>
-      </w:r>
-      <w:r>
-        <w:rPr>
-          <w:b/>
-        </w:rPr>
-        <w:t>else</w:t>
-      </w:r>
-      <w:r>
-        <w:rPr>
-          <w:b w:val="0"/>
-        </w:rPr>
-        <w:t xml:space="preserve"> path to the Classroom Sorter.</w:t>
-      </w:r>
-    </w:p>
-    <w:p>
-      <w:pPr>
-        <w:spacing w:line="336" w:lineRule="auto" w:after="180"/>
-      </w:pPr>
-      <w:r>
-        <w:rPr>
-          <w:b w:val="0"/>
-        </w:rPr>
-        <w:t xml:space="preserve">The project change and </w:t>
-      </w:r>
-      <w:r>
-        <w:rPr>
-          <w:b/>
-        </w:rPr>
-        <w:t>evidence</w:t>
-      </w:r>
       <w:r>
         <w:rPr>
           <w:b w:val="0"/>
@@ -952,592 +703,20 @@
         <w:pStyle w:val="Heading1"/>
       </w:pPr>
       <w:r>
-        <w:t>10. Self check</w:t>
-      </w:r>
-    </w:p>
-    <w:p>
-      <w:r>
-        <w:t>Judge explanation, evidence, transfer and limits separately; attach the work behind your judgement.</w:t>
-      </w:r>
-    </w:p>
-    <w:p>
-      <w:pPr>
-        <w:pStyle w:val="ListBullet"/>
-      </w:pPr>
-      <w:r>
-        <w:t>I can explain the mechanism.</w:t>
-      </w:r>
-    </w:p>
-    <w:p>
-      <w:pPr>
-        <w:pStyle w:val="ListBullet"/>
-      </w:pPr>
-      <w:r>
-        <w:t>I can show evidence.</w:t>
-      </w:r>
-    </w:p>
-    <w:p>
-      <w:pPr>
-        <w:pStyle w:val="ListBullet"/>
-      </w:pPr>
-      <w:r>
-        <w:t>I can handle a changed case.</w:t>
-      </w:r>
-    </w:p>
-    <w:p>
-      <w:pPr>
-        <w:pStyle w:val="ListBullet"/>
-      </w:pPr>
-      <w:r>
-        <w:t>I can name a limit.</w:t>
-      </w:r>
-    </w:p>
-    <w:p>
-      <w:r>
-        <w:t>Mark each as not yet, with help or independently, and attach supporting work.</w:t>
-      </w:r>
-    </w:p>
-    <w:p>
-      <w:pPr>
-        <w:spacing w:line="336" w:lineRule="auto" w:after="180"/>
-      </w:pPr>
-      <w:r>
-        <w:rPr>
-          <w:b w:val="0"/>
-        </w:rPr>
-        <w:t>Teacher review ____________________  Next step ____________________</w:t>
-      </w:r>
-    </w:p>
-    <w:p>
-      <w:pPr>
-        <w:pStyle w:val="Heading1"/>
-      </w:pPr>
-      <w:r>
-        <w:t>11. Transfer practice from the original programme</w:t>
-      </w:r>
-    </w:p>
-    <w:p>
-      <w:r>
-        <w:t>Use this earlier case as transfer practice. A case already discussed with feedback is not fresh assessment evidence.</w:t>
-      </w:r>
-    </w:p>
-    <w:p>
-      <w:pPr>
-        <w:spacing w:line="336" w:lineRule="auto" w:after="180"/>
-        <w:shd w:fill="F5F1FB"/>
-      </w:pPr>
-      <w:r>
-        <w:rPr>
-          <w:b w:val="0"/>
-        </w:rPr>
-        <w:t>A club admits a visitor if they have a ticket AND an accompanying adult. Test all four yes/no combinations. A student changes AND to OR. Which outcomes change?</w:t>
-      </w:r>
-    </w:p>
-    <w:p>
-      <w:pPr>
-        <w:pStyle w:val="Heading3"/>
-      </w:pPr>
-      <w:r>
-        <w:t>My independently reasoned answer</w:t>
-      </w:r>
-    </w:p>
-    <w:p>
-      <w:r>
-        <w:t>________________________________________________________________</w:t>
-      </w:r>
-    </w:p>
-    <w:p>
-      <w:r>
-        <w:t>________________________________________________________________</w:t>
-      </w:r>
-    </w:p>
-    <w:p>
-      <w:r>
-        <w:t>________________________________________________________________</w:t>
-      </w:r>
-    </w:p>
-    <w:p>
-      <w:r>
-        <w:t>________________________________________________________________</w:t>
-      </w:r>
-    </w:p>
-    <w:p>
-      <w:r>
-        <w:t>________________________________________________________________</w:t>
-      </w:r>
-    </w:p>
-    <w:p>
-      <w:r>
-        <w:t>________________________________________________________________</w:t>
-      </w:r>
-    </w:p>
-    <w:p>
-      <w:r>
-        <w:t>________________________________________________________________</w:t>
-      </w:r>
-    </w:p>
-    <w:p>
-      <w:pPr>
-        <w:spacing w:line="336" w:lineRule="auto" w:after="180"/>
-      </w:pPr>
-      <w:r>
-        <w:rPr>
-          <w:b w:val="0"/>
-        </w:rPr>
-        <w:t>Record support used: none, hint or teacher explanation.</w:t>
-      </w:r>
-    </w:p>
-    <w:p>
-      <w:pPr>
-        <w:pStyle w:val="Heading1"/>
-      </w:pPr>
-      <w:r>
-        <w:t>12. W1 Trace a decision from the current score</w:t>
-      </w:r>
-    </w:p>
-    <w:p>
-      <w:r>
-        <w:t>Trace a decision from the current score. Apply the supplied If/Then Decisions facts and keep your reasoning.</w:t>
-      </w:r>
-    </w:p>
-    <w:p>
-      <w:pPr>
-        <w:spacing w:line="336" w:lineRule="auto" w:after="180"/>
-      </w:pPr>
-      <w:r>
-        <w:rPr>
-          <w:b w:val="0"/>
-        </w:rPr>
-        <w:t>Use the paper-game procedure: add 2 to score; if score is at least 6 subtract 3, otherwise add 4; report and stop. Start at 2, then make a separate run starting at 5.</w:t>
-      </w:r>
-    </w:p>
-    <w:p>
-      <w:pPr>
-        <w:spacing w:line="336" w:lineRule="auto" w:after="180"/>
-      </w:pPr>
-      <w:r>
-        <w:rPr>
-          <w:b w:val="0"/>
-        </w:rPr>
-        <w:t xml:space="preserve">For each run record the value at the </w:t>
-      </w:r>
-      <w:r>
-        <w:rPr>
-          <w:b/>
-        </w:rPr>
-        <w:t>condition</w:t>
-      </w:r>
-      <w:r>
-        <w:rPr>
-          <w:b w:val="0"/>
-        </w:rPr>
-        <w:t xml:space="preserve">, its true or false result, the </w:t>
-      </w:r>
-      <w:r>
-        <w:rPr>
-          <w:b/>
-        </w:rPr>
-        <w:t>branch</w:t>
-      </w:r>
-      <w:r>
-        <w:rPr>
-          <w:b w:val="0"/>
-        </w:rPr>
-        <w:t xml:space="preserve"> and the final score.</w:t>
-      </w:r>
-    </w:p>
-    <w:p>
-      <w:pPr>
-        <w:pStyle w:val="Heading3"/>
-      </w:pPr>
-      <w:r>
-        <w:t>My reasoning and evidence</w:t>
-      </w:r>
-    </w:p>
-    <w:p>
-      <w:r>
-        <w:t>________________________________________________________________</w:t>
-      </w:r>
-    </w:p>
-    <w:p>
-      <w:r>
-        <w:t>________________________________________________________________</w:t>
-      </w:r>
-    </w:p>
-    <w:p>
-      <w:r>
-        <w:t>________________________________________________________________</w:t>
-      </w:r>
-    </w:p>
-    <w:p>
-      <w:r>
-        <w:t>________________________________________________________________</w:t>
-      </w:r>
-    </w:p>
-    <w:p>
-      <w:r>
-        <w:t>________________________________________________________________</w:t>
-      </w:r>
-    </w:p>
-    <w:p>
-      <w:r>
-        <w:t>________________________________________________________________</w:t>
-      </w:r>
-    </w:p>
-    <w:p>
-      <w:r>
-        <w:t>________________________________________________________________</w:t>
-      </w:r>
-    </w:p>
-    <w:p>
-      <w:pPr>
-        <w:pStyle w:val="Heading1"/>
-      </w:pPr>
-      <w:r>
-        <w:t>13. W2 Read four boundary phrases</w:t>
-      </w:r>
-    </w:p>
-    <w:p>
-      <w:r>
-        <w:t>Read four boundary phrases. Apply the supplied If/Then Decisions facts and keep your reasoning.</w:t>
-      </w:r>
-    </w:p>
-    <w:p>
-      <w:pPr>
-        <w:spacing w:line="336" w:lineRule="auto" w:after="180"/>
-      </w:pPr>
-      <w:r>
-        <w:rPr>
-          <w:b w:val="0"/>
-        </w:rPr>
-        <w:t xml:space="preserve">The known value at a </w:t>
-      </w:r>
-      <w:r>
-        <w:rPr>
-          <w:b/>
-        </w:rPr>
-        <w:t>condition</w:t>
-      </w:r>
-      <w:r>
-        <w:rPr>
-          <w:b w:val="0"/>
-        </w:rPr>
-        <w:t xml:space="preserve"> is exactly 6. Decide whether each test is true or false: at least 6; above 6; at most 6; below 6. Explain which phrases include equality.</w:t>
-      </w:r>
-    </w:p>
-    <w:p>
-      <w:pPr>
-        <w:spacing w:line="336" w:lineRule="auto" w:after="180"/>
-      </w:pPr>
-      <w:r>
-        <w:rPr>
-          <w:b w:val="0"/>
-        </w:rPr>
-        <w:t>Then name one value below and one value above 6 for neighbouring tests.</w:t>
-      </w:r>
-    </w:p>
-    <w:p>
-      <w:pPr>
-        <w:pStyle w:val="Heading3"/>
-      </w:pPr>
-      <w:r>
-        <w:t>My reasoning and evidence</w:t>
-      </w:r>
-    </w:p>
-    <w:p>
-      <w:r>
-        <w:t>________________________________________________________________</w:t>
-      </w:r>
-    </w:p>
-    <w:p>
-      <w:r>
-        <w:t>________________________________________________________________</w:t>
-      </w:r>
-    </w:p>
-    <w:p>
-      <w:r>
-        <w:t>________________________________________________________________</w:t>
-      </w:r>
-    </w:p>
-    <w:p>
-      <w:r>
-        <w:t>________________________________________________________________</w:t>
-      </w:r>
-    </w:p>
-    <w:p>
-      <w:r>
-        <w:t>________________________________________________________________</w:t>
-      </w:r>
-    </w:p>
-    <w:p>
-      <w:r>
-        <w:t>________________________________________________________________</w:t>
-      </w:r>
-    </w:p>
-    <w:p>
-      <w:pPr>
-        <w:pStyle w:val="Heading1"/>
-      </w:pPr>
-      <w:r>
-        <w:t>14. W3 Stop after the selected branch</w:t>
-      </w:r>
-    </w:p>
-    <w:p>
-      <w:r>
-        <w:t>Stop after the selected branch. Apply the supplied If/Then Decisions facts and keep your reasoning.</w:t>
-      </w:r>
-    </w:p>
-    <w:p>
-      <w:pPr>
-        <w:spacing w:line="336" w:lineRule="auto" w:after="180"/>
-      </w:pPr>
-      <w:r>
-        <w:rPr>
-          <w:b w:val="0"/>
-        </w:rPr>
-        <w:t>In a separate decision the current score is 4. If score is at least 5 subtract 2; otherwise add 3; report and stop. A learner adds 3 to get 7, then subtracts 2 because 7 is now at least 5, and reports 5.</w:t>
-      </w:r>
-    </w:p>
-    <w:p>
-      <w:pPr>
-        <w:spacing w:line="336" w:lineRule="auto" w:after="180"/>
-      </w:pPr>
-      <w:r>
-        <w:rPr>
-          <w:b w:val="0"/>
-        </w:rPr>
-        <w:t>Identify the extra action and give the correct trace and result.</w:t>
-      </w:r>
-    </w:p>
-    <w:p>
-      <w:pPr>
-        <w:pStyle w:val="Heading3"/>
-      </w:pPr>
-      <w:r>
-        <w:t>My reasoning and evidence</w:t>
-      </w:r>
-    </w:p>
-    <w:p>
-      <w:r>
-        <w:t>________________________________________________________________</w:t>
-      </w:r>
-    </w:p>
-    <w:p>
-      <w:r>
-        <w:t>________________________________________________________________</w:t>
-      </w:r>
-    </w:p>
-    <w:p>
-      <w:r>
-        <w:t>________________________________________________________________</w:t>
-      </w:r>
-    </w:p>
-    <w:p>
-      <w:r>
-        <w:t>________________________________________________________________</w:t>
-      </w:r>
-    </w:p>
-    <w:p>
-      <w:r>
-        <w:t>________________________________________________________________</w:t>
-      </w:r>
-    </w:p>
-    <w:p>
-      <w:r>
-        <w:t>________________________________________________________________</w:t>
-      </w:r>
-    </w:p>
-    <w:p>
-      <w:pPr>
-        <w:pStyle w:val="Heading1"/>
-      </w:pPr>
-      <w:r>
-        <w:t>15. W4 Transfer the method to a new display</w:t>
-      </w:r>
-    </w:p>
-    <w:p>
-      <w:r>
-        <w:t>Attempt before feedback. If this repeats the selected independent case, reuse that first attempt; otherwise keep a separate record. Transfer the method to a new display. Apply the supplied If/Then Decisions facts and keep your reasoning.</w:t>
-      </w:r>
-    </w:p>
-    <w:p>
-      <w:pPr>
-        <w:spacing w:line="336" w:lineRule="auto" w:after="180"/>
-      </w:pPr>
-      <w:r>
-        <w:rPr>
-          <w:b w:val="0"/>
-        </w:rPr>
-        <w:t>A paper brightness display adds 3 to its starting number. If the current brightness is at most 7, subtract 2; otherwise add 1. Report and stop. Trace separate runs from starting values 3, 4 and 5.</w:t>
-      </w:r>
-    </w:p>
-    <w:p>
-      <w:pPr>
-        <w:spacing w:line="336" w:lineRule="auto" w:after="180"/>
-      </w:pPr>
-      <w:r>
-        <w:rPr>
-          <w:b w:val="0"/>
-        </w:rPr>
-        <w:t>Identify the run that tests equality. Then show how its result changes if at most 7 is accidentally written as below 7.</w:t>
-      </w:r>
-    </w:p>
-    <w:p>
-      <w:pPr>
-        <w:pStyle w:val="Heading3"/>
-      </w:pPr>
-      <w:r>
-        <w:t>My reasoning and evidence</w:t>
-      </w:r>
-    </w:p>
-    <w:p>
-      <w:r>
-        <w:t>________________________________________________________________</w:t>
-      </w:r>
-    </w:p>
-    <w:p>
-      <w:r>
-        <w:t>________________________________________________________________</w:t>
-      </w:r>
-    </w:p>
-    <w:p>
-      <w:r>
-        <w:t>________________________________________________________________</w:t>
-      </w:r>
-    </w:p>
-    <w:p>
-      <w:r>
-        <w:t>________________________________________________________________</w:t>
-      </w:r>
-    </w:p>
-    <w:p>
-      <w:r>
-        <w:t>________________________________________________________________</w:t>
-      </w:r>
-    </w:p>
-    <w:p>
-      <w:r>
-        <w:t>________________________________________________________________</w:t>
-      </w:r>
-    </w:p>
-    <w:p>
-      <w:r>
-        <w:t>________________________________________________________________</w:t>
-      </w:r>
-    </w:p>
-    <w:p>
-      <w:r>
-        <w:t>________________________________________________________________</w:t>
-      </w:r>
-    </w:p>
-    <w:p>
-      <w:pPr>
-        <w:pStyle w:val="Heading1"/>
-      </w:pPr>
-      <w:r>
-        <w:t>16. W5 Handle an unknown input explicitly</w:t>
-      </w:r>
-    </w:p>
-    <w:p>
-      <w:r>
-        <w:t>Handle an unknown input explicitly. Apply the supplied If/Then Decisions facts and keep your reasoning.</w:t>
-      </w:r>
-    </w:p>
-    <w:p>
-      <w:pPr>
-        <w:spacing w:line="336" w:lineRule="auto" w:after="180"/>
-      </w:pPr>
-      <w:r>
-        <w:rPr>
-          <w:b w:val="0"/>
-        </w:rPr>
-        <w:t xml:space="preserve">The score is unreadable at the at-least-6 test. A helper says the test must be false and takes the otherwise </w:t>
-      </w:r>
-      <w:r>
-        <w:rPr>
-          <w:b/>
-        </w:rPr>
-        <w:t>branch</w:t>
-      </w:r>
-      <w:r>
-        <w:rPr>
-          <w:b w:val="0"/>
-        </w:rPr>
-        <w:t>. Explain what is unknown and why that choice is unjustified.</w:t>
-      </w:r>
-    </w:p>
-    <w:p>
-      <w:pPr>
-        <w:spacing w:line="336" w:lineRule="auto" w:after="180"/>
-      </w:pPr>
-      <w:r>
-        <w:rPr>
-          <w:b w:val="0"/>
-        </w:rPr>
-        <w:t xml:space="preserve">State the next step required by this paper exercise and give two possible scores that would select different </w:t>
-      </w:r>
-      <w:r>
-        <w:rPr>
-          <w:b/>
-        </w:rPr>
-        <w:t>branch</w:t>
-      </w:r>
-      <w:r>
-        <w:rPr>
-          <w:b w:val="0"/>
-        </w:rPr>
-        <w:t>es.</w:t>
-      </w:r>
-    </w:p>
-    <w:p>
-      <w:pPr>
-        <w:pStyle w:val="Heading3"/>
-      </w:pPr>
-      <w:r>
-        <w:t>My reasoning and evidence</w:t>
-      </w:r>
-    </w:p>
-    <w:p>
-      <w:r>
-        <w:t>________________________________________________________________</w:t>
-      </w:r>
-    </w:p>
-    <w:p>
-      <w:r>
-        <w:t>________________________________________________________________</w:t>
-      </w:r>
-    </w:p>
-    <w:p>
-      <w:r>
-        <w:t>________________________________________________________________</w:t>
-      </w:r>
-    </w:p>
-    <w:p>
-      <w:r>
-        <w:t>________________________________________________________________</w:t>
-      </w:r>
-    </w:p>
-    <w:p>
-      <w:r>
-        <w:t>________________________________________________________________</w:t>
-      </w:r>
-    </w:p>
-    <w:p>
-      <w:r>
-        <w:t>________________________________________________________________</w:t>
-      </w:r>
-    </w:p>
-    <w:p>
-      <w:pPr>
-        <w:pStyle w:val="Heading1"/>
-      </w:pPr>
-      <w:r>
-        <w:t>17. Feedback, return check and learning record</w:t>
-      </w:r>
-    </w:p>
-    <w:p>
-      <w:r>
-        <w:t>Record the first repaired step and a different case to revisit after a delay.</w:t>
+        <w:t>17. Feedback · Repair and return</w:t>
+      </w:r>
+    </w:p>
+    <w:p>
+      <w:r>
+        <w:t>Keep the first attempt, the repair and a changed-case return.</w:t>
+      </w:r>
+    </w:p>
+    <w:p>
+      <w:pPr>
+        <w:pStyle w:val="Heading2"/>
+      </w:pPr>
+      <w:r>
+        <w:t>Your evidence record</w:t>
       </w:r>
     </w:p>
     <w:tbl>
@@ -1692,12 +871,897 @@
         <w:pStyle w:val="Heading1"/>
       </w:pPr>
       <w:r>
-        <w:t>18. Pictorial case practice: If/Then Decisions</w:t>
-      </w:r>
-    </w:p>
-    <w:p>
-      <w:r>
-        <w:t>A fictional counter begins with a number, adds 2, then chooses one branch. Explain the labelled step before checking the changed condition.</w:t>
+        <w:t>10. Finish · Judge the evidence in your work</w:t>
+      </w:r>
+    </w:p>
+    <w:p>
+      <w:r>
+        <w:t>Point to work that supports your confidence level.</w:t>
+      </w:r>
+    </w:p>
+    <w:p>
+      <w:pPr>
+        <w:pStyle w:val="Heading2"/>
+      </w:pPr>
+      <w:r>
+        <w:t>Your evidence record</w:t>
+      </w:r>
+    </w:p>
+    <w:p>
+      <w:pPr>
+        <w:pStyle w:val="ListBullet"/>
+      </w:pPr>
+      <w:r>
+        <w:t>I can explain the mechanism.</w:t>
+      </w:r>
+    </w:p>
+    <w:p>
+      <w:pPr>
+        <w:pStyle w:val="ListBullet"/>
+      </w:pPr>
+      <w:r>
+        <w:t>I can show evidence.</w:t>
+      </w:r>
+    </w:p>
+    <w:p>
+      <w:pPr>
+        <w:pStyle w:val="ListBullet"/>
+      </w:pPr>
+      <w:r>
+        <w:t>I can handle a changed case.</w:t>
+      </w:r>
+    </w:p>
+    <w:p>
+      <w:pPr>
+        <w:pStyle w:val="ListBullet"/>
+      </w:pPr>
+      <w:r>
+        <w:t>I can name a limit.</w:t>
+      </w:r>
+    </w:p>
+    <w:p>
+      <w:r>
+        <w:t>Mark each as not yet, with help or independently, and attach supporting work.</w:t>
+      </w:r>
+    </w:p>
+    <w:p>
+      <w:pPr>
+        <w:spacing w:line="336" w:lineRule="auto" w:after="180"/>
+      </w:pPr>
+      <w:r>
+        <w:rPr>
+          <w:b w:val="0"/>
+        </w:rPr>
+        <w:t>Teacher review ____________________  Next step ____________________</w:t>
+      </w:r>
+    </w:p>
+    <w:p>
+      <w:pPr>
+        <w:pStyle w:val="Heading1"/>
+      </w:pPr>
+      <w:r>
+        <w:t>Reference bank and extra practice</w:t>
+      </w:r>
+    </w:p>
+    <w:p>
+      <w:pPr>
+        <w:pStyle w:val="Heading1"/>
+      </w:pPr>
+      <w:r>
+        <w:t>02. Reference · Supported W2 record</w:t>
+      </w:r>
+    </w:p>
+    <w:p>
+      <w:r>
+        <w:t>This is the same W2 attempt. Keep one response record.</w:t>
+      </w:r>
+    </w:p>
+    <w:p>
+      <w:pPr>
+        <w:pStyle w:val="Heading2"/>
+      </w:pPr>
+      <w:r>
+        <w:t>Use this when helpful</w:t>
+      </w:r>
+    </w:p>
+    <w:p>
+      <w:pPr>
+        <w:spacing w:line="336" w:lineRule="auto" w:after="180"/>
+      </w:pPr>
+      <w:r>
+        <w:rPr>
+          <w:b w:val="0"/>
+        </w:rPr>
+        <w:t xml:space="preserve">Use W2: Read four boundary phrases for </w:t>
+      </w:r>
+      <w:r>
+        <w:rPr>
+          <w:b/>
+        </w:rPr>
+        <w:t>Condition</w:t>
+      </w:r>
+      <w:r>
+        <w:rPr>
+          <w:b w:val="0"/>
+        </w:rPr>
+        <w:t>s and boundary cases. Record the answer once; the lesson and workbook refer to the same attempt.</w:t>
+      </w:r>
+    </w:p>
+    <w:tbl>
+      <w:tblPr>
+        <w:tblStyle w:val="LightShading-Accent1"/>
+        <w:tblW w:type="auto" w:w="0"/>
+        <w:tblLook w:firstColumn="1" w:firstRow="1" w:lastColumn="0" w:lastRow="0" w:noHBand="0" w:noVBand="1" w:val="04A0"/>
+      </w:tblPr>
+      <w:tblGrid>
+        <w:gridCol w:w="2556"/>
+        <w:gridCol w:w="2556"/>
+        <w:gridCol w:w="2556"/>
+        <w:gridCol w:w="2556"/>
+      </w:tblGrid>
+      <w:tr>
+        <w:trPr>
+          <w:tblHeader/>
+        </w:trPr>
+        <w:tc>
+          <w:tcPr>
+            <w:tcW w:type="dxa" w:w="2556"/>
+          </w:tcPr>
+          <w:p>
+            <w:r>
+              <w:t>Given inputs</w:t>
+            </w:r>
+          </w:p>
+        </w:tc>
+        <w:tc>
+          <w:tcPr>
+            <w:tcW w:type="dxa" w:w="2556"/>
+          </w:tcPr>
+          <w:p>
+            <w:r>
+              <w:t>Procedure I chose</w:t>
+            </w:r>
+          </w:p>
+        </w:tc>
+        <w:tc>
+          <w:tcPr>
+            <w:tcW w:type="dxa" w:w="2556"/>
+          </w:tcPr>
+          <w:p>
+            <w:r>
+              <w:t>Middle steps</w:t>
+            </w:r>
+          </w:p>
+        </w:tc>
+        <w:tc>
+          <w:tcPr>
+            <w:tcW w:type="dxa" w:w="2556"/>
+          </w:tcPr>
+          <w:p>
+            <w:r>
+              <w:t>Result and check</w:t>
+            </w:r>
+          </w:p>
+        </w:tc>
+      </w:tr>
+      <w:tr>
+        <w:tc>
+          <w:tcPr>
+            <w:tcW w:type="dxa" w:w="2556"/>
+          </w:tcPr>
+          <w:p>
+            <w:r/>
+          </w:p>
+        </w:tc>
+        <w:tc>
+          <w:tcPr>
+            <w:tcW w:type="dxa" w:w="2556"/>
+          </w:tcPr>
+          <w:p>
+            <w:r/>
+          </w:p>
+        </w:tc>
+        <w:tc>
+          <w:tcPr>
+            <w:tcW w:type="dxa" w:w="2556"/>
+          </w:tcPr>
+          <w:p>
+            <w:r/>
+          </w:p>
+        </w:tc>
+        <w:tc>
+          <w:tcPr>
+            <w:tcW w:type="dxa" w:w="2556"/>
+          </w:tcPr>
+          <w:p>
+            <w:r/>
+          </w:p>
+        </w:tc>
+      </w:tr>
+    </w:tbl>
+    <w:p>
+      <w:pPr>
+        <w:pStyle w:val="Heading3"/>
+      </w:pPr>
+      <w:r>
+        <w:t>The step I completed without help, and the hint I needed</w:t>
+      </w:r>
+    </w:p>
+    <w:p>
+      <w:r>
+        <w:t>________________________________________________________________</w:t>
+      </w:r>
+    </w:p>
+    <w:p>
+      <w:r>
+        <w:t>________________________________________________________________</w:t>
+      </w:r>
+    </w:p>
+    <w:p>
+      <w:r>
+        <w:t>________________________________________________________________</w:t>
+      </w:r>
+    </w:p>
+    <w:p>
+      <w:pPr>
+        <w:pStyle w:val="Heading1"/>
+      </w:pPr>
+      <w:r>
+        <w:t>03. Extra practice · Repair the explanation</w:t>
+      </w:r>
+    </w:p>
+    <w:p>
+      <w:r>
+        <w:t>Explain the deciding fact before discussing the answer.</w:t>
+      </w:r>
+    </w:p>
+    <w:p>
+      <w:pPr>
+        <w:pStyle w:val="Heading2"/>
+      </w:pPr>
+      <w:r>
+        <w:t>Use this when helpful</w:t>
+      </w:r>
+    </w:p>
+    <w:p>
+      <w:pPr>
+        <w:spacing w:line="336" w:lineRule="auto" w:after="180"/>
+      </w:pPr>
+      <w:r>
+        <w:rPr>
+          <w:b w:val="0"/>
+        </w:rPr>
+        <w:t xml:space="preserve">Use the worked case for </w:t>
+      </w:r>
+      <w:r>
+        <w:rPr>
+          <w:b/>
+        </w:rPr>
+        <w:t>Condition</w:t>
+      </w:r>
+      <w:r>
+        <w:rPr>
+          <w:b w:val="0"/>
+        </w:rPr>
+        <w:t xml:space="preserve">s and boundary cases. Proposed explanation: “The </w:t>
+      </w:r>
+      <w:r>
+        <w:rPr>
+          <w:b/>
+        </w:rPr>
+        <w:t>condition</w:t>
+      </w:r>
+      <w:r>
+        <w:rPr>
+          <w:b w:val="0"/>
+        </w:rPr>
+        <w:t xml:space="preserve"> reads the starting value”. Decide whether this explanation is supported.</w:t>
+      </w:r>
+    </w:p>
+    <w:p>
+      <w:pPr>
+        <w:spacing w:line="336" w:lineRule="auto" w:after="180"/>
+      </w:pPr>
+      <w:r>
+        <w:rPr>
+          <w:b w:val="0"/>
+        </w:rPr>
+        <w:t>Point to the step or supplied fact that decides; explain your repair if needed.</w:t>
+      </w:r>
+    </w:p>
+    <w:p>
+      <w:pPr>
+        <w:pStyle w:val="Heading3"/>
+      </w:pPr>
+      <w:r>
+        <w:t>My explanation before partner discussion</w:t>
+      </w:r>
+    </w:p>
+    <w:p>
+      <w:r>
+        <w:t>________________________________________________________________</w:t>
+      </w:r>
+    </w:p>
+    <w:p>
+      <w:r>
+        <w:t>________________________________________________________________</w:t>
+      </w:r>
+    </w:p>
+    <w:p>
+      <w:r>
+        <w:t>________________________________________________________________</w:t>
+      </w:r>
+    </w:p>
+    <w:p>
+      <w:r>
+        <w:t>________________________________________________________________</w:t>
+      </w:r>
+    </w:p>
+    <w:p>
+      <w:pPr>
+        <w:pStyle w:val="Heading1"/>
+      </w:pPr>
+      <w:r>
+        <w:t>05. Reference · Original learning target</w:t>
+      </w:r>
+    </w:p>
+    <w:p>
+      <w:r>
+        <w:t>Use this target to inspect an explanation.</w:t>
+      </w:r>
+    </w:p>
+    <w:p>
+      <w:pPr>
+        <w:pStyle w:val="Heading2"/>
+      </w:pPr>
+      <w:r>
+        <w:t>Use this when helpful</w:t>
+      </w:r>
+    </w:p>
+    <w:p>
+      <w:pPr>
+        <w:spacing w:line="336" w:lineRule="auto" w:after="180"/>
+      </w:pPr>
+      <w:r>
+        <w:rPr>
+          <w:b w:val="0"/>
+        </w:rPr>
+        <w:t>A club admits a visitor if they have a ticket AND an accompanying adult. Test all four yes/no combinations. A student changes AND to OR. Which outcomes change?</w:t>
+      </w:r>
+    </w:p>
+    <w:p>
+      <w:pPr>
+        <w:pStyle w:val="Heading1"/>
+      </w:pPr>
+      <w:r>
+        <w:t>06. Extra practice · A complete case</w:t>
+      </w:r>
+    </w:p>
+    <w:p>
+      <w:r>
+        <w:t>Try the question before checking the worked explanation.</w:t>
+      </w:r>
+    </w:p>
+    <w:p>
+      <w:pPr>
+        <w:pStyle w:val="Heading2"/>
+      </w:pPr>
+      <w:r>
+        <w:t>Use this when helpful</w:t>
+      </w:r>
+    </w:p>
+    <w:p>
+      <w:pPr>
+        <w:spacing w:line="336" w:lineRule="auto" w:after="180"/>
+      </w:pPr>
+      <w:r>
+        <w:rPr>
+          <w:b w:val="0"/>
+        </w:rPr>
+        <w:t>If a card has a star, send it to A; otherwise send it to B.</w:t>
+      </w:r>
+    </w:p>
+    <w:p>
+      <w:pPr>
+        <w:spacing w:line="336" w:lineRule="auto" w:after="180"/>
+      </w:pPr>
+      <w:r>
+        <w:rPr>
+          <w:b w:val="0"/>
+        </w:rPr>
+        <w:t>Sort a star, a circle, and a card with both shapes.</w:t>
+      </w:r>
+    </w:p>
+    <w:p>
+      <w:pPr>
+        <w:spacing w:line="336" w:lineRule="auto" w:after="180"/>
+      </w:pPr>
+      <w:r>
+        <w:rPr>
+          <w:b w:val="0"/>
+        </w:rPr>
+        <w:t xml:space="preserve">Show your trace, calculation or </w:t>
+      </w:r>
+      <w:r>
+        <w:rPr>
+          <w:b/>
+        </w:rPr>
+        <w:t>evidence</w:t>
+      </w:r>
+    </w:p>
+    <w:p>
+      <w:pPr>
+        <w:pStyle w:val="Heading3"/>
+      </w:pPr>
+      <w:r>
+        <w:t>Write or draw your reasoning and evidence.</w:t>
+      </w:r>
+    </w:p>
+    <w:p>
+      <w:r>
+        <w:t>________________________________________________________________</w:t>
+      </w:r>
+    </w:p>
+    <w:p>
+      <w:r>
+        <w:t>________________________________________________________________</w:t>
+      </w:r>
+    </w:p>
+    <w:p>
+      <w:r>
+        <w:t>________________________________________________________________</w:t>
+      </w:r>
+    </w:p>
+    <w:p>
+      <w:r>
+        <w:t>________________________________________________________________</w:t>
+      </w:r>
+    </w:p>
+    <w:p>
+      <w:r>
+        <w:t>________________________________________________________________</w:t>
+      </w:r>
+    </w:p>
+    <w:p>
+      <w:pPr>
+        <w:pStyle w:val="Heading1"/>
+      </w:pPr>
+      <w:r>
+        <w:t>07. Extra practice · A changed case</w:t>
+      </w:r>
+    </w:p>
+    <w:p>
+      <w:r>
+        <w:t>Keep this practice separate from the reserved independent attempt.</w:t>
+      </w:r>
+    </w:p>
+    <w:p>
+      <w:pPr>
+        <w:pStyle w:val="Heading2"/>
+      </w:pPr>
+      <w:r>
+        <w:t>Use this when helpful</w:t>
+      </w:r>
+    </w:p>
+    <w:p>
+      <w:pPr>
+        <w:spacing w:line="336" w:lineRule="auto" w:after="180"/>
+      </w:pPr>
+      <w:r>
+        <w:rPr>
+          <w:b w:val="0"/>
+        </w:rPr>
+        <w:t>Use this exact rule: if a card has more than three dots, place it in tray A; otherwise use tray B. Trace cards with 2, 3 and 4 dots.</w:t>
+      </w:r>
+    </w:p>
+    <w:p>
+      <w:pPr>
+        <w:spacing w:line="336" w:lineRule="auto" w:after="180"/>
+      </w:pPr>
+      <w:r>
+        <w:rPr>
+          <w:b w:val="0"/>
+        </w:rPr>
+        <w:t>My practice answer and reason</w:t>
+      </w:r>
+    </w:p>
+    <w:p>
+      <w:pPr>
+        <w:pStyle w:val="Heading3"/>
+      </w:pPr>
+      <w:r>
+        <w:t>Write or draw your reasoning and evidence.</w:t>
+      </w:r>
+    </w:p>
+    <w:p>
+      <w:r>
+        <w:t>________________________________________________________________</w:t>
+      </w:r>
+    </w:p>
+    <w:p>
+      <w:r>
+        <w:t>________________________________________________________________</w:t>
+      </w:r>
+    </w:p>
+    <w:p>
+      <w:r>
+        <w:t>________________________________________________________________</w:t>
+      </w:r>
+    </w:p>
+    <w:p>
+      <w:r>
+        <w:t>________________________________________________________________</w:t>
+      </w:r>
+    </w:p>
+    <w:p>
+      <w:r>
+        <w:t>________________________________________________________________</w:t>
+      </w:r>
+    </w:p>
+    <w:p>
+      <w:pPr>
+        <w:pStyle w:val="Heading3"/>
+      </w:pPr>
+      <w:r>
+        <w:t>Week 10 Test and reflect</w:t>
+      </w:r>
+    </w:p>
+    <w:p>
+      <w:pPr>
+        <w:pStyle w:val="Heading1"/>
+      </w:pPr>
+      <w:r>
+        <w:t>08. Extra practice · Design a revealing test</w:t>
+      </w:r>
+    </w:p>
+    <w:p>
+      <w:r>
+        <w:t>Predict before tracing or testing.</w:t>
+      </w:r>
+    </w:p>
+    <w:p>
+      <w:pPr>
+        <w:pStyle w:val="Heading2"/>
+      </w:pPr>
+      <w:r>
+        <w:t>Use this when helpful</w:t>
+      </w:r>
+    </w:p>
+    <w:p>
+      <w:pPr>
+        <w:spacing w:line="336" w:lineRule="auto" w:after="180"/>
+      </w:pPr>
+      <w:r>
+        <w:rPr>
+          <w:b w:val="0"/>
+        </w:rPr>
+        <w:t xml:space="preserve">Create a changed </w:t>
+      </w:r>
+      <w:r>
+        <w:rPr>
+          <w:b/>
+        </w:rPr>
+        <w:t>input</w:t>
+      </w:r>
+      <w:r>
+        <w:rPr>
+          <w:b w:val="0"/>
+        </w:rPr>
+        <w:t>, boundary case or missing-information case. Write the expected answer or safe response before testing.</w:t>
+      </w:r>
+    </w:p>
+    <w:tbl>
+      <w:tblPr>
+        <w:tblStyle w:val="LightShading-Accent1"/>
+        <w:tblW w:type="auto" w:w="0"/>
+        <w:tblLook w:firstColumn="1" w:firstRow="1" w:lastColumn="0" w:lastRow="0" w:noHBand="0" w:noVBand="1" w:val="04A0"/>
+      </w:tblPr>
+      <w:tblGrid>
+        <w:gridCol w:w="5112"/>
+        <w:gridCol w:w="5112"/>
+      </w:tblGrid>
+      <w:tr>
+        <w:trPr>
+          <w:tblHeader/>
+        </w:trPr>
+        <w:tc>
+          <w:tcPr>
+            <w:tcW w:type="dxa" w:w="5112"/>
+          </w:tcPr>
+          <w:p>
+            <w:r>
+              <w:t>Test record</w:t>
+            </w:r>
+          </w:p>
+        </w:tc>
+        <w:tc>
+          <w:tcPr>
+            <w:tcW w:type="dxa" w:w="5112"/>
+          </w:tcPr>
+          <w:p>
+            <w:r>
+              <w:t>My evidence</w:t>
+            </w:r>
+          </w:p>
+        </w:tc>
+      </w:tr>
+      <w:tr>
+        <w:tc>
+          <w:tcPr>
+            <w:tcW w:type="dxa" w:w="5112"/>
+          </w:tcPr>
+          <w:p>
+            <w:r>
+              <w:t>Changed input or condition</w:t>
+            </w:r>
+          </w:p>
+        </w:tc>
+        <w:tc>
+          <w:tcPr>
+            <w:tcW w:type="dxa" w:w="5112"/>
+          </w:tcPr>
+          <w:p>
+            <w:r/>
+          </w:p>
+        </w:tc>
+      </w:tr>
+      <w:tr>
+        <w:tc>
+          <w:tcPr>
+            <w:tcW w:type="dxa" w:w="5112"/>
+          </w:tcPr>
+          <w:p>
+            <w:r>
+              <w:t>Expected answer or fallback</w:t>
+            </w:r>
+          </w:p>
+        </w:tc>
+        <w:tc>
+          <w:tcPr>
+            <w:tcW w:type="dxa" w:w="5112"/>
+          </w:tcPr>
+          <w:p>
+            <w:r/>
+          </w:p>
+        </w:tc>
+      </w:tr>
+      <w:tr>
+        <w:tc>
+          <w:tcPr>
+            <w:tcW w:type="dxa" w:w="5112"/>
+          </w:tcPr>
+          <w:p>
+            <w:r>
+              <w:t>Observed result</w:t>
+            </w:r>
+          </w:p>
+        </w:tc>
+        <w:tc>
+          <w:tcPr>
+            <w:tcW w:type="dxa" w:w="5112"/>
+          </w:tcPr>
+          <w:p>
+            <w:r/>
+          </w:p>
+        </w:tc>
+      </w:tr>
+      <w:tr>
+        <w:tc>
+          <w:tcPr>
+            <w:tcW w:type="dxa" w:w="5112"/>
+          </w:tcPr>
+          <w:p>
+            <w:r>
+              <w:t>Why the result occurred</w:t>
+            </w:r>
+          </w:p>
+        </w:tc>
+        <w:tc>
+          <w:tcPr>
+            <w:tcW w:type="dxa" w:w="5112"/>
+          </w:tcPr>
+          <w:p>
+            <w:r/>
+          </w:p>
+        </w:tc>
+      </w:tr>
+    </w:tbl>
+    <w:p>
+      <w:pPr>
+        <w:pStyle w:val="Heading1"/>
+      </w:pPr>
+      <w:r>
+        <w:t>11. Reference · Original target response space</w:t>
+      </w:r>
+    </w:p>
+    <w:p>
+      <w:r>
+        <w:t>This teaching case is practice rather than a fresh assessment.</w:t>
+      </w:r>
+    </w:p>
+    <w:p>
+      <w:pPr>
+        <w:pStyle w:val="Heading2"/>
+      </w:pPr>
+      <w:r>
+        <w:t>Use this when helpful</w:t>
+      </w:r>
+    </w:p>
+    <w:p>
+      <w:pPr>
+        <w:spacing w:line="336" w:lineRule="auto" w:after="180"/>
+      </w:pPr>
+      <w:r>
+        <w:rPr>
+          <w:b w:val="0"/>
+        </w:rPr>
+        <w:t>A club admits a visitor if they have a ticket AND an accompanying adult. Test all four yes/no combinations. A student changes AND to OR. Which outcomes change?</w:t>
+      </w:r>
+    </w:p>
+    <w:p>
+      <w:pPr>
+        <w:pStyle w:val="Heading3"/>
+      </w:pPr>
+      <w:r>
+        <w:t>My explanation after practice</w:t>
+      </w:r>
+    </w:p>
+    <w:p>
+      <w:r>
+        <w:t>________________________________________________________________</w:t>
+      </w:r>
+    </w:p>
+    <w:p>
+      <w:r>
+        <w:t>________________________________________________________________</w:t>
+      </w:r>
+    </w:p>
+    <w:p>
+      <w:r>
+        <w:t>________________________________________________________________</w:t>
+      </w:r>
+    </w:p>
+    <w:p>
+      <w:r>
+        <w:t>________________________________________________________________</w:t>
+      </w:r>
+    </w:p>
+    <w:p>
+      <w:r>
+        <w:t>________________________________________________________________</w:t>
+      </w:r>
+    </w:p>
+    <w:p>
+      <w:r>
+        <w:t>________________________________________________________________</w:t>
+      </w:r>
+    </w:p>
+    <w:p>
+      <w:r>
+        <w:t>________________________________________________________________</w:t>
+      </w:r>
+    </w:p>
+    <w:p>
+      <w:pPr>
+        <w:spacing w:line="336" w:lineRule="auto" w:after="180"/>
+      </w:pPr>
+      <w:r>
+        <w:rPr>
+          <w:b w:val="0"/>
+        </w:rPr>
+        <w:t>Record support used: none, hint or teacher explanation.</w:t>
+      </w:r>
+    </w:p>
+    <w:p>
+      <w:pPr>
+        <w:pStyle w:val="Heading1"/>
+      </w:pPr>
+      <w:r>
+        <w:t>15. Reference · Independent-case response copy</w:t>
+      </w:r>
+    </w:p>
+    <w:p>
+      <w:r>
+        <w:t>This duplicates W4. Reuse the same first-attempt record.</w:t>
+      </w:r>
+    </w:p>
+    <w:p>
+      <w:pPr>
+        <w:pStyle w:val="Heading2"/>
+      </w:pPr>
+      <w:r>
+        <w:t>Use this when helpful</w:t>
+      </w:r>
+    </w:p>
+    <w:p>
+      <w:pPr>
+        <w:spacing w:line="336" w:lineRule="auto" w:after="180"/>
+      </w:pPr>
+      <w:r>
+        <w:rPr>
+          <w:b w:val="0"/>
+        </w:rPr>
+        <w:t>A paper brightness display adds 3 to its starting number. If the current brightness is at most 7, subtract 2; otherwise add 1. Report and stop. Trace separate runs from starting values 3, 4 and 5.</w:t>
+      </w:r>
+    </w:p>
+    <w:p>
+      <w:pPr>
+        <w:spacing w:line="336" w:lineRule="auto" w:after="180"/>
+      </w:pPr>
+      <w:r>
+        <w:rPr>
+          <w:b w:val="0"/>
+        </w:rPr>
+        <w:t>Identify the run that tests equality. Then show how its result changes if at most 7 is accidentally written as below 7.</w:t>
+      </w:r>
+    </w:p>
+    <w:p>
+      <w:pPr>
+        <w:pStyle w:val="Heading3"/>
+      </w:pPr>
+      <w:r>
+        <w:t>My reasoning and evidence</w:t>
+      </w:r>
+    </w:p>
+    <w:p>
+      <w:r>
+        <w:t>________________________________________________________________</w:t>
+      </w:r>
+    </w:p>
+    <w:p>
+      <w:r>
+        <w:t>________________________________________________________________</w:t>
+      </w:r>
+    </w:p>
+    <w:p>
+      <w:r>
+        <w:t>________________________________________________________________</w:t>
+      </w:r>
+    </w:p>
+    <w:p>
+      <w:r>
+        <w:t>________________________________________________________________</w:t>
+      </w:r>
+    </w:p>
+    <w:p>
+      <w:r>
+        <w:t>________________________________________________________________</w:t>
+      </w:r>
+    </w:p>
+    <w:p>
+      <w:r>
+        <w:t>________________________________________________________________</w:t>
+      </w:r>
+    </w:p>
+    <w:p>
+      <w:r>
+        <w:t>________________________________________________________________</w:t>
+      </w:r>
+    </w:p>
+    <w:p>
+      <w:r>
+        <w:t>________________________________________________________________</w:t>
+      </w:r>
+    </w:p>
+    <w:p>
+      <w:pPr>
+        <w:pStyle w:val="Heading1"/>
+      </w:pPr>
+      <w:r>
+        <w:t>18. Extra practice · Use the worked picture</w:t>
+      </w:r>
+    </w:p>
+    <w:p>
+      <w:r>
+        <w:t>Keep the explanation and the support you used.</w:t>
+      </w:r>
+    </w:p>
+    <w:p>
+      <w:pPr>
+        <w:pStyle w:val="Heading2"/>
+      </w:pPr>
+      <w:r>
+        <w:t>Use this when helpful</w:t>
       </w:r>
     </w:p>
     <w:p>
@@ -1892,16 +1956,7 @@
     </w:p>
     <w:p>
       <w:pPr>
-        <w:pStyle w:val="Heading3"/>
-      </w:pPr>
-      <w:r>
-        <w:t>Record the help used</w:t>
-      </w:r>
-    </w:p>
-    <w:p>
-      <w:pPr>
         <w:spacing w:line="336" w:lineRule="auto" w:after="180"/>
-        <w:shd w:fill="F1F6F8"/>
       </w:pPr>
       <w:r>
         <w:rPr>
@@ -1974,12 +2029,20 @@
         <w:pStyle w:val="Heading1"/>
       </w:pPr>
       <w:r>
-        <w:t>19. Project portfolio milestone</w:t>
-      </w:r>
-    </w:p>
-    <w:p>
-      <w:r>
-        <w:t>Keep this week’s input, deciding step, result and limit together in the Helpful Classroom Sorter record.</w:t>
+        <w:t>19. Reference · Project portfolio record</w:t>
+      </w:r>
+    </w:p>
+    <w:p>
+      <w:r>
+        <w:t>Extend your main project response when helpful.</w:t>
+      </w:r>
+    </w:p>
+    <w:p>
+      <w:pPr>
+        <w:pStyle w:val="Heading2"/>
+      </w:pPr>
+      <w:r>
+        <w:t>Use this when helpful</w:t>
       </w:r>
     </w:p>
     <w:p>
@@ -2229,12 +2292,464 @@
         <w:pStyle w:val="Heading1"/>
       </w:pPr>
       <w:r>
-        <w:t>20. Supported practice and learning evidence</w:t>
-      </w:r>
-    </w:p>
-    <w:p>
-      <w:r>
-        <w:t>Try the supported questions before comparing with hints and feedback. Record what you repaired and the evidence you retained.</w:t>
+        <w:t>20. Extra practice: pictures, repair and feedback</w:t>
+      </w:r>
+    </w:p>
+    <w:p>
+      <w:r>
+        <w:t>Attempt each question before opening its explanation. Use one browser or paper copy.</w:t>
+      </w:r>
+    </w:p>
+    <w:p>
+      <w:pPr>
+        <w:pStyle w:val="Heading2"/>
+      </w:pPr>
+      <w:r>
+        <w:t>First supported question</w:t>
+      </w:r>
+    </w:p>
+    <w:p>
+      <w:pPr>
+        <w:pStyle w:val="ListBullet"/>
+      </w:pPr>
+      <w:r>
+        <w:t>A fictional counter begins with a number, adds 2, then chooses one branch.</w:t>
+      </w:r>
+    </w:p>
+    <w:p>
+      <w:pPr>
+        <w:pStyle w:val="Heading3"/>
+      </w:pPr>
+      <w:r>
+        <w:t>Practice 1: explain the deciding evidence</w:t>
+      </w:r>
+    </w:p>
+    <w:p>
+      <w:pPr>
+        <w:pStyle w:val="ListBullet"/>
+      </w:pPr>
+      <w:r>
+        <w:t>Which labelled step matches this detail? The three independent runs report 10,5,6.</w:t>
+      </w:r>
+    </w:p>
+    <w:p>
+      <w:pPr>
+        <w:pStyle w:val="ListBullet"/>
+      </w:pPr>
+      <w:r>
+        <w:t>1. Update first</w:t>
+      </w:r>
+    </w:p>
+    <w:p>
+      <w:pPr>
+        <w:pStyle w:val="ListBullet"/>
+      </w:pPr>
+      <w:r>
+        <w:t>2. Report</w:t>
+      </w:r>
+    </w:p>
+    <w:p>
+      <w:pPr>
+        <w:pStyle w:val="ListBullet"/>
+      </w:pPr>
+      <w:r>
+        <w:t>3. Choose one branch</w:t>
+      </w:r>
+    </w:p>
+    <w:p>
+      <w:pPr>
+        <w:pStyle w:val="ListBullet"/>
+      </w:pPr>
+      <w:r>
+        <w:t>4. Test current value</w:t>
+      </w:r>
+    </w:p>
+    <w:p>
+      <w:pPr>
+        <w:pStyle w:val="Heading3"/>
+      </w:pPr>
+      <w:r>
+        <w:t>My selected conclusion, deciding fact and explanation</w:t>
+      </w:r>
+    </w:p>
+    <w:p>
+      <w:r>
+        <w:t>________________________________________________________________</w:t>
+      </w:r>
+    </w:p>
+    <w:p>
+      <w:r>
+        <w:t>________________________________________________________________</w:t>
+      </w:r>
+    </w:p>
+    <w:p>
+      <w:r>
+        <w:t>________________________________________________________________</w:t>
+      </w:r>
+    </w:p>
+    <w:p>
+      <w:r>
+        <w:t>________________________________________________________________</w:t>
+      </w:r>
+    </w:p>
+    <w:p>
+      <w:r>
+        <w:t>________________________________________________________________</w:t>
+      </w:r>
+    </w:p>
+    <w:p>
+      <w:pPr>
+        <w:pStyle w:val="ListBullet"/>
+      </w:pPr>
+      <w:r>
+        <w:t>Hint if needed: Read the steps in the pictorial case. Match the supplied detail to the stage that performs or records it.</w:t>
+      </w:r>
+    </w:p>
+    <w:p>
+      <w:pPr>
+        <w:pStyle w:val="Heading2"/>
+      </w:pPr>
+      <w:r>
+        <w:t>Check the first explanation · reference / check after trying</w:t>
+      </w:r>
+    </w:p>
+    <w:p>
+      <w:pPr>
+        <w:spacing w:line="336" w:lineRule="auto" w:after="180"/>
+      </w:pPr>
+      <w:r>
+        <w:rPr>
+          <w:b w:val="0"/>
+        </w:rPr>
+        <w:t xml:space="preserve">After your attempt, compare with the supported explanation: Report The three independent runs report 10,5,6. The </w:t>
+      </w:r>
+      <w:r>
+        <w:rPr>
+          <w:b/>
+        </w:rPr>
+        <w:t>condition</w:t>
+      </w:r>
+      <w:r>
+        <w:rPr>
+          <w:b w:val="0"/>
+        </w:rPr>
+        <w:t xml:space="preserve"> is evaluated after adding 2.</w:t>
+      </w:r>
+    </w:p>
+    <w:p>
+      <w:pPr>
+        <w:spacing w:line="336" w:lineRule="auto" w:after="180"/>
+      </w:pPr>
+      <w:r>
+        <w:rPr>
+          <w:b w:val="0"/>
+        </w:rPr>
+        <w:t xml:space="preserve">Equality belongs to the at-least </w:t>
+      </w:r>
+      <w:r>
+        <w:rPr>
+          <w:b/>
+        </w:rPr>
+        <w:t>branch</w:t>
+      </w:r>
+      <w:r>
+        <w:rPr>
+          <w:b w:val="0"/>
+        </w:rPr>
+        <w:t xml:space="preserve">, so starting at 4 checks the boundary. Once a </w:t>
+      </w:r>
+      <w:r>
+        <w:rPr>
+          <w:b/>
+        </w:rPr>
+        <w:t>branch</w:t>
+      </w:r>
+      <w:r>
+        <w:rPr>
+          <w:b w:val="0"/>
+        </w:rPr>
+        <w:t xml:space="preserve"> finishes, the program reports; it does not reconsider the </w:t>
+      </w:r>
+      <w:r>
+        <w:rPr>
+          <w:b/>
+        </w:rPr>
+        <w:t>condition</w:t>
+      </w:r>
+      <w:r>
+        <w:rPr>
+          <w:b w:val="0"/>
+        </w:rPr>
+        <w:t xml:space="preserve"> just because doubling 5 produced 10.</w:t>
+      </w:r>
+    </w:p>
+    <w:p>
+      <w:pPr>
+        <w:pStyle w:val="Heading2"/>
+      </w:pPr>
+      <w:r>
+        <w:t>Changed-case question</w:t>
+      </w:r>
+    </w:p>
+    <w:p>
+      <w:pPr>
+        <w:pStyle w:val="Heading3"/>
+      </w:pPr>
+      <w:r>
+        <w:t>Practice 2: explain the deciding evidence</w:t>
+      </w:r>
+    </w:p>
+    <w:p>
+      <w:pPr>
+        <w:pStyle w:val="ListBullet"/>
+      </w:pPr>
+      <w:r>
+        <w:t>Changed-case practice: Replace at least 6 with above 6. Which conclusion is supported by the supplied facts?</w:t>
+      </w:r>
+    </w:p>
+    <w:p>
+      <w:pPr>
+        <w:pStyle w:val="ListBullet"/>
+      </w:pPr>
+      <w:r>
+        <w:t>1. This one example guarantees correct results for every future input.</w:t>
+      </w:r>
+    </w:p>
+    <w:p>
+      <w:pPr>
+        <w:pStyle w:val="ListBullet"/>
+      </w:pPr>
+      <w:r>
+        <w:t>2. Only the run starting at 4 changes: it reports 12.</w:t>
+      </w:r>
+    </w:p>
+    <w:p>
+      <w:pPr>
+        <w:pStyle w:val="ListBullet"/>
+      </w:pPr>
+      <w:r>
+        <w:t>3. We can decide the result without examining the changed input or the procedure.</w:t>
+      </w:r>
+    </w:p>
+    <w:p>
+      <w:pPr>
+        <w:pStyle w:val="Heading3"/>
+      </w:pPr>
+      <w:r>
+        <w:t>My selected conclusion, deciding fact and explanation</w:t>
+      </w:r>
+    </w:p>
+    <w:p>
+      <w:r>
+        <w:t>________________________________________________________________</w:t>
+      </w:r>
+    </w:p>
+    <w:p>
+      <w:r>
+        <w:t>________________________________________________________________</w:t>
+      </w:r>
+    </w:p>
+    <w:p>
+      <w:r>
+        <w:t>________________________________________________________________</w:t>
+      </w:r>
+    </w:p>
+    <w:p>
+      <w:r>
+        <w:t>________________________________________________________________</w:t>
+      </w:r>
+    </w:p>
+    <w:p>
+      <w:r>
+        <w:t>________________________________________________________________</w:t>
+      </w:r>
+    </w:p>
+    <w:p>
+      <w:pPr>
+        <w:pStyle w:val="ListBullet"/>
+      </w:pPr>
+      <w:r>
+        <w:t>Hint if needed: Use the changed condition and the deciding step in the pictorial trace. The answer must say what follows from those facts.</w:t>
+      </w:r>
+    </w:p>
+    <w:p>
+      <w:pPr>
+        <w:pStyle w:val="Heading2"/>
+      </w:pPr>
+      <w:r>
+        <w:t>Check the changed case · reference / check after trying</w:t>
+      </w:r>
+    </w:p>
+    <w:p>
+      <w:pPr>
+        <w:spacing w:line="336" w:lineRule="auto" w:after="180"/>
+      </w:pPr>
+      <w:r>
+        <w:rPr>
+          <w:b w:val="0"/>
+        </w:rPr>
+        <w:t>After your attempt, compare with the supported explanation: Only the run starting at 4 changes: it reports 12. Updated value 6 fails a strict above comparison and is doubled.</w:t>
+      </w:r>
+    </w:p>
+    <w:p>
+      <w:pPr>
+        <w:pStyle w:val="Heading2"/>
+      </w:pPr>
+      <w:r>
+        <w:t>Repair and save your work</w:t>
+      </w:r>
+    </w:p>
+    <w:p>
+      <w:pPr>
+        <w:spacing w:line="336" w:lineRule="auto" w:after="180"/>
+      </w:pPr>
+      <w:r>
+        <w:rPr>
+          <w:b w:val="0"/>
+        </w:rPr>
+        <w:t>Review Algorithms as Recipes (ai-1/9). Goal: Trace an ordered algorithm using the current value after every instruction. Short practice: Use the arrows to explain where the two zero-start runs first differ..</w:t>
+      </w:r>
+    </w:p>
+    <w:p>
+      <w:pPr>
+        <w:spacing w:line="336" w:lineRule="auto" w:after="180"/>
+      </w:pPr>
+      <w:r>
+        <w:rPr>
+          <w:b w:val="0"/>
+        </w:rPr>
+        <w:t>Return to this week and explain what you changed.</w:t>
+      </w:r>
+    </w:p>
+    <w:p>
+      <w:pPr>
+        <w:spacing w:line="336" w:lineRule="auto" w:after="180"/>
+      </w:pPr>
+      <w:r>
+        <w:rPr>
+          <w:b w:val="0"/>
+        </w:rPr>
+        <w:t xml:space="preserve">Review Categories and Labels (ai-1/7). Goal: Apply a category definition using explicit </w:t>
+      </w:r>
+      <w:r>
+        <w:rPr>
+          <w:b/>
+        </w:rPr>
+        <w:t>evidence</w:t>
+      </w:r>
+      <w:r>
+        <w:rPr>
+          <w:b w:val="0"/>
+        </w:rPr>
+        <w:t xml:space="preserve"> and boundary rules. Short practice: Explain why B originally was revise rather than review, then label its changed version..</w:t>
+      </w:r>
+    </w:p>
+    <w:p>
+      <w:pPr>
+        <w:spacing w:line="336" w:lineRule="auto" w:after="180"/>
+      </w:pPr>
+      <w:r>
+        <w:rPr>
+          <w:b w:val="0"/>
+        </w:rPr>
+        <w:t>Return to this week and explain what you changed.</w:t>
+      </w:r>
+    </w:p>
+    <w:p>
+      <w:pPr>
+        <w:spacing w:line="336" w:lineRule="auto" w:after="180"/>
+      </w:pPr>
+      <w:r>
+        <w:rPr>
+          <w:b w:val="0"/>
+        </w:rPr>
+        <w:t>Review Rules or Learned Patterns? (ai-1/4). Goal: Execute a stated rule including its boundary. Short practice: Show which stage used labels and which stage used only the new measurement..</w:t>
+      </w:r>
+    </w:p>
+    <w:p>
+      <w:pPr>
+        <w:spacing w:line="336" w:lineRule="auto" w:after="180"/>
+      </w:pPr>
+      <w:r>
+        <w:rPr>
+          <w:b w:val="0"/>
+        </w:rPr>
+        <w:t>Return to this week and explain what you changed.</w:t>
+      </w:r>
+    </w:p>
+    <w:p>
+      <w:pPr>
+        <w:spacing w:line="336" w:lineRule="auto" w:after="180"/>
+      </w:pPr>
+      <w:r>
+        <w:rPr>
+          <w:b w:val="0"/>
+        </w:rPr>
+        <w:t xml:space="preserve">Use Download completed work in the hosted lesson to export your answers, reflections, practice feedback and code-run </w:t>
+      </w:r>
+      <w:r>
+        <w:rPr>
+          <w:b/>
+        </w:rPr>
+        <w:t>evidence</w:t>
+      </w:r>
+      <w:r>
+        <w:rPr>
+          <w:b w:val="0"/>
+        </w:rPr>
+        <w:t>. Open the HTML copy to read or print it.</w:t>
+      </w:r>
+    </w:p>
+    <w:p>
+      <w:pPr>
+        <w:spacing w:line="336" w:lineRule="auto" w:after="180"/>
+      </w:pPr>
+      <w:r>
+        <w:rPr>
+          <w:b w:val="0"/>
+        </w:rPr>
+        <w:t>Drafts stay in this browser when storage is available; clear drafts on a shared device.</w:t>
+      </w:r>
+    </w:p>
+    <w:p>
+      <w:pPr>
+        <w:pStyle w:val="Heading3"/>
+      </w:pPr>
+      <w:r>
+        <w:t>What I repaired, the evidence I kept and the next test</w:t>
+      </w:r>
+    </w:p>
+    <w:p>
+      <w:r>
+        <w:t>________________________________________________________________</w:t>
+      </w:r>
+    </w:p>
+    <w:p>
+      <w:r>
+        <w:t>________________________________________________________________</w:t>
+      </w:r>
+    </w:p>
+    <w:p>
+      <w:r>
+        <w:t>________________________________________________________________</w:t>
+      </w:r>
+    </w:p>
+    <w:p>
+      <w:r>
+        <w:t>________________________________________________________________</w:t>
+      </w:r>
+    </w:p>
+    <w:p>
+      <w:r>
+        <w:t>________________________________________________________________</w:t>
+      </w:r>
+    </w:p>
+    <w:p>
+      <w:pPr>
+        <w:pStyle w:val="Heading2"/>
+      </w:pPr>
+      <w:r>
+        <w:t>Earlier wording, alternatives and picture transcripts · reference / check after trying</w:t>
       </w:r>
     </w:p>
     <w:p>
@@ -2250,98 +2765,10 @@
     </w:p>
     <w:p>
       <w:pPr>
-        <w:spacing w:line="336" w:lineRule="auto" w:after="180"/>
-      </w:pPr>
-      <w:r>
-        <w:rPr>
-          <w:b w:val="0"/>
-        </w:rPr>
-        <w:t xml:space="preserve">A fictional counter begins with a number, adds 2, then chooses one </w:t>
-      </w:r>
-      <w:r>
-        <w:rPr>
-          <w:b/>
-        </w:rPr>
-        <w:t>branch</w:t>
-      </w:r>
-      <w:r>
-        <w:rPr>
-          <w:b w:val="0"/>
-        </w:rPr>
-        <w:t>.</w:t>
-      </w:r>
-    </w:p>
-    <w:p>
-      <w:pPr>
         <w:pStyle w:val="Heading3"/>
       </w:pPr>
       <w:r>
-        <w:t>Practice 1: explain the deciding evidence</w:t>
-      </w:r>
-    </w:p>
-    <w:p>
-      <w:pPr>
-        <w:spacing w:line="336" w:lineRule="auto" w:after="180"/>
-      </w:pPr>
-      <w:r>
-        <w:rPr>
-          <w:b w:val="0"/>
-        </w:rPr>
-        <w:t>Which labelled step matches this detail? The three independent runs report 10,5,6.</w:t>
-      </w:r>
-    </w:p>
-    <w:p>
-      <w:pPr>
-        <w:spacing w:line="336" w:lineRule="auto" w:after="180"/>
-        <w:shd w:fill="F4F9FC"/>
-      </w:pPr>
-      <w:r>
-        <w:rPr>
-          <w:b w:val="0"/>
-        </w:rPr>
-        <w:t>1. Update first</w:t>
-      </w:r>
-    </w:p>
-    <w:p>
-      <w:pPr>
-        <w:spacing w:line="336" w:lineRule="auto" w:after="180"/>
-        <w:shd w:fill="F4F9FC"/>
-      </w:pPr>
-      <w:r>
-        <w:rPr>
-          <w:b w:val="0"/>
-        </w:rPr>
-        <w:t>2. Report</w:t>
-      </w:r>
-    </w:p>
-    <w:p>
-      <w:pPr>
-        <w:spacing w:line="336" w:lineRule="auto" w:after="180"/>
-        <w:shd w:fill="F4F9FC"/>
-      </w:pPr>
-      <w:r>
-        <w:rPr>
-          <w:b w:val="0"/>
-        </w:rPr>
-        <w:t xml:space="preserve">3. Choose one </w:t>
-      </w:r>
-      <w:r>
-        <w:rPr>
-          <w:b/>
-        </w:rPr>
-        <w:t>branch</w:t>
-      </w:r>
-    </w:p>
-    <w:p>
-      <w:pPr>
-        <w:spacing w:line="336" w:lineRule="auto" w:after="180"/>
-        <w:shd w:fill="F4F9FC"/>
-      </w:pPr>
-      <w:r>
-        <w:rPr>
-          <w:b w:val="0"/>
-        </w:rPr>
-        <w:t>4. Test current value</w:t>
+        <w:t>Repair a missing building block</w:t>
       </w:r>
     </w:p>
     <w:p>
@@ -2349,484 +2776,25 @@
         <w:pStyle w:val="Heading3"/>
       </w:pPr>
       <w:r>
-        <w:t>My selected conclusion, deciding fact and explanation</w:t>
-      </w:r>
-    </w:p>
-    <w:p>
-      <w:r>
-        <w:t>________________________________________________________________</w:t>
-      </w:r>
-    </w:p>
-    <w:p>
-      <w:r>
-        <w:t>________________________________________________________________</w:t>
-      </w:r>
-    </w:p>
-    <w:p>
-      <w:r>
-        <w:t>________________________________________________________________</w:t>
-      </w:r>
-    </w:p>
-    <w:p>
-      <w:r>
-        <w:t>________________________________________________________________</w:t>
-      </w:r>
-    </w:p>
-    <w:p>
-      <w:r>
-        <w:t>________________________________________________________________</w:t>
-      </w:r>
-    </w:p>
-    <w:p>
-      <w:pPr>
-        <w:pStyle w:val="Heading3"/>
-      </w:pPr>
-      <w:r>
-        <w:t>Hint · try first</w:t>
-      </w:r>
-    </w:p>
-    <w:p>
-      <w:pPr>
-        <w:spacing w:line="336" w:lineRule="auto" w:after="180"/>
-        <w:shd w:fill="F1F6F8"/>
-      </w:pPr>
-      <w:r>
-        <w:rPr>
-          <w:b w:val="0"/>
-        </w:rPr>
-        <w:t>Hint if needed: Read the steps in the pictorial case. Match the supplied detail to the stage that performs or records it.</w:t>
-      </w:r>
-    </w:p>
-    <w:p>
-      <w:pPr>
-        <w:pStyle w:val="Heading3"/>
-      </w:pPr>
-      <w:r>
-        <w:t>Feedback · compare after trying</w:t>
-      </w:r>
-    </w:p>
-    <w:p>
-      <w:pPr>
-        <w:spacing w:line="336" w:lineRule="auto" w:after="180"/>
-        <w:shd w:fill="F1F6FC"/>
-      </w:pPr>
-      <w:r>
-        <w:rPr>
-          <w:b w:val="0"/>
-        </w:rPr>
-        <w:t xml:space="preserve">After your attempt, compare with the supported explanation: Report The three independent runs report 10,5,6. The </w:t>
-      </w:r>
-      <w:r>
-        <w:rPr>
-          <w:b/>
-        </w:rPr>
-        <w:t>condition</w:t>
-      </w:r>
-      <w:r>
-        <w:rPr>
-          <w:b w:val="0"/>
-        </w:rPr>
-        <w:t xml:space="preserve"> is evaluated after adding 2.</w:t>
-      </w:r>
-    </w:p>
-    <w:p>
-      <w:pPr>
-        <w:spacing w:line="336" w:lineRule="auto" w:after="180"/>
-        <w:shd w:fill="F1F6FC"/>
-      </w:pPr>
-      <w:r>
-        <w:rPr>
-          <w:b w:val="0"/>
-        </w:rPr>
-        <w:t xml:space="preserve">Equality belongs to the at-least </w:t>
-      </w:r>
-      <w:r>
-        <w:rPr>
-          <w:b/>
-        </w:rPr>
-        <w:t>branch</w:t>
-      </w:r>
-      <w:r>
-        <w:rPr>
-          <w:b w:val="0"/>
-        </w:rPr>
-        <w:t xml:space="preserve">, so starting at 4 checks the boundary. Once a </w:t>
-      </w:r>
-      <w:r>
-        <w:rPr>
-          <w:b/>
-        </w:rPr>
-        <w:t>branch</w:t>
-      </w:r>
-      <w:r>
-        <w:rPr>
-          <w:b w:val="0"/>
-        </w:rPr>
-        <w:t xml:space="preserve"> finishes, the program reports; it does not reconsider the </w:t>
-      </w:r>
-      <w:r>
-        <w:rPr>
-          <w:b/>
-        </w:rPr>
-        <w:t>condition</w:t>
-      </w:r>
-      <w:r>
-        <w:rPr>
-          <w:b w:val="0"/>
-        </w:rPr>
-        <w:t xml:space="preserve"> just because doubling 5 produced 10.</w:t>
-      </w:r>
-    </w:p>
-    <w:p>
-      <w:pPr>
-        <w:pStyle w:val="Heading3"/>
-      </w:pPr>
-      <w:r>
-        <w:t>Practice 2: explain the deciding evidence</w:t>
-      </w:r>
-    </w:p>
-    <w:p>
-      <w:pPr>
-        <w:pStyle w:val="Heading3"/>
-      </w:pPr>
-      <w:r>
-        <w:t>Changed case · predict first</w:t>
-      </w:r>
-    </w:p>
-    <w:p>
-      <w:pPr>
-        <w:spacing w:line="336" w:lineRule="auto" w:after="180"/>
-        <w:shd w:fill="F5F1FB"/>
-      </w:pPr>
-      <w:r>
-        <w:rPr>
-          <w:b w:val="0"/>
-        </w:rPr>
-        <w:t>Changed-case practice: Replace at least 6 with above 6. Which conclusion is supported by the supplied facts?</w:t>
-      </w:r>
-    </w:p>
-    <w:p>
-      <w:pPr>
-        <w:spacing w:line="336" w:lineRule="auto" w:after="180"/>
-        <w:shd w:fill="F4F9FC"/>
-      </w:pPr>
-      <w:r>
-        <w:rPr>
-          <w:b w:val="0"/>
-        </w:rPr>
-        <w:t xml:space="preserve">1. This one example guarantees correct results for every future </w:t>
-      </w:r>
-      <w:r>
-        <w:rPr>
-          <w:b/>
-        </w:rPr>
-        <w:t>input</w:t>
-      </w:r>
-      <w:r>
-        <w:rPr>
-          <w:b w:val="0"/>
-        </w:rPr>
-        <w:t>.</w:t>
-      </w:r>
-    </w:p>
-    <w:p>
-      <w:pPr>
-        <w:spacing w:line="336" w:lineRule="auto" w:after="180"/>
-        <w:shd w:fill="F4F9FC"/>
-      </w:pPr>
-      <w:r>
-        <w:rPr>
-          <w:b w:val="0"/>
-        </w:rPr>
-        <w:t>2. Only the run starting at 4 changes: it reports 12.</w:t>
-      </w:r>
-    </w:p>
-    <w:p>
-      <w:pPr>
-        <w:spacing w:line="336" w:lineRule="auto" w:after="180"/>
-        <w:shd w:fill="F4F9FC"/>
-      </w:pPr>
-      <w:r>
-        <w:rPr>
-          <w:b w:val="0"/>
-        </w:rPr>
-        <w:t xml:space="preserve">3. We can decide the result without examining the changed </w:t>
-      </w:r>
-      <w:r>
-        <w:rPr>
-          <w:b/>
-        </w:rPr>
-        <w:t>input</w:t>
-      </w:r>
-      <w:r>
-        <w:rPr>
-          <w:b w:val="0"/>
-        </w:rPr>
-        <w:t xml:space="preserve"> or the procedure.</w:t>
-      </w:r>
-    </w:p>
-    <w:p>
-      <w:pPr>
-        <w:pStyle w:val="Heading3"/>
-      </w:pPr>
-      <w:r>
-        <w:t>My selected conclusion, deciding fact and explanation</w:t>
-      </w:r>
-    </w:p>
-    <w:p>
-      <w:r>
-        <w:t>________________________________________________________________</w:t>
-      </w:r>
-    </w:p>
-    <w:p>
-      <w:r>
-        <w:t>________________________________________________________________</w:t>
-      </w:r>
-    </w:p>
-    <w:p>
-      <w:r>
-        <w:t>________________________________________________________________</w:t>
-      </w:r>
-    </w:p>
-    <w:p>
-      <w:r>
-        <w:t>________________________________________________________________</w:t>
-      </w:r>
-    </w:p>
-    <w:p>
-      <w:r>
-        <w:t>________________________________________________________________</w:t>
-      </w:r>
-    </w:p>
-    <w:p>
-      <w:pPr>
-        <w:pStyle w:val="Heading3"/>
-      </w:pPr>
-      <w:r>
-        <w:t>Hint · try first</w:t>
-      </w:r>
-    </w:p>
-    <w:p>
-      <w:pPr>
-        <w:spacing w:line="336" w:lineRule="auto" w:after="180"/>
-        <w:shd w:fill="F1F6F8"/>
-      </w:pPr>
-      <w:r>
-        <w:rPr>
-          <w:b w:val="0"/>
-        </w:rPr>
-        <w:t xml:space="preserve">Hint if needed: Use the changed </w:t>
-      </w:r>
-      <w:r>
-        <w:rPr>
-          <w:b/>
-        </w:rPr>
-        <w:t>condition</w:t>
-      </w:r>
-      <w:r>
-        <w:rPr>
-          <w:b w:val="0"/>
-        </w:rPr>
-        <w:t xml:space="preserve"> and the deciding step in the pictorial trace. The answer must say what follows from those facts.</w:t>
-      </w:r>
-    </w:p>
-    <w:p>
-      <w:pPr>
-        <w:pStyle w:val="Heading3"/>
-      </w:pPr>
-      <w:r>
-        <w:t>Feedback · compare after trying</w:t>
-      </w:r>
-    </w:p>
-    <w:p>
-      <w:pPr>
-        <w:spacing w:line="336" w:lineRule="auto" w:after="180"/>
-        <w:shd w:fill="F1F6FC"/>
-      </w:pPr>
-      <w:r>
-        <w:rPr>
-          <w:b w:val="0"/>
-        </w:rPr>
-        <w:t>After your attempt, compare with the supported explanation: Only the run starting at 4 changes: it reports 12. Updated value 6 fails a strict above comparison and is doubled.</w:t>
-      </w:r>
-    </w:p>
-    <w:p>
-      <w:pPr>
-        <w:pStyle w:val="Heading3"/>
-      </w:pPr>
-      <w:r>
-        <w:t>Repair a missing building block</w:t>
-      </w:r>
-    </w:p>
-    <w:p>
-      <w:pPr>
-        <w:spacing w:line="336" w:lineRule="auto" w:after="180"/>
-      </w:pPr>
-      <w:r>
-        <w:rPr>
-          <w:b w:val="0"/>
-        </w:rPr>
-        <w:t>Review Algorithms as Recipes (ai-1/9). Goal: Trace an ordered algorithm using the current value after every instruction. Short practice: Use the arrows to explain where the two zero-start runs first differ..</w:t>
-      </w:r>
-    </w:p>
-    <w:p>
-      <w:pPr>
-        <w:spacing w:line="336" w:lineRule="auto" w:after="180"/>
-      </w:pPr>
-      <w:r>
-        <w:rPr>
-          <w:b w:val="0"/>
-        </w:rPr>
-        <w:t>Return to this week and explain what you changed.</w:t>
-      </w:r>
-    </w:p>
-    <w:p>
-      <w:pPr>
-        <w:spacing w:line="336" w:lineRule="auto" w:after="180"/>
-      </w:pPr>
-      <w:r>
-        <w:rPr>
-          <w:b w:val="0"/>
-        </w:rPr>
-        <w:t xml:space="preserve">Review Categories and Labels (ai-1/7). Goal: Apply a category definition using explicit </w:t>
-      </w:r>
-      <w:r>
-        <w:rPr>
-          <w:b/>
-        </w:rPr>
-        <w:t>evidence</w:t>
-      </w:r>
-      <w:r>
-        <w:rPr>
-          <w:b w:val="0"/>
-        </w:rPr>
-        <w:t xml:space="preserve"> and boundary rules. Short practice: Explain why B originally was revise rather than review, then label its changed version..</w:t>
-      </w:r>
-    </w:p>
-    <w:p>
-      <w:pPr>
-        <w:spacing w:line="336" w:lineRule="auto" w:after="180"/>
-      </w:pPr>
-      <w:r>
-        <w:rPr>
-          <w:b w:val="0"/>
-        </w:rPr>
-        <w:t>Return to this week and explain what you changed.</w:t>
-      </w:r>
-    </w:p>
-    <w:p>
-      <w:pPr>
-        <w:spacing w:line="336" w:lineRule="auto" w:after="180"/>
-      </w:pPr>
-      <w:r>
-        <w:rPr>
-          <w:b w:val="0"/>
-        </w:rPr>
-        <w:t>Review Rules or Learned Patterns? (ai-1/4). Goal: Execute a stated rule including its boundary. Short practice: Show which stage used labels and which stage used only the new measurement..</w:t>
-      </w:r>
-    </w:p>
-    <w:p>
-      <w:pPr>
-        <w:spacing w:line="336" w:lineRule="auto" w:after="180"/>
-      </w:pPr>
-      <w:r>
-        <w:rPr>
-          <w:b w:val="0"/>
-        </w:rPr>
-        <w:t>Return to this week and explain what you changed.</w:t>
-      </w:r>
-    </w:p>
-    <w:p>
-      <w:pPr>
-        <w:pStyle w:val="Heading3"/>
-      </w:pPr>
-      <w:r>
         <w:t>Keep your completed work</w:t>
       </w:r>
     </w:p>
     <w:p>
       <w:pPr>
-        <w:spacing w:line="336" w:lineRule="auto" w:after="180"/>
-      </w:pPr>
-      <w:r>
-        <w:rPr>
-          <w:b w:val="0"/>
-        </w:rPr>
-        <w:t xml:space="preserve">Use Download completed work in the hosted lesson to export your answers, reflections, practice feedback and code-run </w:t>
-      </w:r>
-      <w:r>
-        <w:rPr>
-          <w:b/>
-        </w:rPr>
-        <w:t>evidence</w:t>
-      </w:r>
-      <w:r>
-        <w:rPr>
-          <w:b w:val="0"/>
-        </w:rPr>
-        <w:t>. Open the HTML copy to read or print it.</w:t>
-      </w:r>
-    </w:p>
-    <w:p>
-      <w:pPr>
-        <w:spacing w:line="336" w:lineRule="auto" w:after="180"/>
-      </w:pPr>
-      <w:r>
-        <w:rPr>
-          <w:b w:val="0"/>
-        </w:rPr>
-        <w:t>Drafts stay in this browser when storage is available; clear drafts on a shared device.</w:t>
-      </w:r>
-    </w:p>
-    <w:p>
-      <w:pPr>
-        <w:pStyle w:val="Heading3"/>
-      </w:pPr>
-      <w:r>
-        <w:t>What I repaired, the evidence I kept and the next test</w:t>
-      </w:r>
-    </w:p>
-    <w:p>
-      <w:r>
-        <w:t>________________________________________________________________</w:t>
-      </w:r>
-    </w:p>
-    <w:p>
-      <w:r>
-        <w:t>________________________________________________________________</w:t>
-      </w:r>
-    </w:p>
-    <w:p>
-      <w:r>
-        <w:t>________________________________________________________________</w:t>
-      </w:r>
-    </w:p>
-    <w:p>
-      <w:r>
-        <w:t>________________________________________________________________</w:t>
-      </w:r>
-    </w:p>
-    <w:p>
-      <w:r>
-        <w:t>________________________________________________________________</w:t>
-      </w:r>
-    </w:p>
-    <w:p>
-      <w:pPr>
         <w:pStyle w:val="Heading1"/>
       </w:pPr>
       <w:r>
-        <w:t>21. Visual concept journey</w:t>
-      </w:r>
-    </w:p>
-    <w:p>
-      <w:r>
-        <w:t>Explain each If/Then Decisions picture from its labels, then record a relevant limit.</w:t>
-      </w:r>
-    </w:p>
-    <w:p>
-      <w:pPr>
-        <w:pStyle w:val="Heading3"/>
+        <w:t>21. Reference · Six-picture response sheets</w:t>
+      </w:r>
+    </w:p>
+    <w:p>
+      <w:r>
+        <w:t>Choose the image that helps rather than repeating all six.</w:t>
+      </w:r>
+    </w:p>
+    <w:p>
+      <w:pPr>
+        <w:pStyle w:val="Heading2"/>
       </w:pPr>
       <w:r>
         <w:t>01. If/Then Decisions: the case</w:t>
@@ -2894,7 +2862,6 @@
     <w:p>
       <w:pPr>
         <w:spacing w:line="336" w:lineRule="auto" w:after="180"/>
-        <w:shd w:fill="F5F1FB"/>
       </w:pPr>
       <w:r>
         <w:rPr>
@@ -2933,7 +2900,7 @@
     </w:p>
     <w:p>
       <w:pPr>
-        <w:pStyle w:val="Heading3"/>
+        <w:pStyle w:val="Heading2"/>
       </w:pPr>
       <w:r>
         <w:t>02. Follow the deciding steps</w:t>
@@ -3001,7 +2968,6 @@
     <w:p>
       <w:pPr>
         <w:spacing w:line="336" w:lineRule="auto" w:after="180"/>
-        <w:shd w:fill="F5F1FB"/>
       </w:pPr>
       <w:r>
         <w:rPr>
@@ -3052,7 +3018,7 @@
     </w:p>
     <w:p>
       <w:pPr>
-        <w:pStyle w:val="Heading3"/>
+        <w:pStyle w:val="Heading2"/>
       </w:pPr>
       <w:r>
         <w:t>03. Inclusive branching trace</w:t>
@@ -3120,7 +3086,6 @@
     <w:p>
       <w:pPr>
         <w:spacing w:line="336" w:lineRule="auto" w:after="180"/>
-        <w:shd w:fill="F5F1FB"/>
       </w:pPr>
       <w:r>
         <w:rPr>
@@ -3159,7 +3124,7 @@
     </w:p>
     <w:p>
       <w:pPr>
-        <w:pStyle w:val="Heading3"/>
+        <w:pStyle w:val="Heading2"/>
       </w:pPr>
       <w:r>
         <w:t>04. Change one thing. Trace what follows.</w:t>
@@ -3238,7 +3203,6 @@
     <w:p>
       <w:pPr>
         <w:spacing w:line="336" w:lineRule="auto" w:after="180"/>
-        <w:shd w:fill="F5F1FB"/>
       </w:pPr>
       <w:r>
         <w:rPr>
@@ -3277,7 +3241,7 @@
     </w:p>
     <w:p>
       <w:pPr>
-        <w:pStyle w:val="Heading3"/>
+        <w:pStyle w:val="Heading2"/>
       </w:pPr>
       <w:r>
         <w:t>05. Connect the explanation to its limit</w:t>
@@ -3427,7 +3391,6 @@
     <w:p>
       <w:pPr>
         <w:spacing w:line="336" w:lineRule="auto" w:after="180"/>
-        <w:shd w:fill="F5F1FB"/>
       </w:pPr>
       <w:r>
         <w:rPr>
@@ -3466,7 +3429,7 @@
     </w:p>
     <w:p>
       <w:pPr>
-        <w:pStyle w:val="Heading3"/>
+        <w:pStyle w:val="Heading2"/>
       </w:pPr>
       <w:r>
         <w:t>06. Make the idea visible in your project</w:t>
@@ -3605,7 +3568,6 @@
     <w:p>
       <w:pPr>
         <w:spacing w:line="336" w:lineRule="auto" w:after="180"/>
-        <w:shd w:fill="F5F1FB"/>
       </w:pPr>
       <w:r>
         <w:rPr>
@@ -3652,6 +3614,62 @@
     <w:p>
       <w:r>
         <w:t>________________________________________________________________</w:t>
+      </w:r>
+    </w:p>
+    <w:p>
+      <w:pPr>
+        <w:pStyle w:val="Heading2"/>
+      </w:pPr>
+      <w:r>
+        <w:t>Earlier wording, alternatives and picture transcripts · reference / check after trying</w:t>
+      </w:r>
+    </w:p>
+    <w:p>
+      <w:pPr>
+        <w:pStyle w:val="Heading3"/>
+      </w:pPr>
+      <w:r>
+        <w:t>01. If/Then Decisions: the case</w:t>
+      </w:r>
+    </w:p>
+    <w:p>
+      <w:pPr>
+        <w:pStyle w:val="Heading3"/>
+      </w:pPr>
+      <w:r>
+        <w:t>02. Follow the deciding steps</w:t>
+      </w:r>
+    </w:p>
+    <w:p>
+      <w:pPr>
+        <w:pStyle w:val="Heading3"/>
+      </w:pPr>
+      <w:r>
+        <w:t>03. Inclusive branching trace</w:t>
+      </w:r>
+    </w:p>
+    <w:p>
+      <w:pPr>
+        <w:pStyle w:val="Heading3"/>
+      </w:pPr>
+      <w:r>
+        <w:t>04. Change one thing. Trace what follows.</w:t>
+      </w:r>
+    </w:p>
+    <w:p>
+      <w:pPr>
+        <w:pStyle w:val="Heading3"/>
+      </w:pPr>
+      <w:r>
+        <w:t>05. Connect the explanation to its limit</w:t>
+      </w:r>
+    </w:p>
+    <w:p>
+      <w:pPr>
+        <w:pStyle w:val="Heading3"/>
+      </w:pPr>
+      <w:r>
+        <w:t>06. Make the idea visible in your project</w:t>
       </w:r>
     </w:p>
     <w:sectPr>
